--- a/SMP/1 Define Risk Management in software project management.docx
+++ b/SMP/1 Define Risk Management in software project management.docx
@@ -1,13 +1,10 @@
 
 <file path=word/document.xml><?xml version="1.0" encoding="utf-8"?>
-<w:document xmlns:wpc="http://schemas.microsoft.com/office/word/2010/wordprocessingCanvas" xmlns:cx="http://schemas.microsoft.com/office/drawing/2014/chartex" xmlns:cx1="http://schemas.microsoft.com/office/drawing/2015/9/8/chartex" xmlns:cx2="http://schemas.microsoft.com/office/drawing/2015/10/21/chartex" xmlns:cx3="http://schemas.microsoft.com/office/drawing/2016/5/9/chartex" xmlns:cx4="http://schemas.microsoft.com/office/drawing/2016/5/10/chartex" xmlns:cx5="http://schemas.microsoft.com/office/drawing/2016/5/11/chartex" xmlns:cx6="http://schemas.microsoft.com/office/drawing/2016/5/12/chartex" xmlns:cx7="http://schemas.microsoft.com/office/drawing/2016/5/13/chartex" xmlns:cx8="http://schemas.microsoft.com/office/drawing/2016/5/14/chartex" xmlns:mc="http://schemas.openxmlformats.org/markup-compatibility/2006" xmlns:aink="http://schemas.microsoft.com/office/drawing/2016/ink" xmlns:am3d="http://schemas.microsoft.com/office/drawing/2017/model3d" xmlns:o="urn:schemas-microsoft-com:office:office" xmlns:oel="http://schemas.microsoft.com/office/2019/extlst" xmlns:r="http://schemas.openxmlformats.org/officeDocument/2006/relationships" xmlns:m="http://schemas.openxmlformats.org/officeDocument/2006/math" xmlns:v="urn:schemas-microsoft-com:vml" xmlns:wp14="http://schemas.microsoft.com/office/word/2010/wordprocessingDrawing" xmlns:wp="http://schemas.openxmlformats.org/drawingml/2006/wordprocessingDrawing" xmlns:w10="urn:schemas-microsoft-com:office:word" xmlns:w="http://schemas.openxmlformats.org/wordprocessingml/2006/main" xmlns:w14="http://schemas.microsoft.com/office/word/2010/wordml" xmlns:w15="http://schemas.microsoft.com/office/word/2012/wordml" xmlns:w16cex="http://schemas.microsoft.com/office/word/2018/wordml/cex" xmlns:w16cid="http://schemas.microsoft.com/office/word/2016/wordml/cid" xmlns:w16="http://schemas.microsoft.com/office/word/2018/wordml" xmlns:w16sdtdh="http://schemas.microsoft.com/office/word/2020/wordml/sdtdatahash" xmlns:w16se="http://schemas.microsoft.com/office/word/2015/wordml/symex" xmlns:wpg="http://schemas.microsoft.com/office/word/2010/wordprocessingGroup" xmlns:wpi="http://schemas.microsoft.com/office/word/2010/wordprocessingInk" xmlns:wne="http://schemas.microsoft.com/office/word/2006/wordml" xmlns:wps="http://schemas.microsoft.com/office/word/2010/wordprocessingShape" mc:Ignorable="w14 w15 w16se w16cid w16 w16cex w16sdtdh wp14">
+<w:document xmlns:wpc="http://schemas.microsoft.com/office/word/2010/wordprocessingCanvas" xmlns:cx="http://schemas.microsoft.com/office/drawing/2014/chartex" xmlns:cx1="http://schemas.microsoft.com/office/drawing/2015/9/8/chartex" xmlns:cx2="http://schemas.microsoft.com/office/drawing/2015/10/21/chartex" xmlns:cx3="http://schemas.microsoft.com/office/drawing/2016/5/9/chartex" xmlns:cx4="http://schemas.microsoft.com/office/drawing/2016/5/10/chartex" xmlns:cx5="http://schemas.microsoft.com/office/drawing/2016/5/11/chartex" xmlns:cx6="http://schemas.microsoft.com/office/drawing/2016/5/12/chartex" xmlns:cx7="http://schemas.microsoft.com/office/drawing/2016/5/13/chartex" xmlns:cx8="http://schemas.microsoft.com/office/drawing/2016/5/14/chartex" xmlns:mc="http://schemas.openxmlformats.org/markup-compatibility/2006" xmlns:aink="http://schemas.microsoft.com/office/drawing/2016/ink" xmlns:am3d="http://schemas.microsoft.com/office/drawing/2017/model3d" xmlns:o="urn:schemas-microsoft-com:office:office" xmlns:oel="http://schemas.microsoft.com/office/2019/extlst" xmlns:r="http://schemas.openxmlformats.org/officeDocument/2006/relationships" xmlns:m="http://schemas.openxmlformats.org/officeDocument/2006/math" xmlns:v="urn:schemas-microsoft-com:vml" xmlns:wp14="http://schemas.microsoft.com/office/word/2010/wordprocessingDrawing" xmlns:wp="http://schemas.openxmlformats.org/drawingml/2006/wordprocessingDrawing" xmlns:w10="urn:schemas-microsoft-com:office:word" xmlns:w="http://schemas.openxmlformats.org/wordprocessingml/2006/main" xmlns:w14="http://schemas.microsoft.com/office/word/2010/wordml" xmlns:w15="http://schemas.microsoft.com/office/word/2012/wordml" xmlns:w16cex="http://schemas.microsoft.com/office/word/2018/wordml/cex" xmlns:w16cid="http://schemas.microsoft.com/office/word/2016/wordml/cid" xmlns:w16="http://schemas.microsoft.com/office/word/2018/wordml" xmlns:w16du="http://schemas.microsoft.com/office/word/2023/wordml/word16du" xmlns:w16sdtdh="http://schemas.microsoft.com/office/word/2020/wordml/sdtdatahash" xmlns:w16se="http://schemas.microsoft.com/office/word/2015/wordml/symex" xmlns:wpg="http://schemas.microsoft.com/office/word/2010/wordprocessingGroup" xmlns:wpi="http://schemas.microsoft.com/office/word/2010/wordprocessingInk" xmlns:wne="http://schemas.microsoft.com/office/word/2006/wordml" xmlns:wps="http://schemas.microsoft.com/office/word/2010/wordprocessingShape" mc:Ignorable="w14 w15 w16se w16cid w16 w16cex w16sdtdh w16du wp14">
   <w:body>
     <w:p>
       <w:r>
-        <w:t>1 Define Risk Management in software project management</w:t>
-      </w:r>
-      <w:r>
-        <w:t>.</w:t>
+        <w:t>1 Define Risk Management in software project management.</w:t>
       </w:r>
     </w:p>
     <w:p>
@@ -22,10 +19,7 @@
     </w:p>
     <w:p>
       <w:r>
-        <w:t xml:space="preserve">2. </w:t>
-      </w:r>
-      <w:r>
-        <w:t>List any two objectives of risk management.</w:t>
+        <w:t>2. List any two objectives of risk management.</w:t>
       </w:r>
       <w:r>
         <w:br/>
@@ -55,7 +49,15 @@
         <w:t>To minimize potential losses:</w:t>
       </w:r>
       <w:r>
-        <w:t xml:space="preserve"> Identify and analyze risks early to reduce their impact on project cost, schedule, and quality, ensuring that unforeseen events do not derail the project.</w:t>
+        <w:t xml:space="preserve"> Identify and </w:t>
+      </w:r>
+      <w:proofErr w:type="spellStart"/>
+      <w:r>
+        <w:t>analyze</w:t>
+      </w:r>
+      <w:proofErr w:type="spellEnd"/>
+      <w:r>
+        <w:t xml:space="preserve"> risks early to reduce their impact on project cost, schedule, and quality, ensuring that unforeseen events do not derail the project.</w:t>
       </w:r>
     </w:p>
     <w:p>
@@ -678,10 +680,7 @@
     </w:p>
     <w:p>
       <w:r>
-        <w:t xml:space="preserve">5. </w:t>
-      </w:r>
-      <w:r>
-        <w:t>Define outsourcing in the context of acquiring software projects.</w:t>
+        <w:t>5. Define outsourcing in the context of acquiring software projects.</w:t>
       </w:r>
     </w:p>
     <w:p>
@@ -740,10 +739,7 @@
     </w:p>
     <w:p>
       <w:r>
-        <w:t xml:space="preserve">6. </w:t>
-      </w:r>
-      <w:r>
-        <w:t>Mention two key elements of a Request for Proposal (RFP).</w:t>
+        <w:t>6. Mention two key elements of a Request for Proposal (RFP).</w:t>
       </w:r>
     </w:p>
     <w:p>
@@ -755,8 +751,6 @@
       </w:r>
       <w:r>
         <w:br/>
-      </w:r>
-      <w:r>
         <w:t xml:space="preserve">Two key elements of a </w:t>
       </w:r>
       <w:r>
@@ -807,10 +801,7 @@
     </w:p>
     <w:p>
       <w:r>
-        <w:t xml:space="preserve">7. </w:t>
-      </w:r>
-      <w:r>
-        <w:t>Write any two differences between RFP and RFI.</w:t>
+        <w:t>7. Write any two differences between RFP and RFI.</w:t>
       </w:r>
       <w:r>
         <w:br/>
@@ -1303,10 +1294,7 @@
         <w:pStyle w:val="NormalWeb"/>
       </w:pPr>
       <w:r>
-        <w:t xml:space="preserve">12. </w:t>
-      </w:r>
-      <w:r>
-        <w:t>List any two objectives of risk management.</w:t>
+        <w:t>12. List any two objectives of risk management.</w:t>
       </w:r>
     </w:p>
     <w:p>
@@ -1407,10 +1395,7 @@
         <w:t>13.</w:t>
       </w:r>
       <w:r>
-        <w:t xml:space="preserve"> </w:t>
-      </w:r>
-      <w:r>
-        <w:t>What is meant by a Risk Register?</w:t>
+        <w:t xml:space="preserve"> What is meant by a Risk Register?</w:t>
       </w:r>
     </w:p>
     <w:p>
@@ -2404,10 +2389,7 @@
         <w:pStyle w:val="NormalWeb"/>
       </w:pPr>
       <w:r>
-        <w:t xml:space="preserve">14. </w:t>
-      </w:r>
-      <w:r>
-        <w:t>State two components of an Enterprise Risk Database.</w:t>
+        <w:t>14. State two components of an Enterprise Risk Database.</w:t>
       </w:r>
     </w:p>
     <w:p>
@@ -2889,6 +2871,3135 @@
       <w:r>
         <w:lastRenderedPageBreak/>
         <w:t>Ans:</w:t>
+      </w:r>
+    </w:p>
+    <w:p>
+      <w:pPr>
+        <w:pStyle w:val="NormalWeb"/>
+      </w:pPr>
+      <w:r>
+        <w:rPr>
+          <w:rStyle w:val="Strong"/>
+        </w:rPr>
+        <w:t>Benchmarking</w:t>
+      </w:r>
+      <w:r>
+        <w:t xml:space="preserve"> is the process of comparing an organization’s processes, practices, or performance metrics with the best standards in the industry to identify areas for improvement and adopt best practices. There are several types of benchmarking, two of which are:</w:t>
+      </w:r>
+    </w:p>
+    <w:p>
+      <w:pPr>
+        <w:pStyle w:val="NormalWeb"/>
+        <w:numPr>
+          <w:ilvl w:val="0"/>
+          <w:numId w:val="17"/>
+        </w:numPr>
+      </w:pPr>
+      <w:r>
+        <w:rPr>
+          <w:rStyle w:val="Strong"/>
+        </w:rPr>
+        <w:t>Internal Benchmarking:</w:t>
+      </w:r>
+    </w:p>
+    <w:p>
+      <w:pPr>
+        <w:pStyle w:val="NormalWeb"/>
+        <w:numPr>
+          <w:ilvl w:val="1"/>
+          <w:numId w:val="17"/>
+        </w:numPr>
+      </w:pPr>
+      <w:r>
+        <w:t>This involves comparing processes, performance, or practices within different departments, teams, or projects of the same organization.</w:t>
+      </w:r>
+    </w:p>
+    <w:p>
+      <w:pPr>
+        <w:pStyle w:val="NormalWeb"/>
+        <w:numPr>
+          <w:ilvl w:val="1"/>
+          <w:numId w:val="17"/>
+        </w:numPr>
+      </w:pPr>
+      <w:r>
+        <w:t>The goal is to identify internal best practices and replicate them across other areas of the organization to improve efficiency and effectiveness.</w:t>
+      </w:r>
+    </w:p>
+    <w:p>
+      <w:pPr>
+        <w:pStyle w:val="NormalWeb"/>
+        <w:numPr>
+          <w:ilvl w:val="1"/>
+          <w:numId w:val="17"/>
+        </w:numPr>
+      </w:pPr>
+      <w:r>
+        <w:t>Internal benchmarking is useful when an organization has multiple units or locations performing similar tasks, allowing it to learn from its own successes.</w:t>
+      </w:r>
+    </w:p>
+    <w:p>
+      <w:pPr>
+        <w:pStyle w:val="NormalWeb"/>
+        <w:numPr>
+          <w:ilvl w:val="1"/>
+          <w:numId w:val="17"/>
+        </w:numPr>
+      </w:pPr>
+      <w:r>
+        <w:rPr>
+          <w:rStyle w:val="Strong"/>
+        </w:rPr>
+        <w:t>Example:</w:t>
+      </w:r>
+      <w:r>
+        <w:t xml:space="preserve"> Comparing the software testing process of Team A with Team B in the same company to adopt the faster, more accurate testing practices.</w:t>
+      </w:r>
+    </w:p>
+    <w:p>
+      <w:pPr>
+        <w:pStyle w:val="NormalWeb"/>
+        <w:numPr>
+          <w:ilvl w:val="0"/>
+          <w:numId w:val="17"/>
+        </w:numPr>
+      </w:pPr>
+      <w:r>
+        <w:rPr>
+          <w:rStyle w:val="Strong"/>
+        </w:rPr>
+        <w:t>External Benchmarking:</w:t>
+      </w:r>
+    </w:p>
+    <w:p>
+      <w:pPr>
+        <w:pStyle w:val="NormalWeb"/>
+        <w:numPr>
+          <w:ilvl w:val="1"/>
+          <w:numId w:val="17"/>
+        </w:numPr>
+      </w:pPr>
+      <w:r>
+        <w:t>This involves comparing the organization’s processes, practices, or performance with those of other organizations or industry leaders.</w:t>
+      </w:r>
+    </w:p>
+    <w:p>
+      <w:pPr>
+        <w:pStyle w:val="NormalWeb"/>
+        <w:numPr>
+          <w:ilvl w:val="1"/>
+          <w:numId w:val="17"/>
+        </w:numPr>
+      </w:pPr>
+      <w:r>
+        <w:t>The aim is to learn from external best practices, improve competitiveness, and adopt proven methods or technologies.</w:t>
+      </w:r>
+    </w:p>
+    <w:p>
+      <w:pPr>
+        <w:pStyle w:val="NormalWeb"/>
+        <w:numPr>
+          <w:ilvl w:val="1"/>
+          <w:numId w:val="17"/>
+        </w:numPr>
+      </w:pPr>
+      <w:r>
+        <w:t>External benchmarking is often used when organizations want to improve areas where internal comparisons are insufficient.</w:t>
+      </w:r>
+    </w:p>
+    <w:p>
+      <w:pPr>
+        <w:pStyle w:val="NormalWeb"/>
+        <w:numPr>
+          <w:ilvl w:val="1"/>
+          <w:numId w:val="17"/>
+        </w:numPr>
+      </w:pPr>
+      <w:r>
+        <w:rPr>
+          <w:rStyle w:val="Strong"/>
+        </w:rPr>
+        <w:t>Example:</w:t>
+      </w:r>
+      <w:r>
+        <w:t xml:space="preserve"> A software development company studying the agile development methodology used by a leading IT firm to improve its own project delivery process.</w:t>
+      </w:r>
+    </w:p>
+    <w:p>
+      <w:pPr>
+        <w:pStyle w:val="NormalWeb"/>
+      </w:pPr>
+      <w:r>
+        <w:rPr>
+          <w:rStyle w:val="Strong"/>
+        </w:rPr>
+        <w:t>Additional Notes:</w:t>
+      </w:r>
+    </w:p>
+    <w:p>
+      <w:pPr>
+        <w:pStyle w:val="NormalWeb"/>
+        <w:numPr>
+          <w:ilvl w:val="0"/>
+          <w:numId w:val="18"/>
+        </w:numPr>
+      </w:pPr>
+      <w:r>
+        <w:t>Benchmarking is not just about copying; it involves adapting and improving based on the findings.</w:t>
+      </w:r>
+    </w:p>
+    <w:p>
+      <w:pPr>
+        <w:pStyle w:val="NormalWeb"/>
+        <w:numPr>
+          <w:ilvl w:val="0"/>
+          <w:numId w:val="18"/>
+        </w:numPr>
+      </w:pPr>
+      <w:r>
+        <w:t xml:space="preserve">Other types include </w:t>
+      </w:r>
+      <w:r>
+        <w:rPr>
+          <w:rStyle w:val="Strong"/>
+        </w:rPr>
+        <w:t>Competitive Benchmarking</w:t>
+      </w:r>
+      <w:r>
+        <w:t xml:space="preserve"> (comparing directly with competitors) and </w:t>
+      </w:r>
+      <w:r>
+        <w:rPr>
+          <w:rStyle w:val="Strong"/>
+        </w:rPr>
+        <w:t>Functional Benchmarking</w:t>
+      </w:r>
+      <w:r>
+        <w:t xml:space="preserve"> (comparing specific processes with organizations from any industry that excel in that function). </w:t>
+      </w:r>
+    </w:p>
+    <w:p>
+      <w:pPr>
+        <w:pStyle w:val="NormalWeb"/>
+      </w:pPr>
+      <w:r>
+        <w:t xml:space="preserve">18. </w:t>
+      </w:r>
+      <w:r>
+        <w:t>Discuss the strategies used for risk response planning.</w:t>
+      </w:r>
+    </w:p>
+    <w:p>
+      <w:pPr>
+        <w:pStyle w:val="NormalWeb"/>
+      </w:pPr>
+      <w:r>
+        <w:t>Ans:</w:t>
+      </w:r>
+    </w:p>
+    <w:p>
+      <w:pPr>
+        <w:rPr>
+          <w:lang w:eastAsia="en-IN"/>
+        </w:rPr>
+      </w:pPr>
+      <w:r>
+        <w:rPr>
+          <w:lang w:eastAsia="en-IN"/>
+        </w:rPr>
+        <w:t>Strategies for Risk Response Planning</w:t>
+      </w:r>
+    </w:p>
+    <w:p>
+      <w:pPr>
+        <w:spacing w:before="100" w:beforeAutospacing="1" w:after="100" w:afterAutospacing="1" w:line="240" w:lineRule="auto"/>
+        <w:rPr>
+          <w:rFonts w:ascii="Times New Roman" w:eastAsia="Times New Roman" w:hAnsi="Times New Roman" w:cs="Times New Roman"/>
+          <w:kern w:val="0"/>
+          <w:sz w:val="24"/>
+          <w:szCs w:val="24"/>
+          <w:lang w:eastAsia="en-IN"/>
+          <w14:ligatures w14:val="none"/>
+        </w:rPr>
+      </w:pPr>
+      <w:r>
+        <w:rPr>
+          <w:rFonts w:ascii="Times New Roman" w:eastAsia="Times New Roman" w:hAnsi="Times New Roman" w:cs="Times New Roman"/>
+          <w:kern w:val="0"/>
+          <w:sz w:val="24"/>
+          <w:szCs w:val="24"/>
+          <w:lang w:eastAsia="en-IN"/>
+          <w14:ligatures w14:val="none"/>
+        </w:rPr>
+        <w:t xml:space="preserve">Risk response planning involves deciding how to handle identified risks in a software project. Strategies are usually divided into two groups: </w:t>
+      </w:r>
+      <w:r>
+        <w:rPr>
+          <w:rFonts w:ascii="Times New Roman" w:eastAsia="Times New Roman" w:hAnsi="Times New Roman" w:cs="Times New Roman"/>
+          <w:b/>
+          <w:bCs/>
+          <w:kern w:val="0"/>
+          <w:sz w:val="24"/>
+          <w:szCs w:val="24"/>
+          <w:lang w:eastAsia="en-IN"/>
+          <w14:ligatures w14:val="none"/>
+        </w:rPr>
+        <w:t>for negative risks (threats)</w:t>
+      </w:r>
+      <w:r>
+        <w:rPr>
+          <w:rFonts w:ascii="Times New Roman" w:eastAsia="Times New Roman" w:hAnsi="Times New Roman" w:cs="Times New Roman"/>
+          <w:kern w:val="0"/>
+          <w:sz w:val="24"/>
+          <w:szCs w:val="24"/>
+          <w:lang w:eastAsia="en-IN"/>
+          <w14:ligatures w14:val="none"/>
+        </w:rPr>
+        <w:t xml:space="preserve"> and </w:t>
+      </w:r>
+      <w:r>
+        <w:rPr>
+          <w:rFonts w:ascii="Times New Roman" w:eastAsia="Times New Roman" w:hAnsi="Times New Roman" w:cs="Times New Roman"/>
+          <w:b/>
+          <w:bCs/>
+          <w:kern w:val="0"/>
+          <w:sz w:val="24"/>
+          <w:szCs w:val="24"/>
+          <w:lang w:eastAsia="en-IN"/>
+          <w14:ligatures w14:val="none"/>
+        </w:rPr>
+        <w:t>for positive risks (opportunities).</w:t>
+      </w:r>
+    </w:p>
+    <w:p>
+      <w:pPr>
+        <w:spacing w:after="0" w:line="240" w:lineRule="auto"/>
+        <w:rPr>
+          <w:rFonts w:ascii="Times New Roman" w:eastAsia="Times New Roman" w:hAnsi="Times New Roman" w:cs="Times New Roman"/>
+          <w:kern w:val="0"/>
+          <w:sz w:val="24"/>
+          <w:szCs w:val="24"/>
+          <w:lang w:eastAsia="en-IN"/>
+          <w14:ligatures w14:val="none"/>
+        </w:rPr>
+      </w:pPr>
+      <w:r>
+        <w:rPr>
+          <w:rFonts w:ascii="Times New Roman" w:eastAsia="Times New Roman" w:hAnsi="Times New Roman" w:cs="Times New Roman"/>
+          <w:kern w:val="0"/>
+          <w:sz w:val="24"/>
+          <w:szCs w:val="24"/>
+          <w:lang w:eastAsia="en-IN"/>
+          <w14:ligatures w14:val="none"/>
+        </w:rPr>
+        <w:pict w14:anchorId="521D69A3">
+          <v:rect id="_x0000_i1025" style="width:0;height:1.5pt" o:hralign="center" o:hrstd="t" o:hr="t" fillcolor="#a0a0a0" stroked="f"/>
+        </w:pict>
+      </w:r>
+    </w:p>
+    <w:p>
+      <w:pPr>
+        <w:rPr>
+          <w:lang w:eastAsia="en-IN"/>
+        </w:rPr>
+      </w:pPr>
+      <w:r>
+        <w:rPr>
+          <w:lang w:eastAsia="en-IN"/>
+        </w:rPr>
+        <w:t>1. Strategies for Negative Risks (Threats):</w:t>
+      </w:r>
+    </w:p>
+    <w:p>
+      <w:pPr>
+        <w:numPr>
+          <w:ilvl w:val="0"/>
+          <w:numId w:val="19"/>
+        </w:numPr>
+        <w:spacing w:before="100" w:beforeAutospacing="1" w:after="100" w:afterAutospacing="1" w:line="240" w:lineRule="auto"/>
+        <w:rPr>
+          <w:rFonts w:ascii="Times New Roman" w:eastAsia="Times New Roman" w:hAnsi="Times New Roman" w:cs="Times New Roman"/>
+          <w:kern w:val="0"/>
+          <w:sz w:val="24"/>
+          <w:szCs w:val="24"/>
+          <w:lang w:eastAsia="en-IN"/>
+          <w14:ligatures w14:val="none"/>
+        </w:rPr>
+      </w:pPr>
+      <w:r>
+        <w:rPr>
+          <w:rFonts w:ascii="Times New Roman" w:eastAsia="Times New Roman" w:hAnsi="Times New Roman" w:cs="Times New Roman"/>
+          <w:b/>
+          <w:bCs/>
+          <w:kern w:val="0"/>
+          <w:sz w:val="24"/>
+          <w:szCs w:val="24"/>
+          <w:lang w:eastAsia="en-IN"/>
+          <w14:ligatures w14:val="none"/>
+        </w:rPr>
+        <w:t>Avoid</w:t>
+      </w:r>
+      <w:r>
+        <w:rPr>
+          <w:rFonts w:ascii="Times New Roman" w:eastAsia="Times New Roman" w:hAnsi="Times New Roman" w:cs="Times New Roman"/>
+          <w:kern w:val="0"/>
+          <w:sz w:val="24"/>
+          <w:szCs w:val="24"/>
+          <w:lang w:eastAsia="en-IN"/>
+          <w14:ligatures w14:val="none"/>
+        </w:rPr>
+        <w:t xml:space="preserve"> – Eliminate the risk completely by changing the plan, scope, or approach.</w:t>
+      </w:r>
+      <w:r>
+        <w:rPr>
+          <w:rFonts w:ascii="Times New Roman" w:eastAsia="Times New Roman" w:hAnsi="Times New Roman" w:cs="Times New Roman"/>
+          <w:kern w:val="0"/>
+          <w:sz w:val="24"/>
+          <w:szCs w:val="24"/>
+          <w:lang w:eastAsia="en-IN"/>
+          <w14:ligatures w14:val="none"/>
+        </w:rPr>
+        <w:br/>
+      </w:r>
+      <w:r>
+        <w:rPr>
+          <w:rFonts w:ascii="Times New Roman" w:eastAsia="Times New Roman" w:hAnsi="Times New Roman" w:cs="Times New Roman"/>
+          <w:i/>
+          <w:iCs/>
+          <w:kern w:val="0"/>
+          <w:sz w:val="24"/>
+          <w:szCs w:val="24"/>
+          <w:lang w:eastAsia="en-IN"/>
+          <w14:ligatures w14:val="none"/>
+        </w:rPr>
+        <w:t>Example:</w:t>
+      </w:r>
+      <w:r>
+        <w:rPr>
+          <w:rFonts w:ascii="Times New Roman" w:eastAsia="Times New Roman" w:hAnsi="Times New Roman" w:cs="Times New Roman"/>
+          <w:kern w:val="0"/>
+          <w:sz w:val="24"/>
+          <w:szCs w:val="24"/>
+          <w:lang w:eastAsia="en-IN"/>
+          <w14:ligatures w14:val="none"/>
+        </w:rPr>
+        <w:t xml:space="preserve"> Using a reliable technology instead of an unstable new one.</w:t>
+      </w:r>
+    </w:p>
+    <w:p>
+      <w:pPr>
+        <w:numPr>
+          <w:ilvl w:val="0"/>
+          <w:numId w:val="19"/>
+        </w:numPr>
+        <w:spacing w:before="100" w:beforeAutospacing="1" w:after="100" w:afterAutospacing="1" w:line="240" w:lineRule="auto"/>
+        <w:rPr>
+          <w:rFonts w:ascii="Times New Roman" w:eastAsia="Times New Roman" w:hAnsi="Times New Roman" w:cs="Times New Roman"/>
+          <w:kern w:val="0"/>
+          <w:sz w:val="24"/>
+          <w:szCs w:val="24"/>
+          <w:lang w:eastAsia="en-IN"/>
+          <w14:ligatures w14:val="none"/>
+        </w:rPr>
+      </w:pPr>
+      <w:r>
+        <w:rPr>
+          <w:rFonts w:ascii="Times New Roman" w:eastAsia="Times New Roman" w:hAnsi="Times New Roman" w:cs="Times New Roman"/>
+          <w:b/>
+          <w:bCs/>
+          <w:kern w:val="0"/>
+          <w:sz w:val="24"/>
+          <w:szCs w:val="24"/>
+          <w:lang w:eastAsia="en-IN"/>
+          <w14:ligatures w14:val="none"/>
+        </w:rPr>
+        <w:lastRenderedPageBreak/>
+        <w:t>Mitigate</w:t>
+      </w:r>
+      <w:r>
+        <w:rPr>
+          <w:rFonts w:ascii="Times New Roman" w:eastAsia="Times New Roman" w:hAnsi="Times New Roman" w:cs="Times New Roman"/>
+          <w:kern w:val="0"/>
+          <w:sz w:val="24"/>
+          <w:szCs w:val="24"/>
+          <w:lang w:eastAsia="en-IN"/>
+          <w14:ligatures w14:val="none"/>
+        </w:rPr>
+        <w:t xml:space="preserve"> – Reduce the probability or impact of the risk to an acceptable level.</w:t>
+      </w:r>
+      <w:r>
+        <w:rPr>
+          <w:rFonts w:ascii="Times New Roman" w:eastAsia="Times New Roman" w:hAnsi="Times New Roman" w:cs="Times New Roman"/>
+          <w:kern w:val="0"/>
+          <w:sz w:val="24"/>
+          <w:szCs w:val="24"/>
+          <w:lang w:eastAsia="en-IN"/>
+          <w14:ligatures w14:val="none"/>
+        </w:rPr>
+        <w:br/>
+      </w:r>
+      <w:r>
+        <w:rPr>
+          <w:rFonts w:ascii="Times New Roman" w:eastAsia="Times New Roman" w:hAnsi="Times New Roman" w:cs="Times New Roman"/>
+          <w:i/>
+          <w:iCs/>
+          <w:kern w:val="0"/>
+          <w:sz w:val="24"/>
+          <w:szCs w:val="24"/>
+          <w:lang w:eastAsia="en-IN"/>
+          <w14:ligatures w14:val="none"/>
+        </w:rPr>
+        <w:t>Example:</w:t>
+      </w:r>
+      <w:r>
+        <w:rPr>
+          <w:rFonts w:ascii="Times New Roman" w:eastAsia="Times New Roman" w:hAnsi="Times New Roman" w:cs="Times New Roman"/>
+          <w:kern w:val="0"/>
+          <w:sz w:val="24"/>
+          <w:szCs w:val="24"/>
+          <w:lang w:eastAsia="en-IN"/>
+          <w14:ligatures w14:val="none"/>
+        </w:rPr>
+        <w:t xml:space="preserve"> Adding extra testing to reduce software bugs.</w:t>
+      </w:r>
+    </w:p>
+    <w:p>
+      <w:pPr>
+        <w:numPr>
+          <w:ilvl w:val="0"/>
+          <w:numId w:val="19"/>
+        </w:numPr>
+        <w:spacing w:before="100" w:beforeAutospacing="1" w:after="100" w:afterAutospacing="1" w:line="240" w:lineRule="auto"/>
+        <w:rPr>
+          <w:rFonts w:ascii="Times New Roman" w:eastAsia="Times New Roman" w:hAnsi="Times New Roman" w:cs="Times New Roman"/>
+          <w:kern w:val="0"/>
+          <w:sz w:val="24"/>
+          <w:szCs w:val="24"/>
+          <w:lang w:eastAsia="en-IN"/>
+          <w14:ligatures w14:val="none"/>
+        </w:rPr>
+      </w:pPr>
+      <w:r>
+        <w:rPr>
+          <w:rFonts w:ascii="Times New Roman" w:eastAsia="Times New Roman" w:hAnsi="Times New Roman" w:cs="Times New Roman"/>
+          <w:b/>
+          <w:bCs/>
+          <w:kern w:val="0"/>
+          <w:sz w:val="24"/>
+          <w:szCs w:val="24"/>
+          <w:lang w:eastAsia="en-IN"/>
+          <w14:ligatures w14:val="none"/>
+        </w:rPr>
+        <w:t>Transfer</w:t>
+      </w:r>
+      <w:r>
+        <w:rPr>
+          <w:rFonts w:ascii="Times New Roman" w:eastAsia="Times New Roman" w:hAnsi="Times New Roman" w:cs="Times New Roman"/>
+          <w:kern w:val="0"/>
+          <w:sz w:val="24"/>
+          <w:szCs w:val="24"/>
+          <w:lang w:eastAsia="en-IN"/>
+          <w14:ligatures w14:val="none"/>
+        </w:rPr>
+        <w:t xml:space="preserve"> – Shift the risk to a third party (through contracts, insurance, or outsourcing).</w:t>
+      </w:r>
+      <w:r>
+        <w:rPr>
+          <w:rFonts w:ascii="Times New Roman" w:eastAsia="Times New Roman" w:hAnsi="Times New Roman" w:cs="Times New Roman"/>
+          <w:kern w:val="0"/>
+          <w:sz w:val="24"/>
+          <w:szCs w:val="24"/>
+          <w:lang w:eastAsia="en-IN"/>
+          <w14:ligatures w14:val="none"/>
+        </w:rPr>
+        <w:br/>
+      </w:r>
+      <w:r>
+        <w:rPr>
+          <w:rFonts w:ascii="Times New Roman" w:eastAsia="Times New Roman" w:hAnsi="Times New Roman" w:cs="Times New Roman"/>
+          <w:i/>
+          <w:iCs/>
+          <w:kern w:val="0"/>
+          <w:sz w:val="24"/>
+          <w:szCs w:val="24"/>
+          <w:lang w:eastAsia="en-IN"/>
+          <w14:ligatures w14:val="none"/>
+        </w:rPr>
+        <w:t>Example:</w:t>
+      </w:r>
+      <w:r>
+        <w:rPr>
+          <w:rFonts w:ascii="Times New Roman" w:eastAsia="Times New Roman" w:hAnsi="Times New Roman" w:cs="Times New Roman"/>
+          <w:kern w:val="0"/>
+          <w:sz w:val="24"/>
+          <w:szCs w:val="24"/>
+          <w:lang w:eastAsia="en-IN"/>
+          <w14:ligatures w14:val="none"/>
+        </w:rPr>
+        <w:t xml:space="preserve"> Hosting the application on a cloud provider with SLAs.</w:t>
+      </w:r>
+    </w:p>
+    <w:p>
+      <w:pPr>
+        <w:numPr>
+          <w:ilvl w:val="0"/>
+          <w:numId w:val="19"/>
+        </w:numPr>
+        <w:spacing w:before="100" w:beforeAutospacing="1" w:after="100" w:afterAutospacing="1" w:line="240" w:lineRule="auto"/>
+        <w:rPr>
+          <w:rFonts w:ascii="Times New Roman" w:eastAsia="Times New Roman" w:hAnsi="Times New Roman" w:cs="Times New Roman"/>
+          <w:kern w:val="0"/>
+          <w:sz w:val="24"/>
+          <w:szCs w:val="24"/>
+          <w:lang w:eastAsia="en-IN"/>
+          <w14:ligatures w14:val="none"/>
+        </w:rPr>
+      </w:pPr>
+      <w:r>
+        <w:rPr>
+          <w:rFonts w:ascii="Times New Roman" w:eastAsia="Times New Roman" w:hAnsi="Times New Roman" w:cs="Times New Roman"/>
+          <w:b/>
+          <w:bCs/>
+          <w:kern w:val="0"/>
+          <w:sz w:val="24"/>
+          <w:szCs w:val="24"/>
+          <w:lang w:eastAsia="en-IN"/>
+          <w14:ligatures w14:val="none"/>
+        </w:rPr>
+        <w:t>Accept</w:t>
+      </w:r>
+      <w:r>
+        <w:rPr>
+          <w:rFonts w:ascii="Times New Roman" w:eastAsia="Times New Roman" w:hAnsi="Times New Roman" w:cs="Times New Roman"/>
+          <w:kern w:val="0"/>
+          <w:sz w:val="24"/>
+          <w:szCs w:val="24"/>
+          <w:lang w:eastAsia="en-IN"/>
+          <w14:ligatures w14:val="none"/>
+        </w:rPr>
+        <w:t xml:space="preserve"> – Acknowledge the risk without taking major action. It may be </w:t>
+      </w:r>
+      <w:r>
+        <w:rPr>
+          <w:rFonts w:ascii="Times New Roman" w:eastAsia="Times New Roman" w:hAnsi="Times New Roman" w:cs="Times New Roman"/>
+          <w:b/>
+          <w:bCs/>
+          <w:kern w:val="0"/>
+          <w:sz w:val="24"/>
+          <w:szCs w:val="24"/>
+          <w:lang w:eastAsia="en-IN"/>
+          <w14:ligatures w14:val="none"/>
+        </w:rPr>
+        <w:t>active</w:t>
+      </w:r>
+      <w:r>
+        <w:rPr>
+          <w:rFonts w:ascii="Times New Roman" w:eastAsia="Times New Roman" w:hAnsi="Times New Roman" w:cs="Times New Roman"/>
+          <w:kern w:val="0"/>
+          <w:sz w:val="24"/>
+          <w:szCs w:val="24"/>
+          <w:lang w:eastAsia="en-IN"/>
+          <w14:ligatures w14:val="none"/>
+        </w:rPr>
+        <w:t xml:space="preserve"> (with contingency plans) or </w:t>
+      </w:r>
+      <w:r>
+        <w:rPr>
+          <w:rFonts w:ascii="Times New Roman" w:eastAsia="Times New Roman" w:hAnsi="Times New Roman" w:cs="Times New Roman"/>
+          <w:b/>
+          <w:bCs/>
+          <w:kern w:val="0"/>
+          <w:sz w:val="24"/>
+          <w:szCs w:val="24"/>
+          <w:lang w:eastAsia="en-IN"/>
+          <w14:ligatures w14:val="none"/>
+        </w:rPr>
+        <w:t>passive</w:t>
+      </w:r>
+      <w:r>
+        <w:rPr>
+          <w:rFonts w:ascii="Times New Roman" w:eastAsia="Times New Roman" w:hAnsi="Times New Roman" w:cs="Times New Roman"/>
+          <w:kern w:val="0"/>
+          <w:sz w:val="24"/>
+          <w:szCs w:val="24"/>
+          <w:lang w:eastAsia="en-IN"/>
+          <w14:ligatures w14:val="none"/>
+        </w:rPr>
+        <w:t xml:space="preserve"> (wait and deal if it occurs).</w:t>
+      </w:r>
+      <w:r>
+        <w:rPr>
+          <w:rFonts w:ascii="Times New Roman" w:eastAsia="Times New Roman" w:hAnsi="Times New Roman" w:cs="Times New Roman"/>
+          <w:kern w:val="0"/>
+          <w:sz w:val="24"/>
+          <w:szCs w:val="24"/>
+          <w:lang w:eastAsia="en-IN"/>
+          <w14:ligatures w14:val="none"/>
+        </w:rPr>
+        <w:br/>
+      </w:r>
+      <w:r>
+        <w:rPr>
+          <w:rFonts w:ascii="Times New Roman" w:eastAsia="Times New Roman" w:hAnsi="Times New Roman" w:cs="Times New Roman"/>
+          <w:i/>
+          <w:iCs/>
+          <w:kern w:val="0"/>
+          <w:sz w:val="24"/>
+          <w:szCs w:val="24"/>
+          <w:lang w:eastAsia="en-IN"/>
+          <w14:ligatures w14:val="none"/>
+        </w:rPr>
+        <w:t>Example:</w:t>
+      </w:r>
+      <w:r>
+        <w:rPr>
+          <w:rFonts w:ascii="Times New Roman" w:eastAsia="Times New Roman" w:hAnsi="Times New Roman" w:cs="Times New Roman"/>
+          <w:kern w:val="0"/>
+          <w:sz w:val="24"/>
+          <w:szCs w:val="24"/>
+          <w:lang w:eastAsia="en-IN"/>
+          <w14:ligatures w14:val="none"/>
+        </w:rPr>
+        <w:t xml:space="preserve"> Accepting small delays due to weather.</w:t>
+      </w:r>
+    </w:p>
+    <w:p>
+      <w:pPr>
+        <w:spacing w:after="0" w:line="240" w:lineRule="auto"/>
+        <w:rPr>
+          <w:rFonts w:ascii="Times New Roman" w:eastAsia="Times New Roman" w:hAnsi="Times New Roman" w:cs="Times New Roman"/>
+          <w:kern w:val="0"/>
+          <w:sz w:val="24"/>
+          <w:szCs w:val="24"/>
+          <w:lang w:eastAsia="en-IN"/>
+          <w14:ligatures w14:val="none"/>
+        </w:rPr>
+      </w:pPr>
+      <w:r>
+        <w:rPr>
+          <w:rFonts w:ascii="Times New Roman" w:eastAsia="Times New Roman" w:hAnsi="Times New Roman" w:cs="Times New Roman"/>
+          <w:kern w:val="0"/>
+          <w:sz w:val="24"/>
+          <w:szCs w:val="24"/>
+          <w:lang w:eastAsia="en-IN"/>
+          <w14:ligatures w14:val="none"/>
+        </w:rPr>
+        <w:pict w14:anchorId="4D6A81EF">
+          <v:rect id="_x0000_i1026" style="width:0;height:1.5pt" o:hralign="center" o:hrstd="t" o:hr="t" fillcolor="#a0a0a0" stroked="f"/>
+        </w:pict>
+      </w:r>
+    </w:p>
+    <w:p>
+      <w:pPr>
+        <w:rPr>
+          <w:lang w:eastAsia="en-IN"/>
+        </w:rPr>
+      </w:pPr>
+      <w:r>
+        <w:rPr>
+          <w:lang w:eastAsia="en-IN"/>
+        </w:rPr>
+        <w:t>2. Strategies for Positive Risks (Opportunities):</w:t>
+      </w:r>
+    </w:p>
+    <w:p>
+      <w:pPr>
+        <w:numPr>
+          <w:ilvl w:val="0"/>
+          <w:numId w:val="20"/>
+        </w:numPr>
+        <w:spacing w:before="100" w:beforeAutospacing="1" w:after="100" w:afterAutospacing="1" w:line="240" w:lineRule="auto"/>
+        <w:rPr>
+          <w:rFonts w:ascii="Times New Roman" w:eastAsia="Times New Roman" w:hAnsi="Times New Roman" w:cs="Times New Roman"/>
+          <w:kern w:val="0"/>
+          <w:sz w:val="24"/>
+          <w:szCs w:val="24"/>
+          <w:lang w:eastAsia="en-IN"/>
+          <w14:ligatures w14:val="none"/>
+        </w:rPr>
+      </w:pPr>
+      <w:r>
+        <w:rPr>
+          <w:rFonts w:ascii="Times New Roman" w:eastAsia="Times New Roman" w:hAnsi="Times New Roman" w:cs="Times New Roman"/>
+          <w:b/>
+          <w:bCs/>
+          <w:kern w:val="0"/>
+          <w:sz w:val="24"/>
+          <w:szCs w:val="24"/>
+          <w:lang w:eastAsia="en-IN"/>
+          <w14:ligatures w14:val="none"/>
+        </w:rPr>
+        <w:t>Exploit</w:t>
+      </w:r>
+      <w:r>
+        <w:rPr>
+          <w:rFonts w:ascii="Times New Roman" w:eastAsia="Times New Roman" w:hAnsi="Times New Roman" w:cs="Times New Roman"/>
+          <w:kern w:val="0"/>
+          <w:sz w:val="24"/>
+          <w:szCs w:val="24"/>
+          <w:lang w:eastAsia="en-IN"/>
+          <w14:ligatures w14:val="none"/>
+        </w:rPr>
+        <w:t xml:space="preserve"> – Take steps to ensure the opportunity definitely happens.</w:t>
+      </w:r>
+      <w:r>
+        <w:rPr>
+          <w:rFonts w:ascii="Times New Roman" w:eastAsia="Times New Roman" w:hAnsi="Times New Roman" w:cs="Times New Roman"/>
+          <w:kern w:val="0"/>
+          <w:sz w:val="24"/>
+          <w:szCs w:val="24"/>
+          <w:lang w:eastAsia="en-IN"/>
+          <w14:ligatures w14:val="none"/>
+        </w:rPr>
+        <w:br/>
+      </w:r>
+      <w:r>
+        <w:rPr>
+          <w:rFonts w:ascii="Times New Roman" w:eastAsia="Times New Roman" w:hAnsi="Times New Roman" w:cs="Times New Roman"/>
+          <w:i/>
+          <w:iCs/>
+          <w:kern w:val="0"/>
+          <w:sz w:val="24"/>
+          <w:szCs w:val="24"/>
+          <w:lang w:eastAsia="en-IN"/>
+          <w14:ligatures w14:val="none"/>
+        </w:rPr>
+        <w:t>Example:</w:t>
+      </w:r>
+      <w:r>
+        <w:rPr>
+          <w:rFonts w:ascii="Times New Roman" w:eastAsia="Times New Roman" w:hAnsi="Times New Roman" w:cs="Times New Roman"/>
+          <w:kern w:val="0"/>
+          <w:sz w:val="24"/>
+          <w:szCs w:val="24"/>
+          <w:lang w:eastAsia="en-IN"/>
+          <w14:ligatures w14:val="none"/>
+        </w:rPr>
+        <w:t xml:space="preserve"> Using a new tool that guarantees faster project delivery.</w:t>
+      </w:r>
+    </w:p>
+    <w:p>
+      <w:pPr>
+        <w:numPr>
+          <w:ilvl w:val="0"/>
+          <w:numId w:val="20"/>
+        </w:numPr>
+        <w:spacing w:before="100" w:beforeAutospacing="1" w:after="100" w:afterAutospacing="1" w:line="240" w:lineRule="auto"/>
+        <w:rPr>
+          <w:rFonts w:ascii="Times New Roman" w:eastAsia="Times New Roman" w:hAnsi="Times New Roman" w:cs="Times New Roman"/>
+          <w:kern w:val="0"/>
+          <w:sz w:val="24"/>
+          <w:szCs w:val="24"/>
+          <w:lang w:eastAsia="en-IN"/>
+          <w14:ligatures w14:val="none"/>
+        </w:rPr>
+      </w:pPr>
+      <w:r>
+        <w:rPr>
+          <w:rFonts w:ascii="Times New Roman" w:eastAsia="Times New Roman" w:hAnsi="Times New Roman" w:cs="Times New Roman"/>
+          <w:b/>
+          <w:bCs/>
+          <w:kern w:val="0"/>
+          <w:sz w:val="24"/>
+          <w:szCs w:val="24"/>
+          <w:lang w:eastAsia="en-IN"/>
+          <w14:ligatures w14:val="none"/>
+        </w:rPr>
+        <w:t>Enhance</w:t>
+      </w:r>
+      <w:r>
+        <w:rPr>
+          <w:rFonts w:ascii="Times New Roman" w:eastAsia="Times New Roman" w:hAnsi="Times New Roman" w:cs="Times New Roman"/>
+          <w:kern w:val="0"/>
+          <w:sz w:val="24"/>
+          <w:szCs w:val="24"/>
+          <w:lang w:eastAsia="en-IN"/>
+          <w14:ligatures w14:val="none"/>
+        </w:rPr>
+        <w:t xml:space="preserve"> – Increase the chance or benefit of the opportunity.</w:t>
+      </w:r>
+      <w:r>
+        <w:rPr>
+          <w:rFonts w:ascii="Times New Roman" w:eastAsia="Times New Roman" w:hAnsi="Times New Roman" w:cs="Times New Roman"/>
+          <w:kern w:val="0"/>
+          <w:sz w:val="24"/>
+          <w:szCs w:val="24"/>
+          <w:lang w:eastAsia="en-IN"/>
+          <w14:ligatures w14:val="none"/>
+        </w:rPr>
+        <w:br/>
+      </w:r>
+      <w:r>
+        <w:rPr>
+          <w:rFonts w:ascii="Times New Roman" w:eastAsia="Times New Roman" w:hAnsi="Times New Roman" w:cs="Times New Roman"/>
+          <w:i/>
+          <w:iCs/>
+          <w:kern w:val="0"/>
+          <w:sz w:val="24"/>
+          <w:szCs w:val="24"/>
+          <w:lang w:eastAsia="en-IN"/>
+          <w14:ligatures w14:val="none"/>
+        </w:rPr>
+        <w:t>Example:</w:t>
+      </w:r>
+      <w:r>
+        <w:rPr>
+          <w:rFonts w:ascii="Times New Roman" w:eastAsia="Times New Roman" w:hAnsi="Times New Roman" w:cs="Times New Roman"/>
+          <w:kern w:val="0"/>
+          <w:sz w:val="24"/>
+          <w:szCs w:val="24"/>
+          <w:lang w:eastAsia="en-IN"/>
+          <w14:ligatures w14:val="none"/>
+        </w:rPr>
+        <w:t xml:space="preserve"> Training developers to improve efficiency.</w:t>
+      </w:r>
+    </w:p>
+    <w:p>
+      <w:pPr>
+        <w:numPr>
+          <w:ilvl w:val="0"/>
+          <w:numId w:val="20"/>
+        </w:numPr>
+        <w:spacing w:before="100" w:beforeAutospacing="1" w:after="100" w:afterAutospacing="1" w:line="240" w:lineRule="auto"/>
+        <w:rPr>
+          <w:rFonts w:ascii="Times New Roman" w:eastAsia="Times New Roman" w:hAnsi="Times New Roman" w:cs="Times New Roman"/>
+          <w:kern w:val="0"/>
+          <w:sz w:val="24"/>
+          <w:szCs w:val="24"/>
+          <w:lang w:eastAsia="en-IN"/>
+          <w14:ligatures w14:val="none"/>
+        </w:rPr>
+      </w:pPr>
+      <w:r>
+        <w:rPr>
+          <w:rFonts w:ascii="Times New Roman" w:eastAsia="Times New Roman" w:hAnsi="Times New Roman" w:cs="Times New Roman"/>
+          <w:b/>
+          <w:bCs/>
+          <w:kern w:val="0"/>
+          <w:sz w:val="24"/>
+          <w:szCs w:val="24"/>
+          <w:lang w:eastAsia="en-IN"/>
+          <w14:ligatures w14:val="none"/>
+        </w:rPr>
+        <w:t>Share</w:t>
+      </w:r>
+      <w:r>
+        <w:rPr>
+          <w:rFonts w:ascii="Times New Roman" w:eastAsia="Times New Roman" w:hAnsi="Times New Roman" w:cs="Times New Roman"/>
+          <w:kern w:val="0"/>
+          <w:sz w:val="24"/>
+          <w:szCs w:val="24"/>
+          <w:lang w:eastAsia="en-IN"/>
+          <w14:ligatures w14:val="none"/>
+        </w:rPr>
+        <w:t xml:space="preserve"> – Collaborate with another party to maximize the benefit.</w:t>
+      </w:r>
+      <w:r>
+        <w:rPr>
+          <w:rFonts w:ascii="Times New Roman" w:eastAsia="Times New Roman" w:hAnsi="Times New Roman" w:cs="Times New Roman"/>
+          <w:kern w:val="0"/>
+          <w:sz w:val="24"/>
+          <w:szCs w:val="24"/>
+          <w:lang w:eastAsia="en-IN"/>
+          <w14:ligatures w14:val="none"/>
+        </w:rPr>
+        <w:br/>
+      </w:r>
+      <w:r>
+        <w:rPr>
+          <w:rFonts w:ascii="Times New Roman" w:eastAsia="Times New Roman" w:hAnsi="Times New Roman" w:cs="Times New Roman"/>
+          <w:i/>
+          <w:iCs/>
+          <w:kern w:val="0"/>
+          <w:sz w:val="24"/>
+          <w:szCs w:val="24"/>
+          <w:lang w:eastAsia="en-IN"/>
+          <w14:ligatures w14:val="none"/>
+        </w:rPr>
+        <w:t>Example:</w:t>
+      </w:r>
+      <w:r>
+        <w:rPr>
+          <w:rFonts w:ascii="Times New Roman" w:eastAsia="Times New Roman" w:hAnsi="Times New Roman" w:cs="Times New Roman"/>
+          <w:kern w:val="0"/>
+          <w:sz w:val="24"/>
+          <w:szCs w:val="24"/>
+          <w:lang w:eastAsia="en-IN"/>
+          <w14:ligatures w14:val="none"/>
+        </w:rPr>
+        <w:t xml:space="preserve"> Partnering with a company for a large software project.</w:t>
+      </w:r>
+    </w:p>
+    <w:p>
+      <w:pPr>
+        <w:numPr>
+          <w:ilvl w:val="0"/>
+          <w:numId w:val="20"/>
+        </w:numPr>
+        <w:spacing w:before="100" w:beforeAutospacing="1" w:after="100" w:afterAutospacing="1" w:line="240" w:lineRule="auto"/>
+        <w:rPr>
+          <w:rFonts w:ascii="Times New Roman" w:eastAsia="Times New Roman" w:hAnsi="Times New Roman" w:cs="Times New Roman"/>
+          <w:kern w:val="0"/>
+          <w:sz w:val="24"/>
+          <w:szCs w:val="24"/>
+          <w:lang w:eastAsia="en-IN"/>
+          <w14:ligatures w14:val="none"/>
+        </w:rPr>
+      </w:pPr>
+      <w:r>
+        <w:rPr>
+          <w:rFonts w:ascii="Times New Roman" w:eastAsia="Times New Roman" w:hAnsi="Times New Roman" w:cs="Times New Roman"/>
+          <w:b/>
+          <w:bCs/>
+          <w:kern w:val="0"/>
+          <w:sz w:val="24"/>
+          <w:szCs w:val="24"/>
+          <w:lang w:eastAsia="en-IN"/>
+          <w14:ligatures w14:val="none"/>
+        </w:rPr>
+        <w:t>Accept</w:t>
+      </w:r>
+      <w:r>
+        <w:rPr>
+          <w:rFonts w:ascii="Times New Roman" w:eastAsia="Times New Roman" w:hAnsi="Times New Roman" w:cs="Times New Roman"/>
+          <w:kern w:val="0"/>
+          <w:sz w:val="24"/>
+          <w:szCs w:val="24"/>
+          <w:lang w:eastAsia="en-IN"/>
+          <w14:ligatures w14:val="none"/>
+        </w:rPr>
+        <w:t xml:space="preserve"> – Take advantage of the opportunity if it arises, but do not actively pursue it.</w:t>
+      </w:r>
+      <w:r>
+        <w:rPr>
+          <w:rFonts w:ascii="Times New Roman" w:eastAsia="Times New Roman" w:hAnsi="Times New Roman" w:cs="Times New Roman"/>
+          <w:kern w:val="0"/>
+          <w:sz w:val="24"/>
+          <w:szCs w:val="24"/>
+          <w:lang w:eastAsia="en-IN"/>
+          <w14:ligatures w14:val="none"/>
+        </w:rPr>
+        <w:br/>
+      </w:r>
+      <w:r>
+        <w:rPr>
+          <w:rFonts w:ascii="Times New Roman" w:eastAsia="Times New Roman" w:hAnsi="Times New Roman" w:cs="Times New Roman"/>
+          <w:i/>
+          <w:iCs/>
+          <w:kern w:val="0"/>
+          <w:sz w:val="24"/>
+          <w:szCs w:val="24"/>
+          <w:lang w:eastAsia="en-IN"/>
+          <w14:ligatures w14:val="none"/>
+        </w:rPr>
+        <w:t>Example:</w:t>
+      </w:r>
+      <w:r>
+        <w:rPr>
+          <w:rFonts w:ascii="Times New Roman" w:eastAsia="Times New Roman" w:hAnsi="Times New Roman" w:cs="Times New Roman"/>
+          <w:kern w:val="0"/>
+          <w:sz w:val="24"/>
+          <w:szCs w:val="24"/>
+          <w:lang w:eastAsia="en-IN"/>
+          <w14:ligatures w14:val="none"/>
+        </w:rPr>
+        <w:t xml:space="preserve"> Using a free open-source library if it becomes available.</w:t>
+      </w:r>
+    </w:p>
+    <w:p>
+      <w:pPr>
+        <w:pStyle w:val="NormalWeb"/>
+      </w:pPr>
+      <w:r>
+        <w:t xml:space="preserve">19. </w:t>
+      </w:r>
+      <w:r>
+        <w:t>Explain the role of outsourcing in acquiring software projects. Mention its benefits and risks.</w:t>
+      </w:r>
+    </w:p>
+    <w:p>
+      <w:pPr>
+        <w:pStyle w:val="NormalWeb"/>
+      </w:pPr>
+      <w:r>
+        <w:t>Ans:</w:t>
+      </w:r>
+    </w:p>
+    <w:p>
+      <w:pPr>
+        <w:rPr>
+          <w:lang w:eastAsia="en-IN"/>
+        </w:rPr>
+      </w:pPr>
+      <w:r>
+        <w:rPr>
+          <w:lang w:eastAsia="en-IN"/>
+        </w:rPr>
+        <w:t>Role of Outsourcing in Acquiring Software Projects</w:t>
+      </w:r>
+    </w:p>
+    <w:p>
+      <w:pPr>
+        <w:spacing w:before="100" w:beforeAutospacing="1" w:after="100" w:afterAutospacing="1" w:line="240" w:lineRule="auto"/>
+        <w:rPr>
+          <w:rFonts w:ascii="Times New Roman" w:eastAsia="Times New Roman" w:hAnsi="Times New Roman" w:cs="Times New Roman"/>
+          <w:kern w:val="0"/>
+          <w:sz w:val="24"/>
+          <w:szCs w:val="24"/>
+          <w:lang w:eastAsia="en-IN"/>
+          <w14:ligatures w14:val="none"/>
+        </w:rPr>
+      </w:pPr>
+      <w:r>
+        <w:rPr>
+          <w:rFonts w:ascii="Times New Roman" w:eastAsia="Times New Roman" w:hAnsi="Times New Roman" w:cs="Times New Roman"/>
+          <w:b/>
+          <w:bCs/>
+          <w:kern w:val="0"/>
+          <w:sz w:val="24"/>
+          <w:szCs w:val="24"/>
+          <w:lang w:eastAsia="en-IN"/>
+          <w14:ligatures w14:val="none"/>
+        </w:rPr>
+        <w:t>Outsourcing</w:t>
+      </w:r>
+      <w:r>
+        <w:rPr>
+          <w:rFonts w:ascii="Times New Roman" w:eastAsia="Times New Roman" w:hAnsi="Times New Roman" w:cs="Times New Roman"/>
+          <w:kern w:val="0"/>
+          <w:sz w:val="24"/>
+          <w:szCs w:val="24"/>
+          <w:lang w:eastAsia="en-IN"/>
+          <w14:ligatures w14:val="none"/>
+        </w:rPr>
+        <w:t xml:space="preserve"> in software project management means hiring an external company, vendor, or team to perform some or all parts of software development instead of doing it entirely in-house. Organizations often outsource when they lack specific skills, want to reduce costs, or need faster project delivery.</w:t>
+      </w:r>
+    </w:p>
+    <w:p>
+      <w:pPr>
+        <w:spacing w:before="100" w:beforeAutospacing="1" w:after="100" w:afterAutospacing="1" w:line="240" w:lineRule="auto"/>
+        <w:rPr>
+          <w:rFonts w:ascii="Times New Roman" w:eastAsia="Times New Roman" w:hAnsi="Times New Roman" w:cs="Times New Roman"/>
+          <w:kern w:val="0"/>
+          <w:sz w:val="24"/>
+          <w:szCs w:val="24"/>
+          <w:lang w:eastAsia="en-IN"/>
+          <w14:ligatures w14:val="none"/>
+        </w:rPr>
+      </w:pPr>
+      <w:r>
+        <w:rPr>
+          <w:rFonts w:ascii="Times New Roman" w:eastAsia="Times New Roman" w:hAnsi="Times New Roman" w:cs="Times New Roman"/>
+          <w:kern w:val="0"/>
+          <w:sz w:val="24"/>
+          <w:szCs w:val="24"/>
+          <w:lang w:eastAsia="en-IN"/>
+          <w14:ligatures w14:val="none"/>
+        </w:rPr>
+        <w:t>Outsourcing can include activities such as coding, testing, maintenance, technical support, or even full project development.</w:t>
+      </w:r>
+    </w:p>
+    <w:p>
+      <w:pPr>
+        <w:spacing w:after="0" w:line="240" w:lineRule="auto"/>
+        <w:rPr>
+          <w:rFonts w:ascii="Times New Roman" w:eastAsia="Times New Roman" w:hAnsi="Times New Roman" w:cs="Times New Roman"/>
+          <w:kern w:val="0"/>
+          <w:sz w:val="24"/>
+          <w:szCs w:val="24"/>
+          <w:lang w:eastAsia="en-IN"/>
+          <w14:ligatures w14:val="none"/>
+        </w:rPr>
+      </w:pPr>
+      <w:r>
+        <w:rPr>
+          <w:rFonts w:ascii="Times New Roman" w:eastAsia="Times New Roman" w:hAnsi="Times New Roman" w:cs="Times New Roman"/>
+          <w:kern w:val="0"/>
+          <w:sz w:val="24"/>
+          <w:szCs w:val="24"/>
+          <w:lang w:eastAsia="en-IN"/>
+          <w14:ligatures w14:val="none"/>
+        </w:rPr>
+        <w:pict w14:anchorId="1F2C4D53">
+          <v:rect id="_x0000_i1029" style="width:0;height:1.5pt" o:hralign="center" o:hrstd="t" o:hr="t" fillcolor="#a0a0a0" stroked="f"/>
+        </w:pict>
+      </w:r>
+    </w:p>
+    <w:p>
+      <w:pPr>
+        <w:rPr>
+          <w:lang w:eastAsia="en-IN"/>
+        </w:rPr>
+      </w:pPr>
+      <w:r>
+        <w:rPr>
+          <w:lang w:eastAsia="en-IN"/>
+        </w:rPr>
+        <w:t>Benefits of Outsourcing:</w:t>
+      </w:r>
+    </w:p>
+    <w:p>
+      <w:pPr>
+        <w:numPr>
+          <w:ilvl w:val="0"/>
+          <w:numId w:val="21"/>
+        </w:numPr>
+        <w:spacing w:before="100" w:beforeAutospacing="1" w:after="100" w:afterAutospacing="1" w:line="240" w:lineRule="auto"/>
+        <w:rPr>
+          <w:rFonts w:ascii="Times New Roman" w:eastAsia="Times New Roman" w:hAnsi="Times New Roman" w:cs="Times New Roman"/>
+          <w:kern w:val="0"/>
+          <w:sz w:val="24"/>
+          <w:szCs w:val="24"/>
+          <w:lang w:eastAsia="en-IN"/>
+          <w14:ligatures w14:val="none"/>
+        </w:rPr>
+      </w:pPr>
+      <w:r>
+        <w:rPr>
+          <w:rFonts w:ascii="Times New Roman" w:eastAsia="Times New Roman" w:hAnsi="Times New Roman" w:cs="Times New Roman"/>
+          <w:b/>
+          <w:bCs/>
+          <w:kern w:val="0"/>
+          <w:sz w:val="24"/>
+          <w:szCs w:val="24"/>
+          <w:lang w:eastAsia="en-IN"/>
+          <w14:ligatures w14:val="none"/>
+        </w:rPr>
+        <w:t>Cost Savings</w:t>
+      </w:r>
+      <w:r>
+        <w:rPr>
+          <w:rFonts w:ascii="Times New Roman" w:eastAsia="Times New Roman" w:hAnsi="Times New Roman" w:cs="Times New Roman"/>
+          <w:kern w:val="0"/>
+          <w:sz w:val="24"/>
+          <w:szCs w:val="24"/>
+          <w:lang w:eastAsia="en-IN"/>
+          <w14:ligatures w14:val="none"/>
+        </w:rPr>
+        <w:t xml:space="preserve"> – Reduces expenses on infrastructure, training, and manpower by leveraging cheaper </w:t>
+      </w:r>
+      <w:proofErr w:type="spellStart"/>
+      <w:r>
+        <w:rPr>
+          <w:rFonts w:ascii="Times New Roman" w:eastAsia="Times New Roman" w:hAnsi="Times New Roman" w:cs="Times New Roman"/>
+          <w:kern w:val="0"/>
+          <w:sz w:val="24"/>
+          <w:szCs w:val="24"/>
+          <w:lang w:eastAsia="en-IN"/>
+          <w14:ligatures w14:val="none"/>
+        </w:rPr>
+        <w:t>labor</w:t>
+      </w:r>
+      <w:proofErr w:type="spellEnd"/>
+      <w:r>
+        <w:rPr>
+          <w:rFonts w:ascii="Times New Roman" w:eastAsia="Times New Roman" w:hAnsi="Times New Roman" w:cs="Times New Roman"/>
+          <w:kern w:val="0"/>
+          <w:sz w:val="24"/>
+          <w:szCs w:val="24"/>
+          <w:lang w:eastAsia="en-IN"/>
+          <w14:ligatures w14:val="none"/>
+        </w:rPr>
+        <w:t xml:space="preserve"> markets (e.g., India, Philippines).</w:t>
+      </w:r>
+    </w:p>
+    <w:p>
+      <w:pPr>
+        <w:numPr>
+          <w:ilvl w:val="0"/>
+          <w:numId w:val="21"/>
+        </w:numPr>
+        <w:spacing w:before="100" w:beforeAutospacing="1" w:after="100" w:afterAutospacing="1" w:line="240" w:lineRule="auto"/>
+        <w:rPr>
+          <w:rFonts w:ascii="Times New Roman" w:eastAsia="Times New Roman" w:hAnsi="Times New Roman" w:cs="Times New Roman"/>
+          <w:kern w:val="0"/>
+          <w:sz w:val="24"/>
+          <w:szCs w:val="24"/>
+          <w:lang w:eastAsia="en-IN"/>
+          <w14:ligatures w14:val="none"/>
+        </w:rPr>
+      </w:pPr>
+      <w:r>
+        <w:rPr>
+          <w:rFonts w:ascii="Times New Roman" w:eastAsia="Times New Roman" w:hAnsi="Times New Roman" w:cs="Times New Roman"/>
+          <w:b/>
+          <w:bCs/>
+          <w:kern w:val="0"/>
+          <w:sz w:val="24"/>
+          <w:szCs w:val="24"/>
+          <w:lang w:eastAsia="en-IN"/>
+          <w14:ligatures w14:val="none"/>
+        </w:rPr>
+        <w:t>Access to Expertise</w:t>
+      </w:r>
+      <w:r>
+        <w:rPr>
+          <w:rFonts w:ascii="Times New Roman" w:eastAsia="Times New Roman" w:hAnsi="Times New Roman" w:cs="Times New Roman"/>
+          <w:kern w:val="0"/>
+          <w:sz w:val="24"/>
+          <w:szCs w:val="24"/>
+          <w:lang w:eastAsia="en-IN"/>
+          <w14:ligatures w14:val="none"/>
+        </w:rPr>
+        <w:t xml:space="preserve"> – Provides skilled professionals and advanced technologies that may not be available internally.</w:t>
+      </w:r>
+    </w:p>
+    <w:p>
+      <w:pPr>
+        <w:numPr>
+          <w:ilvl w:val="0"/>
+          <w:numId w:val="21"/>
+        </w:numPr>
+        <w:spacing w:before="100" w:beforeAutospacing="1" w:after="100" w:afterAutospacing="1" w:line="240" w:lineRule="auto"/>
+        <w:rPr>
+          <w:rFonts w:ascii="Times New Roman" w:eastAsia="Times New Roman" w:hAnsi="Times New Roman" w:cs="Times New Roman"/>
+          <w:kern w:val="0"/>
+          <w:sz w:val="24"/>
+          <w:szCs w:val="24"/>
+          <w:lang w:eastAsia="en-IN"/>
+          <w14:ligatures w14:val="none"/>
+        </w:rPr>
+      </w:pPr>
+      <w:r>
+        <w:rPr>
+          <w:rFonts w:ascii="Times New Roman" w:eastAsia="Times New Roman" w:hAnsi="Times New Roman" w:cs="Times New Roman"/>
+          <w:b/>
+          <w:bCs/>
+          <w:kern w:val="0"/>
+          <w:sz w:val="24"/>
+          <w:szCs w:val="24"/>
+          <w:lang w:eastAsia="en-IN"/>
+          <w14:ligatures w14:val="none"/>
+        </w:rPr>
+        <w:t>Faster Delivery</w:t>
+      </w:r>
+      <w:r>
+        <w:rPr>
+          <w:rFonts w:ascii="Times New Roman" w:eastAsia="Times New Roman" w:hAnsi="Times New Roman" w:cs="Times New Roman"/>
+          <w:kern w:val="0"/>
+          <w:sz w:val="24"/>
+          <w:szCs w:val="24"/>
+          <w:lang w:eastAsia="en-IN"/>
+          <w14:ligatures w14:val="none"/>
+        </w:rPr>
+        <w:t xml:space="preserve"> – Vendors may work in multiple time zones, enabling quicker turnaround and shorter project cycles.</w:t>
+      </w:r>
+    </w:p>
+    <w:p>
+      <w:pPr>
+        <w:numPr>
+          <w:ilvl w:val="0"/>
+          <w:numId w:val="21"/>
+        </w:numPr>
+        <w:spacing w:before="100" w:beforeAutospacing="1" w:after="100" w:afterAutospacing="1" w:line="240" w:lineRule="auto"/>
+        <w:rPr>
+          <w:rFonts w:ascii="Times New Roman" w:eastAsia="Times New Roman" w:hAnsi="Times New Roman" w:cs="Times New Roman"/>
+          <w:kern w:val="0"/>
+          <w:sz w:val="24"/>
+          <w:szCs w:val="24"/>
+          <w:lang w:eastAsia="en-IN"/>
+          <w14:ligatures w14:val="none"/>
+        </w:rPr>
+      </w:pPr>
+      <w:r>
+        <w:rPr>
+          <w:rFonts w:ascii="Times New Roman" w:eastAsia="Times New Roman" w:hAnsi="Times New Roman" w:cs="Times New Roman"/>
+          <w:b/>
+          <w:bCs/>
+          <w:kern w:val="0"/>
+          <w:sz w:val="24"/>
+          <w:szCs w:val="24"/>
+          <w:lang w:eastAsia="en-IN"/>
+          <w14:ligatures w14:val="none"/>
+        </w:rPr>
+        <w:t>Focus on Core Business</w:t>
+      </w:r>
+      <w:r>
+        <w:rPr>
+          <w:rFonts w:ascii="Times New Roman" w:eastAsia="Times New Roman" w:hAnsi="Times New Roman" w:cs="Times New Roman"/>
+          <w:kern w:val="0"/>
+          <w:sz w:val="24"/>
+          <w:szCs w:val="24"/>
+          <w:lang w:eastAsia="en-IN"/>
+          <w14:ligatures w14:val="none"/>
+        </w:rPr>
+        <w:t xml:space="preserve"> – Allows the company to concentrate on strategic activities while external teams handle technical tasks.</w:t>
+      </w:r>
+    </w:p>
+    <w:p>
+      <w:pPr>
+        <w:numPr>
+          <w:ilvl w:val="0"/>
+          <w:numId w:val="21"/>
+        </w:numPr>
+        <w:spacing w:before="100" w:beforeAutospacing="1" w:after="100" w:afterAutospacing="1" w:line="240" w:lineRule="auto"/>
+        <w:rPr>
+          <w:rFonts w:ascii="Times New Roman" w:eastAsia="Times New Roman" w:hAnsi="Times New Roman" w:cs="Times New Roman"/>
+          <w:kern w:val="0"/>
+          <w:sz w:val="24"/>
+          <w:szCs w:val="24"/>
+          <w:lang w:eastAsia="en-IN"/>
+          <w14:ligatures w14:val="none"/>
+        </w:rPr>
+      </w:pPr>
+      <w:r>
+        <w:rPr>
+          <w:rFonts w:ascii="Times New Roman" w:eastAsia="Times New Roman" w:hAnsi="Times New Roman" w:cs="Times New Roman"/>
+          <w:b/>
+          <w:bCs/>
+          <w:kern w:val="0"/>
+          <w:sz w:val="24"/>
+          <w:szCs w:val="24"/>
+          <w:lang w:eastAsia="en-IN"/>
+          <w14:ligatures w14:val="none"/>
+        </w:rPr>
+        <w:t>Scalability</w:t>
+      </w:r>
+      <w:r>
+        <w:rPr>
+          <w:rFonts w:ascii="Times New Roman" w:eastAsia="Times New Roman" w:hAnsi="Times New Roman" w:cs="Times New Roman"/>
+          <w:kern w:val="0"/>
+          <w:sz w:val="24"/>
+          <w:szCs w:val="24"/>
+          <w:lang w:eastAsia="en-IN"/>
+          <w14:ligatures w14:val="none"/>
+        </w:rPr>
+        <w:t xml:space="preserve"> – Resources can be increased or decreased based on project requirements without long-term commitments.</w:t>
+      </w:r>
+    </w:p>
+    <w:p>
+      <w:pPr>
+        <w:spacing w:after="0" w:line="240" w:lineRule="auto"/>
+        <w:rPr>
+          <w:rFonts w:ascii="Times New Roman" w:eastAsia="Times New Roman" w:hAnsi="Times New Roman" w:cs="Times New Roman"/>
+          <w:kern w:val="0"/>
+          <w:sz w:val="24"/>
+          <w:szCs w:val="24"/>
+          <w:lang w:eastAsia="en-IN"/>
+          <w14:ligatures w14:val="none"/>
+        </w:rPr>
+      </w:pPr>
+      <w:r>
+        <w:rPr>
+          <w:rFonts w:ascii="Times New Roman" w:eastAsia="Times New Roman" w:hAnsi="Times New Roman" w:cs="Times New Roman"/>
+          <w:kern w:val="0"/>
+          <w:sz w:val="24"/>
+          <w:szCs w:val="24"/>
+          <w:lang w:eastAsia="en-IN"/>
+          <w14:ligatures w14:val="none"/>
+        </w:rPr>
+        <w:lastRenderedPageBreak/>
+        <w:pict w14:anchorId="019F3D87">
+          <v:rect id="_x0000_i1030" style="width:0;height:1.5pt" o:hralign="center" o:hrstd="t" o:hr="t" fillcolor="#a0a0a0" stroked="f"/>
+        </w:pict>
+      </w:r>
+    </w:p>
+    <w:p>
+      <w:pPr>
+        <w:rPr>
+          <w:lang w:eastAsia="en-IN"/>
+        </w:rPr>
+      </w:pPr>
+      <w:r>
+        <w:rPr>
+          <w:lang w:eastAsia="en-IN"/>
+        </w:rPr>
+        <w:t>Risks of Outsourcing:</w:t>
+      </w:r>
+    </w:p>
+    <w:p>
+      <w:pPr>
+        <w:numPr>
+          <w:ilvl w:val="0"/>
+          <w:numId w:val="22"/>
+        </w:numPr>
+        <w:spacing w:before="100" w:beforeAutospacing="1" w:after="100" w:afterAutospacing="1" w:line="240" w:lineRule="auto"/>
+        <w:rPr>
+          <w:rFonts w:ascii="Times New Roman" w:eastAsia="Times New Roman" w:hAnsi="Times New Roman" w:cs="Times New Roman"/>
+          <w:kern w:val="0"/>
+          <w:sz w:val="24"/>
+          <w:szCs w:val="24"/>
+          <w:lang w:eastAsia="en-IN"/>
+          <w14:ligatures w14:val="none"/>
+        </w:rPr>
+      </w:pPr>
+      <w:r>
+        <w:rPr>
+          <w:rFonts w:ascii="Times New Roman" w:eastAsia="Times New Roman" w:hAnsi="Times New Roman" w:cs="Times New Roman"/>
+          <w:b/>
+          <w:bCs/>
+          <w:kern w:val="0"/>
+          <w:sz w:val="24"/>
+          <w:szCs w:val="24"/>
+          <w:lang w:eastAsia="en-IN"/>
+          <w14:ligatures w14:val="none"/>
+        </w:rPr>
+        <w:t>Quality Issues</w:t>
+      </w:r>
+      <w:r>
+        <w:rPr>
+          <w:rFonts w:ascii="Times New Roman" w:eastAsia="Times New Roman" w:hAnsi="Times New Roman" w:cs="Times New Roman"/>
+          <w:kern w:val="0"/>
+          <w:sz w:val="24"/>
+          <w:szCs w:val="24"/>
+          <w:lang w:eastAsia="en-IN"/>
+          <w14:ligatures w14:val="none"/>
+        </w:rPr>
+        <w:t xml:space="preserve"> – Work may not always meet expected standards if the vendor lacks proper quality controls.</w:t>
+      </w:r>
+    </w:p>
+    <w:p>
+      <w:pPr>
+        <w:numPr>
+          <w:ilvl w:val="0"/>
+          <w:numId w:val="22"/>
+        </w:numPr>
+        <w:spacing w:before="100" w:beforeAutospacing="1" w:after="100" w:afterAutospacing="1" w:line="240" w:lineRule="auto"/>
+        <w:rPr>
+          <w:rFonts w:ascii="Times New Roman" w:eastAsia="Times New Roman" w:hAnsi="Times New Roman" w:cs="Times New Roman"/>
+          <w:kern w:val="0"/>
+          <w:sz w:val="24"/>
+          <w:szCs w:val="24"/>
+          <w:lang w:eastAsia="en-IN"/>
+          <w14:ligatures w14:val="none"/>
+        </w:rPr>
+      </w:pPr>
+      <w:r>
+        <w:rPr>
+          <w:rFonts w:ascii="Times New Roman" w:eastAsia="Times New Roman" w:hAnsi="Times New Roman" w:cs="Times New Roman"/>
+          <w:b/>
+          <w:bCs/>
+          <w:kern w:val="0"/>
+          <w:sz w:val="24"/>
+          <w:szCs w:val="24"/>
+          <w:lang w:eastAsia="en-IN"/>
+          <w14:ligatures w14:val="none"/>
+        </w:rPr>
+        <w:t>Loss of Control</w:t>
+      </w:r>
+      <w:r>
+        <w:rPr>
+          <w:rFonts w:ascii="Times New Roman" w:eastAsia="Times New Roman" w:hAnsi="Times New Roman" w:cs="Times New Roman"/>
+          <w:kern w:val="0"/>
+          <w:sz w:val="24"/>
+          <w:szCs w:val="24"/>
+          <w:lang w:eastAsia="en-IN"/>
+          <w14:ligatures w14:val="none"/>
+        </w:rPr>
+        <w:t xml:space="preserve"> – The company may have less direct supervision over project progress and processes.</w:t>
+      </w:r>
+    </w:p>
+    <w:p>
+      <w:pPr>
+        <w:numPr>
+          <w:ilvl w:val="0"/>
+          <w:numId w:val="22"/>
+        </w:numPr>
+        <w:spacing w:before="100" w:beforeAutospacing="1" w:after="100" w:afterAutospacing="1" w:line="240" w:lineRule="auto"/>
+        <w:rPr>
+          <w:rFonts w:ascii="Times New Roman" w:eastAsia="Times New Roman" w:hAnsi="Times New Roman" w:cs="Times New Roman"/>
+          <w:kern w:val="0"/>
+          <w:sz w:val="24"/>
+          <w:szCs w:val="24"/>
+          <w:lang w:eastAsia="en-IN"/>
+          <w14:ligatures w14:val="none"/>
+        </w:rPr>
+      </w:pPr>
+      <w:r>
+        <w:rPr>
+          <w:rFonts w:ascii="Times New Roman" w:eastAsia="Times New Roman" w:hAnsi="Times New Roman" w:cs="Times New Roman"/>
+          <w:b/>
+          <w:bCs/>
+          <w:kern w:val="0"/>
+          <w:sz w:val="24"/>
+          <w:szCs w:val="24"/>
+          <w:lang w:eastAsia="en-IN"/>
+          <w14:ligatures w14:val="none"/>
+        </w:rPr>
+        <w:t>Communication Barriers</w:t>
+      </w:r>
+      <w:r>
+        <w:rPr>
+          <w:rFonts w:ascii="Times New Roman" w:eastAsia="Times New Roman" w:hAnsi="Times New Roman" w:cs="Times New Roman"/>
+          <w:kern w:val="0"/>
+          <w:sz w:val="24"/>
+          <w:szCs w:val="24"/>
+          <w:lang w:eastAsia="en-IN"/>
+          <w14:ligatures w14:val="none"/>
+        </w:rPr>
+        <w:t xml:space="preserve"> – Time zone differences, cultural differences, and language gaps can cause misunderstandings.</w:t>
+      </w:r>
+    </w:p>
+    <w:p>
+      <w:pPr>
+        <w:numPr>
+          <w:ilvl w:val="0"/>
+          <w:numId w:val="22"/>
+        </w:numPr>
+        <w:spacing w:before="100" w:beforeAutospacing="1" w:after="100" w:afterAutospacing="1" w:line="240" w:lineRule="auto"/>
+        <w:rPr>
+          <w:rFonts w:ascii="Times New Roman" w:eastAsia="Times New Roman" w:hAnsi="Times New Roman" w:cs="Times New Roman"/>
+          <w:kern w:val="0"/>
+          <w:sz w:val="24"/>
+          <w:szCs w:val="24"/>
+          <w:lang w:eastAsia="en-IN"/>
+          <w14:ligatures w14:val="none"/>
+        </w:rPr>
+      </w:pPr>
+      <w:r>
+        <w:rPr>
+          <w:rFonts w:ascii="Times New Roman" w:eastAsia="Times New Roman" w:hAnsi="Times New Roman" w:cs="Times New Roman"/>
+          <w:b/>
+          <w:bCs/>
+          <w:kern w:val="0"/>
+          <w:sz w:val="24"/>
+          <w:szCs w:val="24"/>
+          <w:lang w:eastAsia="en-IN"/>
+          <w14:ligatures w14:val="none"/>
+        </w:rPr>
+        <w:t>Data Security Risks</w:t>
+      </w:r>
+      <w:r>
+        <w:rPr>
+          <w:rFonts w:ascii="Times New Roman" w:eastAsia="Times New Roman" w:hAnsi="Times New Roman" w:cs="Times New Roman"/>
+          <w:kern w:val="0"/>
+          <w:sz w:val="24"/>
+          <w:szCs w:val="24"/>
+          <w:lang w:eastAsia="en-IN"/>
+          <w14:ligatures w14:val="none"/>
+        </w:rPr>
+        <w:t xml:space="preserve"> – Sensitive project data may be exposed to third parties, leading to confidentiality concerns.</w:t>
+      </w:r>
+    </w:p>
+    <w:p>
+      <w:pPr>
+        <w:numPr>
+          <w:ilvl w:val="0"/>
+          <w:numId w:val="22"/>
+        </w:numPr>
+        <w:spacing w:before="100" w:beforeAutospacing="1" w:after="100" w:afterAutospacing="1" w:line="240" w:lineRule="auto"/>
+        <w:rPr>
+          <w:rFonts w:ascii="Times New Roman" w:eastAsia="Times New Roman" w:hAnsi="Times New Roman" w:cs="Times New Roman"/>
+          <w:kern w:val="0"/>
+          <w:sz w:val="24"/>
+          <w:szCs w:val="24"/>
+          <w:lang w:eastAsia="en-IN"/>
+          <w14:ligatures w14:val="none"/>
+        </w:rPr>
+      </w:pPr>
+      <w:r>
+        <w:rPr>
+          <w:rFonts w:ascii="Times New Roman" w:eastAsia="Times New Roman" w:hAnsi="Times New Roman" w:cs="Times New Roman"/>
+          <w:b/>
+          <w:bCs/>
+          <w:kern w:val="0"/>
+          <w:sz w:val="24"/>
+          <w:szCs w:val="24"/>
+          <w:lang w:eastAsia="en-IN"/>
+          <w14:ligatures w14:val="none"/>
+        </w:rPr>
+        <w:t>Hidden Costs</w:t>
+      </w:r>
+      <w:r>
+        <w:rPr>
+          <w:rFonts w:ascii="Times New Roman" w:eastAsia="Times New Roman" w:hAnsi="Times New Roman" w:cs="Times New Roman"/>
+          <w:kern w:val="0"/>
+          <w:sz w:val="24"/>
+          <w:szCs w:val="24"/>
+          <w:lang w:eastAsia="en-IN"/>
+          <w14:ligatures w14:val="none"/>
+        </w:rPr>
+        <w:t xml:space="preserve"> – Contract management, legal fees, and vendor switching costs may reduce the expected savings.</w:t>
+      </w:r>
+    </w:p>
+    <w:p>
+      <w:pPr>
+        <w:pStyle w:val="NormalWeb"/>
+      </w:pPr>
+      <w:r>
+        <w:t xml:space="preserve">20. </w:t>
+      </w:r>
+      <w:r>
+        <w:t>Describe in detail the structure of an RFP.</w:t>
+      </w:r>
+    </w:p>
+    <w:p>
+      <w:pPr>
+        <w:pStyle w:val="NormalWeb"/>
+      </w:pPr>
+      <w:r>
+        <w:t>Ans:</w:t>
+      </w:r>
+    </w:p>
+    <w:p>
+      <w:r>
+        <w:rPr>
+          <w:rStyle w:val="Strong"/>
+          <w:b w:val="0"/>
+          <w:bCs w:val="0"/>
+        </w:rPr>
+        <w:t>Structure of an RFP (Request for Proposal)</w:t>
+      </w:r>
+    </w:p>
+    <w:p>
+      <w:pPr>
+        <w:pStyle w:val="NormalWeb"/>
+      </w:pPr>
+      <w:r>
+        <w:t xml:space="preserve">A </w:t>
+      </w:r>
+      <w:r>
+        <w:rPr>
+          <w:rStyle w:val="Strong"/>
+        </w:rPr>
+        <w:t>Request for Proposal (RFP)</w:t>
+      </w:r>
+      <w:r>
+        <w:t xml:space="preserve"> is a formal document issued by an organization to invite vendors to provide solutions for a project. It helps compare proposals and select the best vendor. The basic structure of an RFP usually includes:</w:t>
+      </w:r>
+    </w:p>
+    <w:p>
+      <w:pPr>
+        <w:pStyle w:val="NormalWeb"/>
+        <w:numPr>
+          <w:ilvl w:val="0"/>
+          <w:numId w:val="23"/>
+        </w:numPr>
+      </w:pPr>
+      <w:r>
+        <w:rPr>
+          <w:rStyle w:val="Strong"/>
+        </w:rPr>
+        <w:t>Introduction/Background</w:t>
+      </w:r>
+      <w:r>
+        <w:t xml:space="preserve"> – Brief details about the organization and the purpose of the project.</w:t>
+      </w:r>
+    </w:p>
+    <w:p>
+      <w:pPr>
+        <w:pStyle w:val="NormalWeb"/>
+        <w:numPr>
+          <w:ilvl w:val="0"/>
+          <w:numId w:val="23"/>
+        </w:numPr>
+      </w:pPr>
+      <w:r>
+        <w:rPr>
+          <w:rStyle w:val="Strong"/>
+        </w:rPr>
+        <w:t>Project Objectives</w:t>
+      </w:r>
+      <w:r>
+        <w:t xml:space="preserve"> – Clear statement of goals and what the organization expects from the project.</w:t>
+      </w:r>
+    </w:p>
+    <w:p>
+      <w:pPr>
+        <w:pStyle w:val="NormalWeb"/>
+        <w:numPr>
+          <w:ilvl w:val="0"/>
+          <w:numId w:val="23"/>
+        </w:numPr>
+      </w:pPr>
+      <w:r>
+        <w:rPr>
+          <w:rStyle w:val="Strong"/>
+        </w:rPr>
+        <w:t>Scope of Work (SOW)</w:t>
+      </w:r>
+      <w:r>
+        <w:t xml:space="preserve"> – Defines tasks, deliverables, and responsibilities of the vendor.</w:t>
+      </w:r>
+    </w:p>
+    <w:p>
+      <w:pPr>
+        <w:pStyle w:val="NormalWeb"/>
+        <w:numPr>
+          <w:ilvl w:val="0"/>
+          <w:numId w:val="23"/>
+        </w:numPr>
+      </w:pPr>
+      <w:r>
+        <w:rPr>
+          <w:rStyle w:val="Strong"/>
+        </w:rPr>
+        <w:t>Technical Requirements</w:t>
+      </w:r>
+      <w:r>
+        <w:t xml:space="preserve"> – Lists system, software, security, or integration needs.</w:t>
+      </w:r>
+    </w:p>
+    <w:p>
+      <w:pPr>
+        <w:pStyle w:val="NormalWeb"/>
+        <w:numPr>
+          <w:ilvl w:val="0"/>
+          <w:numId w:val="23"/>
+        </w:numPr>
+      </w:pPr>
+      <w:r>
+        <w:rPr>
+          <w:rStyle w:val="Strong"/>
+        </w:rPr>
+        <w:t>Proposal Submission Guidelines</w:t>
+      </w:r>
+      <w:r>
+        <w:t xml:space="preserve"> – Instructions for how vendors should submit proposals (format, deadline, documents).</w:t>
+      </w:r>
+    </w:p>
+    <w:p>
+      <w:pPr>
+        <w:pStyle w:val="NormalWeb"/>
+        <w:numPr>
+          <w:ilvl w:val="0"/>
+          <w:numId w:val="23"/>
+        </w:numPr>
+      </w:pPr>
+      <w:r>
+        <w:rPr>
+          <w:rStyle w:val="Strong"/>
+        </w:rPr>
+        <w:t>Evaluation Criteria</w:t>
+      </w:r>
+      <w:r>
+        <w:t xml:space="preserve"> – Explains how proposals will be judged (cost, quality, vendor experience, technical fit).</w:t>
+      </w:r>
+    </w:p>
+    <w:p>
+      <w:pPr>
+        <w:pStyle w:val="NormalWeb"/>
+        <w:numPr>
+          <w:ilvl w:val="0"/>
+          <w:numId w:val="23"/>
+        </w:numPr>
+      </w:pPr>
+      <w:r>
+        <w:rPr>
+          <w:rStyle w:val="Strong"/>
+        </w:rPr>
+        <w:t>Timeline</w:t>
+      </w:r>
+      <w:r>
+        <w:t xml:space="preserve"> – Important dates such as submission deadline, vendor selection, and project delivery milestones.</w:t>
+      </w:r>
+    </w:p>
+    <w:p>
+      <w:pPr>
+        <w:pStyle w:val="NormalWeb"/>
+        <w:numPr>
+          <w:ilvl w:val="0"/>
+          <w:numId w:val="23"/>
+        </w:numPr>
+      </w:pPr>
+      <w:r>
+        <w:rPr>
+          <w:rStyle w:val="Strong"/>
+        </w:rPr>
+        <w:t>Budget/Cost Structure</w:t>
+      </w:r>
+      <w:r>
+        <w:t xml:space="preserve"> – May include expected budget or request vendors to give detailed cost estimates.</w:t>
+      </w:r>
+    </w:p>
+    <w:p>
+      <w:pPr>
+        <w:pStyle w:val="NormalWeb"/>
+        <w:numPr>
+          <w:ilvl w:val="0"/>
+          <w:numId w:val="23"/>
+        </w:numPr>
+      </w:pPr>
+      <w:r>
+        <w:rPr>
+          <w:rStyle w:val="Strong"/>
+        </w:rPr>
+        <w:t>Legal and Contractual Terms</w:t>
+      </w:r>
+      <w:r>
+        <w:t xml:space="preserve"> – Covers compliance rules, confidentiality, and service level agreements (SLAs).</w:t>
+      </w:r>
+    </w:p>
+    <w:p>
+      <w:pPr>
+        <w:pStyle w:val="NormalWeb"/>
+        <w:numPr>
+          <w:ilvl w:val="0"/>
+          <w:numId w:val="23"/>
+        </w:numPr>
+      </w:pPr>
+      <w:r>
+        <w:rPr>
+          <w:rStyle w:val="Strong"/>
+        </w:rPr>
+        <w:t>Contact Information</w:t>
+      </w:r>
+      <w:r>
+        <w:t xml:space="preserve"> – Details of the person/department for queries.</w:t>
+      </w:r>
+    </w:p>
+    <w:p>
+      <w:pPr>
+        <w:pStyle w:val="Heading3"/>
+      </w:pPr>
+      <w:r>
+        <w:t>21.</w:t>
+      </w:r>
+      <w:r>
+        <w:t xml:space="preserve"> </w:t>
+      </w:r>
+      <w:r>
+        <w:t>Explain the process of creating a Statement of Work (SOW).</w:t>
+      </w:r>
+      <w:r>
+        <w:br/>
+        <w:t>Ans:</w:t>
+      </w:r>
+    </w:p>
+    <w:p>
+      <w:r>
+        <w:t>1. Understand the Project Requirements</w:t>
+      </w:r>
+    </w:p>
+    <w:p>
+      <w:pPr>
+        <w:numPr>
+          <w:ilvl w:val="0"/>
+          <w:numId w:val="24"/>
+        </w:numPr>
+        <w:spacing w:before="100" w:beforeAutospacing="1" w:after="100" w:afterAutospacing="1" w:line="240" w:lineRule="auto"/>
+        <w:rPr>
+          <w:rFonts w:ascii="Times New Roman" w:eastAsia="Times New Roman" w:hAnsi="Times New Roman" w:cs="Times New Roman"/>
+          <w:kern w:val="0"/>
+          <w:sz w:val="24"/>
+          <w:szCs w:val="24"/>
+          <w:lang w:eastAsia="en-IN"/>
+          <w14:ligatures w14:val="none"/>
+        </w:rPr>
+      </w:pPr>
+      <w:r>
+        <w:rPr>
+          <w:rFonts w:ascii="Times New Roman" w:eastAsia="Times New Roman" w:hAnsi="Times New Roman" w:cs="Times New Roman"/>
+          <w:b/>
+          <w:bCs/>
+          <w:kern w:val="0"/>
+          <w:sz w:val="24"/>
+          <w:szCs w:val="24"/>
+          <w:lang w:eastAsia="en-IN"/>
+          <w14:ligatures w14:val="none"/>
+        </w:rPr>
+        <w:t>Gather Information:</w:t>
+      </w:r>
+      <w:r>
+        <w:rPr>
+          <w:rFonts w:ascii="Times New Roman" w:eastAsia="Times New Roman" w:hAnsi="Times New Roman" w:cs="Times New Roman"/>
+          <w:kern w:val="0"/>
+          <w:sz w:val="24"/>
+          <w:szCs w:val="24"/>
+          <w:lang w:eastAsia="en-IN"/>
+          <w14:ligatures w14:val="none"/>
+        </w:rPr>
+        <w:t xml:space="preserve"> Meet with stakeholders or the client to understand the project’s goals, objectives, scope, and expectations.</w:t>
+      </w:r>
+    </w:p>
+    <w:p>
+      <w:pPr>
+        <w:numPr>
+          <w:ilvl w:val="0"/>
+          <w:numId w:val="24"/>
+        </w:numPr>
+        <w:spacing w:before="100" w:beforeAutospacing="1" w:after="100" w:afterAutospacing="1" w:line="240" w:lineRule="auto"/>
+        <w:rPr>
+          <w:rFonts w:ascii="Times New Roman" w:eastAsia="Times New Roman" w:hAnsi="Times New Roman" w:cs="Times New Roman"/>
+          <w:kern w:val="0"/>
+          <w:sz w:val="24"/>
+          <w:szCs w:val="24"/>
+          <w:lang w:eastAsia="en-IN"/>
+          <w14:ligatures w14:val="none"/>
+        </w:rPr>
+      </w:pPr>
+      <w:r>
+        <w:rPr>
+          <w:rFonts w:ascii="Times New Roman" w:eastAsia="Times New Roman" w:hAnsi="Times New Roman" w:cs="Times New Roman"/>
+          <w:b/>
+          <w:bCs/>
+          <w:kern w:val="0"/>
+          <w:sz w:val="24"/>
+          <w:szCs w:val="24"/>
+          <w:lang w:eastAsia="en-IN"/>
+          <w14:ligatures w14:val="none"/>
+        </w:rPr>
+        <w:lastRenderedPageBreak/>
+        <w:t>Clarify Scope:</w:t>
+      </w:r>
+      <w:r>
+        <w:rPr>
+          <w:rFonts w:ascii="Times New Roman" w:eastAsia="Times New Roman" w:hAnsi="Times New Roman" w:cs="Times New Roman"/>
+          <w:kern w:val="0"/>
+          <w:sz w:val="24"/>
+          <w:szCs w:val="24"/>
+          <w:lang w:eastAsia="en-IN"/>
+          <w14:ligatures w14:val="none"/>
+        </w:rPr>
+        <w:t xml:space="preserve"> Identify what is included and what is excluded from the project to avoid misunderstandings later.</w:t>
+      </w:r>
+    </w:p>
+    <w:p>
+      <w:pPr>
+        <w:spacing w:after="0" w:line="240" w:lineRule="auto"/>
+        <w:rPr>
+          <w:rFonts w:ascii="Times New Roman" w:eastAsia="Times New Roman" w:hAnsi="Times New Roman" w:cs="Times New Roman"/>
+          <w:kern w:val="0"/>
+          <w:sz w:val="24"/>
+          <w:szCs w:val="24"/>
+          <w:lang w:eastAsia="en-IN"/>
+          <w14:ligatures w14:val="none"/>
+        </w:rPr>
+      </w:pPr>
+      <w:r>
+        <w:rPr>
+          <w:rFonts w:ascii="Times New Roman" w:eastAsia="Times New Roman" w:hAnsi="Times New Roman" w:cs="Times New Roman"/>
+          <w:kern w:val="0"/>
+          <w:sz w:val="24"/>
+          <w:szCs w:val="24"/>
+          <w:lang w:eastAsia="en-IN"/>
+          <w14:ligatures w14:val="none"/>
+        </w:rPr>
+        <w:pict w14:anchorId="1B90ACB1">
+          <v:rect id="_x0000_i1033" style="width:0;height:1.5pt" o:hralign="center" o:hrstd="t" o:hr="t" fillcolor="#a0a0a0" stroked="f"/>
+        </w:pict>
+      </w:r>
+    </w:p>
+    <w:p>
+      <w:pPr>
+        <w:rPr>
+          <w:lang w:eastAsia="en-IN"/>
+        </w:rPr>
+      </w:pPr>
+      <w:r>
+        <w:rPr>
+          <w:lang w:eastAsia="en-IN"/>
+        </w:rPr>
+        <w:t>2. Define the Project Scope</w:t>
+      </w:r>
+    </w:p>
+    <w:p>
+      <w:pPr>
+        <w:numPr>
+          <w:ilvl w:val="0"/>
+          <w:numId w:val="25"/>
+        </w:numPr>
+        <w:spacing w:before="100" w:beforeAutospacing="1" w:after="100" w:afterAutospacing="1" w:line="240" w:lineRule="auto"/>
+        <w:rPr>
+          <w:rFonts w:ascii="Times New Roman" w:eastAsia="Times New Roman" w:hAnsi="Times New Roman" w:cs="Times New Roman"/>
+          <w:kern w:val="0"/>
+          <w:sz w:val="24"/>
+          <w:szCs w:val="24"/>
+          <w:lang w:eastAsia="en-IN"/>
+          <w14:ligatures w14:val="none"/>
+        </w:rPr>
+      </w:pPr>
+      <w:r>
+        <w:rPr>
+          <w:rFonts w:ascii="Times New Roman" w:eastAsia="Times New Roman" w:hAnsi="Times New Roman" w:cs="Times New Roman"/>
+          <w:b/>
+          <w:bCs/>
+          <w:kern w:val="0"/>
+          <w:sz w:val="24"/>
+          <w:szCs w:val="24"/>
+          <w:lang w:eastAsia="en-IN"/>
+          <w14:ligatures w14:val="none"/>
+        </w:rPr>
+        <w:t>Project Objectives:</w:t>
+      </w:r>
+      <w:r>
+        <w:rPr>
+          <w:rFonts w:ascii="Times New Roman" w:eastAsia="Times New Roman" w:hAnsi="Times New Roman" w:cs="Times New Roman"/>
+          <w:kern w:val="0"/>
+          <w:sz w:val="24"/>
+          <w:szCs w:val="24"/>
+          <w:lang w:eastAsia="en-IN"/>
+          <w14:ligatures w14:val="none"/>
+        </w:rPr>
+        <w:t xml:space="preserve"> Clearly state the purpose of the project and what it aims to achieve.</w:t>
+      </w:r>
+    </w:p>
+    <w:p>
+      <w:pPr>
+        <w:numPr>
+          <w:ilvl w:val="0"/>
+          <w:numId w:val="25"/>
+        </w:numPr>
+        <w:spacing w:before="100" w:beforeAutospacing="1" w:after="100" w:afterAutospacing="1" w:line="240" w:lineRule="auto"/>
+        <w:rPr>
+          <w:rFonts w:ascii="Times New Roman" w:eastAsia="Times New Roman" w:hAnsi="Times New Roman" w:cs="Times New Roman"/>
+          <w:kern w:val="0"/>
+          <w:sz w:val="24"/>
+          <w:szCs w:val="24"/>
+          <w:lang w:eastAsia="en-IN"/>
+          <w14:ligatures w14:val="none"/>
+        </w:rPr>
+      </w:pPr>
+      <w:r>
+        <w:rPr>
+          <w:rFonts w:ascii="Times New Roman" w:eastAsia="Times New Roman" w:hAnsi="Times New Roman" w:cs="Times New Roman"/>
+          <w:b/>
+          <w:bCs/>
+          <w:kern w:val="0"/>
+          <w:sz w:val="24"/>
+          <w:szCs w:val="24"/>
+          <w:lang w:eastAsia="en-IN"/>
+          <w14:ligatures w14:val="none"/>
+        </w:rPr>
+        <w:t>Deliverables:</w:t>
+      </w:r>
+      <w:r>
+        <w:rPr>
+          <w:rFonts w:ascii="Times New Roman" w:eastAsia="Times New Roman" w:hAnsi="Times New Roman" w:cs="Times New Roman"/>
+          <w:kern w:val="0"/>
+          <w:sz w:val="24"/>
+          <w:szCs w:val="24"/>
+          <w:lang w:eastAsia="en-IN"/>
+          <w14:ligatures w14:val="none"/>
+        </w:rPr>
+        <w:t xml:space="preserve"> List all tangible and intangible outputs, like reports, software modules, or services.</w:t>
+      </w:r>
+    </w:p>
+    <w:p>
+      <w:pPr>
+        <w:numPr>
+          <w:ilvl w:val="0"/>
+          <w:numId w:val="25"/>
+        </w:numPr>
+        <w:spacing w:before="100" w:beforeAutospacing="1" w:after="100" w:afterAutospacing="1" w:line="240" w:lineRule="auto"/>
+        <w:rPr>
+          <w:rFonts w:ascii="Times New Roman" w:eastAsia="Times New Roman" w:hAnsi="Times New Roman" w:cs="Times New Roman"/>
+          <w:kern w:val="0"/>
+          <w:sz w:val="24"/>
+          <w:szCs w:val="24"/>
+          <w:lang w:eastAsia="en-IN"/>
+          <w14:ligatures w14:val="none"/>
+        </w:rPr>
+      </w:pPr>
+      <w:r>
+        <w:rPr>
+          <w:rFonts w:ascii="Times New Roman" w:eastAsia="Times New Roman" w:hAnsi="Times New Roman" w:cs="Times New Roman"/>
+          <w:b/>
+          <w:bCs/>
+          <w:kern w:val="0"/>
+          <w:sz w:val="24"/>
+          <w:szCs w:val="24"/>
+          <w:lang w:eastAsia="en-IN"/>
+          <w14:ligatures w14:val="none"/>
+        </w:rPr>
+        <w:t>Acceptance Criteria:</w:t>
+      </w:r>
+      <w:r>
+        <w:rPr>
+          <w:rFonts w:ascii="Times New Roman" w:eastAsia="Times New Roman" w:hAnsi="Times New Roman" w:cs="Times New Roman"/>
+          <w:kern w:val="0"/>
+          <w:sz w:val="24"/>
+          <w:szCs w:val="24"/>
+          <w:lang w:eastAsia="en-IN"/>
+          <w14:ligatures w14:val="none"/>
+        </w:rPr>
+        <w:t xml:space="preserve"> Define how deliverables will be evaluated and approved.</w:t>
+      </w:r>
+    </w:p>
+    <w:p>
+      <w:pPr>
+        <w:spacing w:after="0" w:line="240" w:lineRule="auto"/>
+        <w:rPr>
+          <w:rFonts w:ascii="Times New Roman" w:eastAsia="Times New Roman" w:hAnsi="Times New Roman" w:cs="Times New Roman"/>
+          <w:kern w:val="0"/>
+          <w:sz w:val="24"/>
+          <w:szCs w:val="24"/>
+          <w:lang w:eastAsia="en-IN"/>
+          <w14:ligatures w14:val="none"/>
+        </w:rPr>
+      </w:pPr>
+      <w:r>
+        <w:rPr>
+          <w:rFonts w:ascii="Times New Roman" w:eastAsia="Times New Roman" w:hAnsi="Times New Roman" w:cs="Times New Roman"/>
+          <w:kern w:val="0"/>
+          <w:sz w:val="24"/>
+          <w:szCs w:val="24"/>
+          <w:lang w:eastAsia="en-IN"/>
+          <w14:ligatures w14:val="none"/>
+        </w:rPr>
+        <w:pict w14:anchorId="183DCEBB">
+          <v:rect id="_x0000_i1034" style="width:0;height:1.5pt" o:hralign="center" o:hrstd="t" o:hr="t" fillcolor="#a0a0a0" stroked="f"/>
+        </w:pict>
+      </w:r>
+    </w:p>
+    <w:p>
+      <w:pPr>
+        <w:rPr>
+          <w:lang w:eastAsia="en-IN"/>
+        </w:rPr>
+      </w:pPr>
+      <w:r>
+        <w:rPr>
+          <w:lang w:eastAsia="en-IN"/>
+        </w:rPr>
+        <w:t>3. Identify Project Requirements</w:t>
+      </w:r>
+    </w:p>
+    <w:p>
+      <w:pPr>
+        <w:numPr>
+          <w:ilvl w:val="0"/>
+          <w:numId w:val="26"/>
+        </w:numPr>
+        <w:spacing w:before="100" w:beforeAutospacing="1" w:after="100" w:afterAutospacing="1" w:line="240" w:lineRule="auto"/>
+        <w:rPr>
+          <w:rFonts w:ascii="Times New Roman" w:eastAsia="Times New Roman" w:hAnsi="Times New Roman" w:cs="Times New Roman"/>
+          <w:kern w:val="0"/>
+          <w:sz w:val="24"/>
+          <w:szCs w:val="24"/>
+          <w:lang w:eastAsia="en-IN"/>
+          <w14:ligatures w14:val="none"/>
+        </w:rPr>
+      </w:pPr>
+      <w:r>
+        <w:rPr>
+          <w:rFonts w:ascii="Times New Roman" w:eastAsia="Times New Roman" w:hAnsi="Times New Roman" w:cs="Times New Roman"/>
+          <w:b/>
+          <w:bCs/>
+          <w:kern w:val="0"/>
+          <w:sz w:val="24"/>
+          <w:szCs w:val="24"/>
+          <w:lang w:eastAsia="en-IN"/>
+          <w14:ligatures w14:val="none"/>
+        </w:rPr>
+        <w:t>Technical Requirements:</w:t>
+      </w:r>
+      <w:r>
+        <w:rPr>
+          <w:rFonts w:ascii="Times New Roman" w:eastAsia="Times New Roman" w:hAnsi="Times New Roman" w:cs="Times New Roman"/>
+          <w:kern w:val="0"/>
+          <w:sz w:val="24"/>
+          <w:szCs w:val="24"/>
+          <w:lang w:eastAsia="en-IN"/>
+          <w14:ligatures w14:val="none"/>
+        </w:rPr>
+        <w:t xml:space="preserve"> Tools, technologies, and standards to be used.</w:t>
+      </w:r>
+    </w:p>
+    <w:p>
+      <w:pPr>
+        <w:numPr>
+          <w:ilvl w:val="0"/>
+          <w:numId w:val="26"/>
+        </w:numPr>
+        <w:spacing w:before="100" w:beforeAutospacing="1" w:after="100" w:afterAutospacing="1" w:line="240" w:lineRule="auto"/>
+        <w:rPr>
+          <w:rFonts w:ascii="Times New Roman" w:eastAsia="Times New Roman" w:hAnsi="Times New Roman" w:cs="Times New Roman"/>
+          <w:kern w:val="0"/>
+          <w:sz w:val="24"/>
+          <w:szCs w:val="24"/>
+          <w:lang w:eastAsia="en-IN"/>
+          <w14:ligatures w14:val="none"/>
+        </w:rPr>
+      </w:pPr>
+      <w:r>
+        <w:rPr>
+          <w:rFonts w:ascii="Times New Roman" w:eastAsia="Times New Roman" w:hAnsi="Times New Roman" w:cs="Times New Roman"/>
+          <w:b/>
+          <w:bCs/>
+          <w:kern w:val="0"/>
+          <w:sz w:val="24"/>
+          <w:szCs w:val="24"/>
+          <w:lang w:eastAsia="en-IN"/>
+          <w14:ligatures w14:val="none"/>
+        </w:rPr>
+        <w:t>Functional Requirements:</w:t>
+      </w:r>
+      <w:r>
+        <w:rPr>
+          <w:rFonts w:ascii="Times New Roman" w:eastAsia="Times New Roman" w:hAnsi="Times New Roman" w:cs="Times New Roman"/>
+          <w:kern w:val="0"/>
+          <w:sz w:val="24"/>
+          <w:szCs w:val="24"/>
+          <w:lang w:eastAsia="en-IN"/>
+          <w14:ligatures w14:val="none"/>
+        </w:rPr>
+        <w:t xml:space="preserve"> Specific functionalities the project must have.</w:t>
+      </w:r>
+    </w:p>
+    <w:p>
+      <w:pPr>
+        <w:numPr>
+          <w:ilvl w:val="0"/>
+          <w:numId w:val="26"/>
+        </w:numPr>
+        <w:spacing w:before="100" w:beforeAutospacing="1" w:after="100" w:afterAutospacing="1" w:line="240" w:lineRule="auto"/>
+        <w:rPr>
+          <w:rFonts w:ascii="Times New Roman" w:eastAsia="Times New Roman" w:hAnsi="Times New Roman" w:cs="Times New Roman"/>
+          <w:kern w:val="0"/>
+          <w:sz w:val="24"/>
+          <w:szCs w:val="24"/>
+          <w:lang w:eastAsia="en-IN"/>
+          <w14:ligatures w14:val="none"/>
+        </w:rPr>
+      </w:pPr>
+      <w:r>
+        <w:rPr>
+          <w:rFonts w:ascii="Times New Roman" w:eastAsia="Times New Roman" w:hAnsi="Times New Roman" w:cs="Times New Roman"/>
+          <w:b/>
+          <w:bCs/>
+          <w:kern w:val="0"/>
+          <w:sz w:val="24"/>
+          <w:szCs w:val="24"/>
+          <w:lang w:eastAsia="en-IN"/>
+          <w14:ligatures w14:val="none"/>
+        </w:rPr>
+        <w:t>Resource Requirements:</w:t>
+      </w:r>
+      <w:r>
+        <w:rPr>
+          <w:rFonts w:ascii="Times New Roman" w:eastAsia="Times New Roman" w:hAnsi="Times New Roman" w:cs="Times New Roman"/>
+          <w:kern w:val="0"/>
+          <w:sz w:val="24"/>
+          <w:szCs w:val="24"/>
+          <w:lang w:eastAsia="en-IN"/>
+          <w14:ligatures w14:val="none"/>
+        </w:rPr>
+        <w:t xml:space="preserve"> Human resources, equipment, or third-party services needed.</w:t>
+      </w:r>
+    </w:p>
+    <w:p>
+      <w:pPr>
+        <w:spacing w:after="0" w:line="240" w:lineRule="auto"/>
+        <w:rPr>
+          <w:rFonts w:ascii="Times New Roman" w:eastAsia="Times New Roman" w:hAnsi="Times New Roman" w:cs="Times New Roman"/>
+          <w:kern w:val="0"/>
+          <w:sz w:val="24"/>
+          <w:szCs w:val="24"/>
+          <w:lang w:eastAsia="en-IN"/>
+          <w14:ligatures w14:val="none"/>
+        </w:rPr>
+      </w:pPr>
+      <w:r>
+        <w:rPr>
+          <w:rFonts w:ascii="Times New Roman" w:eastAsia="Times New Roman" w:hAnsi="Times New Roman" w:cs="Times New Roman"/>
+          <w:kern w:val="0"/>
+          <w:sz w:val="24"/>
+          <w:szCs w:val="24"/>
+          <w:lang w:eastAsia="en-IN"/>
+          <w14:ligatures w14:val="none"/>
+        </w:rPr>
+        <w:pict w14:anchorId="163099E7">
+          <v:rect id="_x0000_i1035" style="width:0;height:1.5pt" o:hralign="center" o:hrstd="t" o:hr="t" fillcolor="#a0a0a0" stroked="f"/>
+        </w:pict>
+      </w:r>
+    </w:p>
+    <w:p>
+      <w:pPr>
+        <w:rPr>
+          <w:lang w:eastAsia="en-IN"/>
+        </w:rPr>
+      </w:pPr>
+      <w:r>
+        <w:rPr>
+          <w:lang w:eastAsia="en-IN"/>
+        </w:rPr>
+        <w:t>4. Develop Project Schedule and Milestones</w:t>
+      </w:r>
+    </w:p>
+    <w:p>
+      <w:pPr>
+        <w:numPr>
+          <w:ilvl w:val="0"/>
+          <w:numId w:val="27"/>
+        </w:numPr>
+        <w:spacing w:before="100" w:beforeAutospacing="1" w:after="100" w:afterAutospacing="1" w:line="240" w:lineRule="auto"/>
+        <w:rPr>
+          <w:rFonts w:ascii="Times New Roman" w:eastAsia="Times New Roman" w:hAnsi="Times New Roman" w:cs="Times New Roman"/>
+          <w:kern w:val="0"/>
+          <w:sz w:val="24"/>
+          <w:szCs w:val="24"/>
+          <w:lang w:eastAsia="en-IN"/>
+          <w14:ligatures w14:val="none"/>
+        </w:rPr>
+      </w:pPr>
+      <w:r>
+        <w:rPr>
+          <w:rFonts w:ascii="Times New Roman" w:eastAsia="Times New Roman" w:hAnsi="Times New Roman" w:cs="Times New Roman"/>
+          <w:b/>
+          <w:bCs/>
+          <w:kern w:val="0"/>
+          <w:sz w:val="24"/>
+          <w:szCs w:val="24"/>
+          <w:lang w:eastAsia="en-IN"/>
+          <w14:ligatures w14:val="none"/>
+        </w:rPr>
+        <w:t>Timeline:</w:t>
+      </w:r>
+      <w:r>
+        <w:rPr>
+          <w:rFonts w:ascii="Times New Roman" w:eastAsia="Times New Roman" w:hAnsi="Times New Roman" w:cs="Times New Roman"/>
+          <w:kern w:val="0"/>
+          <w:sz w:val="24"/>
+          <w:szCs w:val="24"/>
+          <w:lang w:eastAsia="en-IN"/>
+          <w14:ligatures w14:val="none"/>
+        </w:rPr>
+        <w:t xml:space="preserve"> Define start and end dates for the project.</w:t>
+      </w:r>
+    </w:p>
+    <w:p>
+      <w:pPr>
+        <w:numPr>
+          <w:ilvl w:val="0"/>
+          <w:numId w:val="27"/>
+        </w:numPr>
+        <w:spacing w:before="100" w:beforeAutospacing="1" w:after="100" w:afterAutospacing="1" w:line="240" w:lineRule="auto"/>
+        <w:rPr>
+          <w:rFonts w:ascii="Times New Roman" w:eastAsia="Times New Roman" w:hAnsi="Times New Roman" w:cs="Times New Roman"/>
+          <w:kern w:val="0"/>
+          <w:sz w:val="24"/>
+          <w:szCs w:val="24"/>
+          <w:lang w:eastAsia="en-IN"/>
+          <w14:ligatures w14:val="none"/>
+        </w:rPr>
+      </w:pPr>
+      <w:r>
+        <w:rPr>
+          <w:rFonts w:ascii="Times New Roman" w:eastAsia="Times New Roman" w:hAnsi="Times New Roman" w:cs="Times New Roman"/>
+          <w:b/>
+          <w:bCs/>
+          <w:kern w:val="0"/>
+          <w:sz w:val="24"/>
+          <w:szCs w:val="24"/>
+          <w:lang w:eastAsia="en-IN"/>
+          <w14:ligatures w14:val="none"/>
+        </w:rPr>
+        <w:t>Milestones:</w:t>
+      </w:r>
+      <w:r>
+        <w:rPr>
+          <w:rFonts w:ascii="Times New Roman" w:eastAsia="Times New Roman" w:hAnsi="Times New Roman" w:cs="Times New Roman"/>
+          <w:kern w:val="0"/>
+          <w:sz w:val="24"/>
+          <w:szCs w:val="24"/>
+          <w:lang w:eastAsia="en-IN"/>
+          <w14:ligatures w14:val="none"/>
+        </w:rPr>
+        <w:t xml:space="preserve"> Break the project into phases and set deadlines for each milestone.</w:t>
+      </w:r>
+    </w:p>
+    <w:p>
+      <w:pPr>
+        <w:numPr>
+          <w:ilvl w:val="0"/>
+          <w:numId w:val="27"/>
+        </w:numPr>
+        <w:spacing w:before="100" w:beforeAutospacing="1" w:after="100" w:afterAutospacing="1" w:line="240" w:lineRule="auto"/>
+        <w:rPr>
+          <w:rFonts w:ascii="Times New Roman" w:eastAsia="Times New Roman" w:hAnsi="Times New Roman" w:cs="Times New Roman"/>
+          <w:kern w:val="0"/>
+          <w:sz w:val="24"/>
+          <w:szCs w:val="24"/>
+          <w:lang w:eastAsia="en-IN"/>
+          <w14:ligatures w14:val="none"/>
+        </w:rPr>
+      </w:pPr>
+      <w:r>
+        <w:rPr>
+          <w:rFonts w:ascii="Times New Roman" w:eastAsia="Times New Roman" w:hAnsi="Times New Roman" w:cs="Times New Roman"/>
+          <w:b/>
+          <w:bCs/>
+          <w:kern w:val="0"/>
+          <w:sz w:val="24"/>
+          <w:szCs w:val="24"/>
+          <w:lang w:eastAsia="en-IN"/>
+          <w14:ligatures w14:val="none"/>
+        </w:rPr>
+        <w:t>Dependencies:</w:t>
+      </w:r>
+      <w:r>
+        <w:rPr>
+          <w:rFonts w:ascii="Times New Roman" w:eastAsia="Times New Roman" w:hAnsi="Times New Roman" w:cs="Times New Roman"/>
+          <w:kern w:val="0"/>
+          <w:sz w:val="24"/>
+          <w:szCs w:val="24"/>
+          <w:lang w:eastAsia="en-IN"/>
+          <w14:ligatures w14:val="none"/>
+        </w:rPr>
+        <w:t xml:space="preserve"> Identify tasks that depend on the completion of others.</w:t>
+      </w:r>
+    </w:p>
+    <w:p>
+      <w:pPr>
+        <w:spacing w:after="0" w:line="240" w:lineRule="auto"/>
+        <w:rPr>
+          <w:rFonts w:ascii="Times New Roman" w:eastAsia="Times New Roman" w:hAnsi="Times New Roman" w:cs="Times New Roman"/>
+          <w:kern w:val="0"/>
+          <w:sz w:val="24"/>
+          <w:szCs w:val="24"/>
+          <w:lang w:eastAsia="en-IN"/>
+          <w14:ligatures w14:val="none"/>
+        </w:rPr>
+      </w:pPr>
+      <w:r>
+        <w:rPr>
+          <w:rFonts w:ascii="Times New Roman" w:eastAsia="Times New Roman" w:hAnsi="Times New Roman" w:cs="Times New Roman"/>
+          <w:kern w:val="0"/>
+          <w:sz w:val="24"/>
+          <w:szCs w:val="24"/>
+          <w:lang w:eastAsia="en-IN"/>
+          <w14:ligatures w14:val="none"/>
+        </w:rPr>
+        <w:pict w14:anchorId="618CEEB6">
+          <v:rect id="_x0000_i1036" style="width:0;height:1.5pt" o:hralign="center" o:hrstd="t" o:hr="t" fillcolor="#a0a0a0" stroked="f"/>
+        </w:pict>
+      </w:r>
+    </w:p>
+    <w:p>
+      <w:pPr>
+        <w:rPr>
+          <w:lang w:eastAsia="en-IN"/>
+        </w:rPr>
+      </w:pPr>
+      <w:r>
+        <w:rPr>
+          <w:lang w:eastAsia="en-IN"/>
+        </w:rPr>
+        <w:t>5. Define Roles and Responsibilities</w:t>
+      </w:r>
+    </w:p>
+    <w:p>
+      <w:pPr>
+        <w:numPr>
+          <w:ilvl w:val="0"/>
+          <w:numId w:val="28"/>
+        </w:numPr>
+        <w:spacing w:before="100" w:beforeAutospacing="1" w:after="100" w:afterAutospacing="1" w:line="240" w:lineRule="auto"/>
+        <w:rPr>
+          <w:rFonts w:ascii="Times New Roman" w:eastAsia="Times New Roman" w:hAnsi="Times New Roman" w:cs="Times New Roman"/>
+          <w:kern w:val="0"/>
+          <w:sz w:val="24"/>
+          <w:szCs w:val="24"/>
+          <w:lang w:eastAsia="en-IN"/>
+          <w14:ligatures w14:val="none"/>
+        </w:rPr>
+      </w:pPr>
+      <w:r>
+        <w:rPr>
+          <w:rFonts w:ascii="Times New Roman" w:eastAsia="Times New Roman" w:hAnsi="Times New Roman" w:cs="Times New Roman"/>
+          <w:b/>
+          <w:bCs/>
+          <w:kern w:val="0"/>
+          <w:sz w:val="24"/>
+          <w:szCs w:val="24"/>
+          <w:lang w:eastAsia="en-IN"/>
+          <w14:ligatures w14:val="none"/>
+        </w:rPr>
+        <w:t>Project Team:</w:t>
+      </w:r>
+      <w:r>
+        <w:rPr>
+          <w:rFonts w:ascii="Times New Roman" w:eastAsia="Times New Roman" w:hAnsi="Times New Roman" w:cs="Times New Roman"/>
+          <w:kern w:val="0"/>
+          <w:sz w:val="24"/>
+          <w:szCs w:val="24"/>
+          <w:lang w:eastAsia="en-IN"/>
+          <w14:ligatures w14:val="none"/>
+        </w:rPr>
+        <w:t xml:space="preserve"> Identify who is responsible for each task.</w:t>
+      </w:r>
+    </w:p>
+    <w:p>
+      <w:pPr>
+        <w:numPr>
+          <w:ilvl w:val="0"/>
+          <w:numId w:val="28"/>
+        </w:numPr>
+        <w:spacing w:before="100" w:beforeAutospacing="1" w:after="100" w:afterAutospacing="1" w:line="240" w:lineRule="auto"/>
+        <w:rPr>
+          <w:rFonts w:ascii="Times New Roman" w:eastAsia="Times New Roman" w:hAnsi="Times New Roman" w:cs="Times New Roman"/>
+          <w:kern w:val="0"/>
+          <w:sz w:val="24"/>
+          <w:szCs w:val="24"/>
+          <w:lang w:eastAsia="en-IN"/>
+          <w14:ligatures w14:val="none"/>
+        </w:rPr>
+      </w:pPr>
+      <w:r>
+        <w:rPr>
+          <w:rFonts w:ascii="Times New Roman" w:eastAsia="Times New Roman" w:hAnsi="Times New Roman" w:cs="Times New Roman"/>
+          <w:b/>
+          <w:bCs/>
+          <w:kern w:val="0"/>
+          <w:sz w:val="24"/>
+          <w:szCs w:val="24"/>
+          <w:lang w:eastAsia="en-IN"/>
+          <w14:ligatures w14:val="none"/>
+        </w:rPr>
+        <w:t>Stakeholders:</w:t>
+      </w:r>
+      <w:r>
+        <w:rPr>
+          <w:rFonts w:ascii="Times New Roman" w:eastAsia="Times New Roman" w:hAnsi="Times New Roman" w:cs="Times New Roman"/>
+          <w:kern w:val="0"/>
+          <w:sz w:val="24"/>
+          <w:szCs w:val="24"/>
+          <w:lang w:eastAsia="en-IN"/>
+          <w14:ligatures w14:val="none"/>
+        </w:rPr>
+        <w:t xml:space="preserve"> Define client and management involvement.</w:t>
+      </w:r>
+    </w:p>
+    <w:p>
+      <w:pPr>
+        <w:numPr>
+          <w:ilvl w:val="0"/>
+          <w:numId w:val="28"/>
+        </w:numPr>
+        <w:spacing w:before="100" w:beforeAutospacing="1" w:after="100" w:afterAutospacing="1" w:line="240" w:lineRule="auto"/>
+        <w:rPr>
+          <w:rFonts w:ascii="Times New Roman" w:eastAsia="Times New Roman" w:hAnsi="Times New Roman" w:cs="Times New Roman"/>
+          <w:kern w:val="0"/>
+          <w:sz w:val="24"/>
+          <w:szCs w:val="24"/>
+          <w:lang w:eastAsia="en-IN"/>
+          <w14:ligatures w14:val="none"/>
+        </w:rPr>
+      </w:pPr>
+      <w:r>
+        <w:rPr>
+          <w:rFonts w:ascii="Times New Roman" w:eastAsia="Times New Roman" w:hAnsi="Times New Roman" w:cs="Times New Roman"/>
+          <w:b/>
+          <w:bCs/>
+          <w:kern w:val="0"/>
+          <w:sz w:val="24"/>
+          <w:szCs w:val="24"/>
+          <w:lang w:eastAsia="en-IN"/>
+          <w14:ligatures w14:val="none"/>
+        </w:rPr>
+        <w:t>Reporting Structure:</w:t>
+      </w:r>
+      <w:r>
+        <w:rPr>
+          <w:rFonts w:ascii="Times New Roman" w:eastAsia="Times New Roman" w:hAnsi="Times New Roman" w:cs="Times New Roman"/>
+          <w:kern w:val="0"/>
+          <w:sz w:val="24"/>
+          <w:szCs w:val="24"/>
+          <w:lang w:eastAsia="en-IN"/>
+          <w14:ligatures w14:val="none"/>
+        </w:rPr>
+        <w:t xml:space="preserve"> Clarify communication channels and frequency of updates.</w:t>
+      </w:r>
+    </w:p>
+    <w:p>
+      <w:pPr>
+        <w:spacing w:after="0" w:line="240" w:lineRule="auto"/>
+        <w:rPr>
+          <w:rFonts w:ascii="Times New Roman" w:eastAsia="Times New Roman" w:hAnsi="Times New Roman" w:cs="Times New Roman"/>
+          <w:kern w:val="0"/>
+          <w:sz w:val="24"/>
+          <w:szCs w:val="24"/>
+          <w:lang w:eastAsia="en-IN"/>
+          <w14:ligatures w14:val="none"/>
+        </w:rPr>
+      </w:pPr>
+      <w:r>
+        <w:rPr>
+          <w:rFonts w:ascii="Times New Roman" w:eastAsia="Times New Roman" w:hAnsi="Times New Roman" w:cs="Times New Roman"/>
+          <w:kern w:val="0"/>
+          <w:sz w:val="24"/>
+          <w:szCs w:val="24"/>
+          <w:lang w:eastAsia="en-IN"/>
+          <w14:ligatures w14:val="none"/>
+        </w:rPr>
+        <w:pict w14:anchorId="76AE9401">
+          <v:rect id="_x0000_i1037" style="width:0;height:1.5pt" o:hralign="center" o:hrstd="t" o:hr="t" fillcolor="#a0a0a0" stroked="f"/>
+        </w:pict>
+      </w:r>
+    </w:p>
+    <w:p>
+      <w:pPr>
+        <w:rPr>
+          <w:lang w:eastAsia="en-IN"/>
+        </w:rPr>
+      </w:pPr>
+      <w:r>
+        <w:rPr>
+          <w:lang w:eastAsia="en-IN"/>
+        </w:rPr>
+        <w:t>6. Include Terms and Conditions</w:t>
+      </w:r>
+    </w:p>
+    <w:p>
+      <w:pPr>
+        <w:numPr>
+          <w:ilvl w:val="0"/>
+          <w:numId w:val="29"/>
+        </w:numPr>
+        <w:spacing w:before="100" w:beforeAutospacing="1" w:after="100" w:afterAutospacing="1" w:line="240" w:lineRule="auto"/>
+        <w:rPr>
+          <w:rFonts w:ascii="Times New Roman" w:eastAsia="Times New Roman" w:hAnsi="Times New Roman" w:cs="Times New Roman"/>
+          <w:kern w:val="0"/>
+          <w:sz w:val="24"/>
+          <w:szCs w:val="24"/>
+          <w:lang w:eastAsia="en-IN"/>
+          <w14:ligatures w14:val="none"/>
+        </w:rPr>
+      </w:pPr>
+      <w:r>
+        <w:rPr>
+          <w:rFonts w:ascii="Times New Roman" w:eastAsia="Times New Roman" w:hAnsi="Times New Roman" w:cs="Times New Roman"/>
+          <w:b/>
+          <w:bCs/>
+          <w:kern w:val="0"/>
+          <w:sz w:val="24"/>
+          <w:szCs w:val="24"/>
+          <w:lang w:eastAsia="en-IN"/>
+          <w14:ligatures w14:val="none"/>
+        </w:rPr>
+        <w:t>Budget and Payment Terms:</w:t>
+      </w:r>
+      <w:r>
+        <w:rPr>
+          <w:rFonts w:ascii="Times New Roman" w:eastAsia="Times New Roman" w:hAnsi="Times New Roman" w:cs="Times New Roman"/>
+          <w:kern w:val="0"/>
+          <w:sz w:val="24"/>
+          <w:szCs w:val="24"/>
+          <w:lang w:eastAsia="en-IN"/>
+          <w14:ligatures w14:val="none"/>
+        </w:rPr>
+        <w:t xml:space="preserve"> Costs, billing schedule, and payment conditions.</w:t>
+      </w:r>
+    </w:p>
+    <w:p>
+      <w:pPr>
+        <w:numPr>
+          <w:ilvl w:val="0"/>
+          <w:numId w:val="29"/>
+        </w:numPr>
+        <w:spacing w:before="100" w:beforeAutospacing="1" w:after="100" w:afterAutospacing="1" w:line="240" w:lineRule="auto"/>
+        <w:rPr>
+          <w:rFonts w:ascii="Times New Roman" w:eastAsia="Times New Roman" w:hAnsi="Times New Roman" w:cs="Times New Roman"/>
+          <w:kern w:val="0"/>
+          <w:sz w:val="24"/>
+          <w:szCs w:val="24"/>
+          <w:lang w:eastAsia="en-IN"/>
+          <w14:ligatures w14:val="none"/>
+        </w:rPr>
+      </w:pPr>
+      <w:r>
+        <w:rPr>
+          <w:rFonts w:ascii="Times New Roman" w:eastAsia="Times New Roman" w:hAnsi="Times New Roman" w:cs="Times New Roman"/>
+          <w:b/>
+          <w:bCs/>
+          <w:kern w:val="0"/>
+          <w:sz w:val="24"/>
+          <w:szCs w:val="24"/>
+          <w:lang w:eastAsia="en-IN"/>
+          <w14:ligatures w14:val="none"/>
+        </w:rPr>
+        <w:t>Legal Considerations:</w:t>
+      </w:r>
+      <w:r>
+        <w:rPr>
+          <w:rFonts w:ascii="Times New Roman" w:eastAsia="Times New Roman" w:hAnsi="Times New Roman" w:cs="Times New Roman"/>
+          <w:kern w:val="0"/>
+          <w:sz w:val="24"/>
+          <w:szCs w:val="24"/>
+          <w:lang w:eastAsia="en-IN"/>
+          <w14:ligatures w14:val="none"/>
+        </w:rPr>
+        <w:t xml:space="preserve"> Confidentiality, intellectual property rights, and liability clauses.</w:t>
+      </w:r>
+    </w:p>
+    <w:p>
+      <w:pPr>
+        <w:numPr>
+          <w:ilvl w:val="0"/>
+          <w:numId w:val="29"/>
+        </w:numPr>
+        <w:spacing w:before="100" w:beforeAutospacing="1" w:after="100" w:afterAutospacing="1" w:line="240" w:lineRule="auto"/>
+        <w:rPr>
+          <w:rFonts w:ascii="Times New Roman" w:eastAsia="Times New Roman" w:hAnsi="Times New Roman" w:cs="Times New Roman"/>
+          <w:kern w:val="0"/>
+          <w:sz w:val="24"/>
+          <w:szCs w:val="24"/>
+          <w:lang w:eastAsia="en-IN"/>
+          <w14:ligatures w14:val="none"/>
+        </w:rPr>
+      </w:pPr>
+      <w:r>
+        <w:rPr>
+          <w:rFonts w:ascii="Times New Roman" w:eastAsia="Times New Roman" w:hAnsi="Times New Roman" w:cs="Times New Roman"/>
+          <w:b/>
+          <w:bCs/>
+          <w:kern w:val="0"/>
+          <w:sz w:val="24"/>
+          <w:szCs w:val="24"/>
+          <w:lang w:eastAsia="en-IN"/>
+          <w14:ligatures w14:val="none"/>
+        </w:rPr>
+        <w:t>Change Management:</w:t>
+      </w:r>
+      <w:r>
+        <w:rPr>
+          <w:rFonts w:ascii="Times New Roman" w:eastAsia="Times New Roman" w:hAnsi="Times New Roman" w:cs="Times New Roman"/>
+          <w:kern w:val="0"/>
+          <w:sz w:val="24"/>
+          <w:szCs w:val="24"/>
+          <w:lang w:eastAsia="en-IN"/>
+          <w14:ligatures w14:val="none"/>
+        </w:rPr>
+        <w:t xml:space="preserve"> How changes to scope, schedule, or budget will be handled.</w:t>
+      </w:r>
+    </w:p>
+    <w:p>
+      <w:pPr>
+        <w:spacing w:after="0" w:line="240" w:lineRule="auto"/>
+        <w:rPr>
+          <w:rFonts w:ascii="Times New Roman" w:eastAsia="Times New Roman" w:hAnsi="Times New Roman" w:cs="Times New Roman"/>
+          <w:kern w:val="0"/>
+          <w:sz w:val="24"/>
+          <w:szCs w:val="24"/>
+          <w:lang w:eastAsia="en-IN"/>
+          <w14:ligatures w14:val="none"/>
+        </w:rPr>
+      </w:pPr>
+      <w:r>
+        <w:rPr>
+          <w:rFonts w:ascii="Times New Roman" w:eastAsia="Times New Roman" w:hAnsi="Times New Roman" w:cs="Times New Roman"/>
+          <w:kern w:val="0"/>
+          <w:sz w:val="24"/>
+          <w:szCs w:val="24"/>
+          <w:lang w:eastAsia="en-IN"/>
+          <w14:ligatures w14:val="none"/>
+        </w:rPr>
+        <w:pict w14:anchorId="2270ED0A">
+          <v:rect id="_x0000_i1038" style="width:0;height:1.5pt" o:hralign="center" o:hrstd="t" o:hr="t" fillcolor="#a0a0a0" stroked="f"/>
+        </w:pict>
+      </w:r>
+    </w:p>
+    <w:p>
+      <w:pPr>
+        <w:rPr>
+          <w:lang w:eastAsia="en-IN"/>
+        </w:rPr>
+      </w:pPr>
+      <w:r>
+        <w:rPr>
+          <w:lang w:eastAsia="en-IN"/>
+        </w:rPr>
+        <w:t>7. Review and Approve</w:t>
+      </w:r>
+    </w:p>
+    <w:p>
+      <w:pPr>
+        <w:numPr>
+          <w:ilvl w:val="0"/>
+          <w:numId w:val="30"/>
+        </w:numPr>
+        <w:spacing w:before="100" w:beforeAutospacing="1" w:after="100" w:afterAutospacing="1" w:line="240" w:lineRule="auto"/>
+        <w:rPr>
+          <w:rFonts w:ascii="Times New Roman" w:eastAsia="Times New Roman" w:hAnsi="Times New Roman" w:cs="Times New Roman"/>
+          <w:kern w:val="0"/>
+          <w:sz w:val="24"/>
+          <w:szCs w:val="24"/>
+          <w:lang w:eastAsia="en-IN"/>
+          <w14:ligatures w14:val="none"/>
+        </w:rPr>
+      </w:pPr>
+      <w:r>
+        <w:rPr>
+          <w:rFonts w:ascii="Times New Roman" w:eastAsia="Times New Roman" w:hAnsi="Times New Roman" w:cs="Times New Roman"/>
+          <w:b/>
+          <w:bCs/>
+          <w:kern w:val="0"/>
+          <w:sz w:val="24"/>
+          <w:szCs w:val="24"/>
+          <w:lang w:eastAsia="en-IN"/>
+          <w14:ligatures w14:val="none"/>
+        </w:rPr>
+        <w:t>Internal Review:</w:t>
+      </w:r>
+      <w:r>
+        <w:rPr>
+          <w:rFonts w:ascii="Times New Roman" w:eastAsia="Times New Roman" w:hAnsi="Times New Roman" w:cs="Times New Roman"/>
+          <w:kern w:val="0"/>
+          <w:sz w:val="24"/>
+          <w:szCs w:val="24"/>
+          <w:lang w:eastAsia="en-IN"/>
+          <w14:ligatures w14:val="none"/>
+        </w:rPr>
+        <w:t xml:space="preserve"> Have the project team review for clarity, completeness, and feasibility.</w:t>
+      </w:r>
+    </w:p>
+    <w:p>
+      <w:pPr>
+        <w:numPr>
+          <w:ilvl w:val="0"/>
+          <w:numId w:val="30"/>
+        </w:numPr>
+        <w:spacing w:before="100" w:beforeAutospacing="1" w:after="100" w:afterAutospacing="1" w:line="240" w:lineRule="auto"/>
+        <w:rPr>
+          <w:rFonts w:ascii="Times New Roman" w:eastAsia="Times New Roman" w:hAnsi="Times New Roman" w:cs="Times New Roman"/>
+          <w:kern w:val="0"/>
+          <w:sz w:val="24"/>
+          <w:szCs w:val="24"/>
+          <w:lang w:eastAsia="en-IN"/>
+          <w14:ligatures w14:val="none"/>
+        </w:rPr>
+      </w:pPr>
+      <w:r>
+        <w:rPr>
+          <w:rFonts w:ascii="Times New Roman" w:eastAsia="Times New Roman" w:hAnsi="Times New Roman" w:cs="Times New Roman"/>
+          <w:b/>
+          <w:bCs/>
+          <w:kern w:val="0"/>
+          <w:sz w:val="24"/>
+          <w:szCs w:val="24"/>
+          <w:lang w:eastAsia="en-IN"/>
+          <w14:ligatures w14:val="none"/>
+        </w:rPr>
+        <w:t>Client Review:</w:t>
+      </w:r>
+      <w:r>
+        <w:rPr>
+          <w:rFonts w:ascii="Times New Roman" w:eastAsia="Times New Roman" w:hAnsi="Times New Roman" w:cs="Times New Roman"/>
+          <w:kern w:val="0"/>
+          <w:sz w:val="24"/>
+          <w:szCs w:val="24"/>
+          <w:lang w:eastAsia="en-IN"/>
+          <w14:ligatures w14:val="none"/>
+        </w:rPr>
+        <w:t xml:space="preserve"> Share the SOW with the client for feedback and approval.</w:t>
+      </w:r>
+    </w:p>
+    <w:p>
+      <w:pPr>
+        <w:numPr>
+          <w:ilvl w:val="0"/>
+          <w:numId w:val="30"/>
+        </w:numPr>
+        <w:spacing w:before="100" w:beforeAutospacing="1" w:after="100" w:afterAutospacing="1" w:line="240" w:lineRule="auto"/>
+        <w:rPr>
+          <w:rFonts w:ascii="Times New Roman" w:eastAsia="Times New Roman" w:hAnsi="Times New Roman" w:cs="Times New Roman"/>
+          <w:kern w:val="0"/>
+          <w:sz w:val="24"/>
+          <w:szCs w:val="24"/>
+          <w:lang w:eastAsia="en-IN"/>
+          <w14:ligatures w14:val="none"/>
+        </w:rPr>
+      </w:pPr>
+      <w:r>
+        <w:rPr>
+          <w:rFonts w:ascii="Times New Roman" w:eastAsia="Times New Roman" w:hAnsi="Times New Roman" w:cs="Times New Roman"/>
+          <w:b/>
+          <w:bCs/>
+          <w:kern w:val="0"/>
+          <w:sz w:val="24"/>
+          <w:szCs w:val="24"/>
+          <w:lang w:eastAsia="en-IN"/>
+          <w14:ligatures w14:val="none"/>
+        </w:rPr>
+        <w:t>Sign-off:</w:t>
+      </w:r>
+      <w:r>
+        <w:rPr>
+          <w:rFonts w:ascii="Times New Roman" w:eastAsia="Times New Roman" w:hAnsi="Times New Roman" w:cs="Times New Roman"/>
+          <w:kern w:val="0"/>
+          <w:sz w:val="24"/>
+          <w:szCs w:val="24"/>
+          <w:lang w:eastAsia="en-IN"/>
+          <w14:ligatures w14:val="none"/>
+        </w:rPr>
+        <w:t xml:space="preserve"> Both parties formally approve the SOW, making it a binding agreement.</w:t>
+      </w:r>
+    </w:p>
+    <w:p>
+      <w:pPr>
+        <w:spacing w:after="0" w:line="240" w:lineRule="auto"/>
+        <w:rPr>
+          <w:rFonts w:ascii="Times New Roman" w:eastAsia="Times New Roman" w:hAnsi="Times New Roman" w:cs="Times New Roman"/>
+          <w:kern w:val="0"/>
+          <w:sz w:val="24"/>
+          <w:szCs w:val="24"/>
+          <w:lang w:eastAsia="en-IN"/>
+          <w14:ligatures w14:val="none"/>
+        </w:rPr>
+      </w:pPr>
+      <w:r>
+        <w:rPr>
+          <w:rFonts w:ascii="Times New Roman" w:eastAsia="Times New Roman" w:hAnsi="Times New Roman" w:cs="Times New Roman"/>
+          <w:kern w:val="0"/>
+          <w:sz w:val="24"/>
+          <w:szCs w:val="24"/>
+          <w:lang w:eastAsia="en-IN"/>
+          <w14:ligatures w14:val="none"/>
+        </w:rPr>
+        <w:lastRenderedPageBreak/>
+        <w:pict w14:anchorId="61426A14">
+          <v:rect id="_x0000_i1039" style="width:0;height:1.5pt" o:hralign="center" o:hrstd="t" o:hr="t" fillcolor="#a0a0a0" stroked="f"/>
+        </w:pict>
+      </w:r>
+    </w:p>
+    <w:p>
+      <w:pPr>
+        <w:rPr>
+          <w:lang w:eastAsia="en-IN"/>
+        </w:rPr>
+      </w:pPr>
+      <w:r>
+        <w:rPr>
+          <w:lang w:eastAsia="en-IN"/>
+        </w:rPr>
+        <w:t>8. Maintain and Update (If Necessary)</w:t>
+      </w:r>
+    </w:p>
+    <w:p>
+      <w:pPr>
+        <w:numPr>
+          <w:ilvl w:val="0"/>
+          <w:numId w:val="31"/>
+        </w:numPr>
+        <w:spacing w:before="100" w:beforeAutospacing="1" w:after="100" w:afterAutospacing="1" w:line="240" w:lineRule="auto"/>
+        <w:rPr>
+          <w:rFonts w:ascii="Times New Roman" w:eastAsia="Times New Roman" w:hAnsi="Times New Roman" w:cs="Times New Roman"/>
+          <w:kern w:val="0"/>
+          <w:sz w:val="24"/>
+          <w:szCs w:val="24"/>
+          <w:lang w:eastAsia="en-IN"/>
+          <w14:ligatures w14:val="none"/>
+        </w:rPr>
+      </w:pPr>
+      <w:r>
+        <w:rPr>
+          <w:rFonts w:ascii="Times New Roman" w:eastAsia="Times New Roman" w:hAnsi="Times New Roman" w:cs="Times New Roman"/>
+          <w:b/>
+          <w:bCs/>
+          <w:kern w:val="0"/>
+          <w:sz w:val="24"/>
+          <w:szCs w:val="24"/>
+          <w:lang w:eastAsia="en-IN"/>
+          <w14:ligatures w14:val="none"/>
+        </w:rPr>
+        <w:t>Track Changes:</w:t>
+      </w:r>
+      <w:r>
+        <w:rPr>
+          <w:rFonts w:ascii="Times New Roman" w:eastAsia="Times New Roman" w:hAnsi="Times New Roman" w:cs="Times New Roman"/>
+          <w:kern w:val="0"/>
+          <w:sz w:val="24"/>
+          <w:szCs w:val="24"/>
+          <w:lang w:eastAsia="en-IN"/>
+          <w14:ligatures w14:val="none"/>
+        </w:rPr>
+        <w:t xml:space="preserve"> Document any changes to scope or deliverables.</w:t>
+      </w:r>
+    </w:p>
+    <w:p>
+      <w:pPr>
+        <w:numPr>
+          <w:ilvl w:val="0"/>
+          <w:numId w:val="31"/>
+        </w:numPr>
+        <w:spacing w:before="100" w:beforeAutospacing="1" w:after="100" w:afterAutospacing="1" w:line="240" w:lineRule="auto"/>
+        <w:rPr>
+          <w:rFonts w:ascii="Times New Roman" w:eastAsia="Times New Roman" w:hAnsi="Times New Roman" w:cs="Times New Roman"/>
+          <w:kern w:val="0"/>
+          <w:sz w:val="24"/>
+          <w:szCs w:val="24"/>
+          <w:lang w:eastAsia="en-IN"/>
+          <w14:ligatures w14:val="none"/>
+        </w:rPr>
+      </w:pPr>
+      <w:r>
+        <w:rPr>
+          <w:rFonts w:ascii="Times New Roman" w:eastAsia="Times New Roman" w:hAnsi="Times New Roman" w:cs="Times New Roman"/>
+          <w:b/>
+          <w:bCs/>
+          <w:kern w:val="0"/>
+          <w:sz w:val="24"/>
+          <w:szCs w:val="24"/>
+          <w:lang w:eastAsia="en-IN"/>
+          <w14:ligatures w14:val="none"/>
+        </w:rPr>
+        <w:t>Version Control:</w:t>
+      </w:r>
+      <w:r>
+        <w:rPr>
+          <w:rFonts w:ascii="Times New Roman" w:eastAsia="Times New Roman" w:hAnsi="Times New Roman" w:cs="Times New Roman"/>
+          <w:kern w:val="0"/>
+          <w:sz w:val="24"/>
+          <w:szCs w:val="24"/>
+          <w:lang w:eastAsia="en-IN"/>
+          <w14:ligatures w14:val="none"/>
+        </w:rPr>
+        <w:t xml:space="preserve"> Update the SOW with version numbers and dates to maintain accur</w:t>
+      </w:r>
+      <w:r>
+        <w:rPr>
+          <w:rFonts w:ascii="Times New Roman" w:eastAsia="Times New Roman" w:hAnsi="Times New Roman" w:cs="Times New Roman"/>
+          <w:kern w:val="0"/>
+          <w:sz w:val="24"/>
+          <w:szCs w:val="24"/>
+          <w:lang w:eastAsia="en-IN"/>
+          <w14:ligatures w14:val="none"/>
+        </w:rPr>
+        <w:t>acy.</w:t>
+      </w:r>
+    </w:p>
+    <w:p>
+      <w:pPr>
+        <w:spacing w:before="100" w:beforeAutospacing="1" w:after="100" w:afterAutospacing="1" w:line="240" w:lineRule="auto"/>
+        <w:rPr>
+          <w:rFonts w:ascii="Times New Roman" w:eastAsia="Times New Roman" w:hAnsi="Times New Roman" w:cs="Times New Roman"/>
+          <w:kern w:val="0"/>
+          <w:sz w:val="24"/>
+          <w:szCs w:val="24"/>
+          <w:lang w:eastAsia="en-IN"/>
+          <w14:ligatures w14:val="none"/>
+        </w:rPr>
+      </w:pPr>
+      <w:r>
+        <w:rPr>
+          <w:rFonts w:ascii="Times New Roman" w:eastAsia="Times New Roman" w:hAnsi="Times New Roman" w:cs="Times New Roman"/>
+          <w:b/>
+          <w:bCs/>
+          <w:kern w:val="0"/>
+          <w:sz w:val="24"/>
+          <w:szCs w:val="24"/>
+          <w:lang w:eastAsia="en-IN"/>
+          <w14:ligatures w14:val="none"/>
+        </w:rPr>
+        <w:t>22.</w:t>
+      </w:r>
+      <w:r>
+        <w:rPr>
+          <w:rFonts w:ascii="Times New Roman" w:eastAsia="Times New Roman" w:hAnsi="Times New Roman" w:cs="Times New Roman"/>
+          <w:kern w:val="0"/>
+          <w:sz w:val="24"/>
+          <w:szCs w:val="24"/>
+          <w:lang w:eastAsia="en-IN"/>
+          <w14:ligatures w14:val="none"/>
+        </w:rPr>
+        <w:t xml:space="preserve"> </w:t>
+      </w:r>
+    </w:p>
+    <w:p>
+      <w:pPr>
+        <w:spacing w:before="100" w:beforeAutospacing="1" w:after="100" w:afterAutospacing="1" w:line="240" w:lineRule="auto"/>
+        <w:rPr>
+          <w:rFonts w:ascii="Times New Roman" w:eastAsia="Times New Roman" w:hAnsi="Times New Roman" w:cs="Times New Roman"/>
+          <w:kern w:val="0"/>
+          <w:sz w:val="24"/>
+          <w:szCs w:val="24"/>
+          <w:lang w:eastAsia="en-IN"/>
+          <w14:ligatures w14:val="none"/>
+        </w:rPr>
+      </w:pPr>
+      <w:r>
+        <w:br/>
       </w:r>
     </w:p>
     <w:sectPr>
@@ -2902,8 +6013,157 @@
 </file>
 
 <file path=word/numbering.xml><?xml version="1.0" encoding="utf-8"?>
-<w:numbering xmlns:wpc="http://schemas.microsoft.com/office/word/2010/wordprocessingCanvas" xmlns:cx="http://schemas.microsoft.com/office/drawing/2014/chartex" xmlns:cx1="http://schemas.microsoft.com/office/drawing/2015/9/8/chartex" xmlns:cx2="http://schemas.microsoft.com/office/drawing/2015/10/21/chartex" xmlns:cx3="http://schemas.microsoft.com/office/drawing/2016/5/9/chartex" xmlns:cx4="http://schemas.microsoft.com/office/drawing/2016/5/10/chartex" xmlns:cx5="http://schemas.microsoft.com/office/drawing/2016/5/11/chartex" xmlns:cx6="http://schemas.microsoft.com/office/drawing/2016/5/12/chartex" xmlns:cx7="http://schemas.microsoft.com/office/drawing/2016/5/13/chartex" xmlns:cx8="http://schemas.microsoft.com/office/drawing/2016/5/14/chartex" xmlns:mc="http://schemas.openxmlformats.org/markup-compatibility/2006" xmlns:aink="http://schemas.microsoft.com/office/drawing/2016/ink" xmlns:am3d="http://schemas.microsoft.com/office/drawing/2017/model3d" xmlns:o="urn:schemas-microsoft-com:office:office" xmlns:oel="http://schemas.microsoft.com/office/2019/extlst" xmlns:r="http://schemas.openxmlformats.org/officeDocument/2006/relationships" xmlns:m="http://schemas.openxmlformats.org/officeDocument/2006/math" xmlns:v="urn:schemas-microsoft-com:vml" xmlns:wp14="http://schemas.microsoft.com/office/word/2010/wordprocessingDrawing" xmlns:wp="http://schemas.openxmlformats.org/drawingml/2006/wordprocessingDrawing" xmlns:w10="urn:schemas-microsoft-com:office:word" xmlns:w="http://schemas.openxmlformats.org/wordprocessingml/2006/main" xmlns:w14="http://schemas.microsoft.com/office/word/2010/wordml" xmlns:w15="http://schemas.microsoft.com/office/word/2012/wordml" xmlns:w16cex="http://schemas.microsoft.com/office/word/2018/wordml/cex" xmlns:w16cid="http://schemas.microsoft.com/office/word/2016/wordml/cid" xmlns:w16="http://schemas.microsoft.com/office/word/2018/wordml" xmlns:w16sdtdh="http://schemas.microsoft.com/office/word/2020/wordml/sdtdatahash" xmlns:w16se="http://schemas.microsoft.com/office/word/2015/wordml/symex" xmlns:wpg="http://schemas.microsoft.com/office/word/2010/wordprocessingGroup" xmlns:wpi="http://schemas.microsoft.com/office/word/2010/wordprocessingInk" xmlns:wne="http://schemas.microsoft.com/office/word/2006/wordml" xmlns:wps="http://schemas.microsoft.com/office/word/2010/wordprocessingShape" mc:Ignorable="w14 w15 w16se w16cid w16 w16cex w16sdtdh wp14">
+<w:numbering xmlns:wpc="http://schemas.microsoft.com/office/word/2010/wordprocessingCanvas" xmlns:cx="http://schemas.microsoft.com/office/drawing/2014/chartex" xmlns:cx1="http://schemas.microsoft.com/office/drawing/2015/9/8/chartex" xmlns:cx2="http://schemas.microsoft.com/office/drawing/2015/10/21/chartex" xmlns:cx3="http://schemas.microsoft.com/office/drawing/2016/5/9/chartex" xmlns:cx4="http://schemas.microsoft.com/office/drawing/2016/5/10/chartex" xmlns:cx5="http://schemas.microsoft.com/office/drawing/2016/5/11/chartex" xmlns:cx6="http://schemas.microsoft.com/office/drawing/2016/5/12/chartex" xmlns:cx7="http://schemas.microsoft.com/office/drawing/2016/5/13/chartex" xmlns:cx8="http://schemas.microsoft.com/office/drawing/2016/5/14/chartex" xmlns:mc="http://schemas.openxmlformats.org/markup-compatibility/2006" xmlns:aink="http://schemas.microsoft.com/office/drawing/2016/ink" xmlns:am3d="http://schemas.microsoft.com/office/drawing/2017/model3d" xmlns:o="urn:schemas-microsoft-com:office:office" xmlns:oel="http://schemas.microsoft.com/office/2019/extlst" xmlns:r="http://schemas.openxmlformats.org/officeDocument/2006/relationships" xmlns:m="http://schemas.openxmlformats.org/officeDocument/2006/math" xmlns:v="urn:schemas-microsoft-com:vml" xmlns:wp14="http://schemas.microsoft.com/office/word/2010/wordprocessingDrawing" xmlns:wp="http://schemas.openxmlformats.org/drawingml/2006/wordprocessingDrawing" xmlns:w10="urn:schemas-microsoft-com:office:word" xmlns:w="http://schemas.openxmlformats.org/wordprocessingml/2006/main" xmlns:w14="http://schemas.microsoft.com/office/word/2010/wordml" xmlns:w15="http://schemas.microsoft.com/office/word/2012/wordml" xmlns:w16cex="http://schemas.microsoft.com/office/word/2018/wordml/cex" xmlns:w16cid="http://schemas.microsoft.com/office/word/2016/wordml/cid" xmlns:w16="http://schemas.microsoft.com/office/word/2018/wordml" xmlns:w16du="http://schemas.microsoft.com/office/word/2023/wordml/word16du" xmlns:w16sdtdh="http://schemas.microsoft.com/office/word/2020/wordml/sdtdatahash" xmlns:w16se="http://schemas.microsoft.com/office/word/2015/wordml/symex" xmlns:wpg="http://schemas.microsoft.com/office/word/2010/wordprocessingGroup" xmlns:wpi="http://schemas.microsoft.com/office/word/2010/wordprocessingInk" xmlns:wne="http://schemas.microsoft.com/office/word/2006/wordml" xmlns:wps="http://schemas.microsoft.com/office/word/2010/wordprocessingShape" mc:Ignorable="w14 w15 w16se w16cid w16 w16cex w16sdtdh w16du wp14">
   <w:abstractNum w:abstractNumId="0" w15:restartNumberingAfterBreak="0">
+    <w:nsid w:val="029653F2"/>
+    <w:multiLevelType w:val="multilevel"/>
+    <w:tmpl w:val="8A16F6CC"/>
+    <w:lvl w:ilvl="0">
+      <w:start w:val="1"/>
+      <w:numFmt w:val="bullet"/>
+      <w:lvlText w:val=""/>
+      <w:lvlJc w:val="left"/>
+      <w:pPr>
+        <w:tabs>
+          <w:tab w:val="num" w:pos="720"/>
+        </w:tabs>
+        <w:ind w:left="720" w:hanging="360"/>
+      </w:pPr>
+      <w:rPr>
+        <w:rFonts w:ascii="Symbol" w:hAnsi="Symbol" w:hint="default"/>
+        <w:sz w:val="20"/>
+      </w:rPr>
+    </w:lvl>
+    <w:lvl w:ilvl="1" w:tentative="1">
+      <w:start w:val="1"/>
+      <w:numFmt w:val="bullet"/>
+      <w:lvlText w:val="o"/>
+      <w:lvlJc w:val="left"/>
+      <w:pPr>
+        <w:tabs>
+          <w:tab w:val="num" w:pos="1440"/>
+        </w:tabs>
+        <w:ind w:left="1440" w:hanging="360"/>
+      </w:pPr>
+      <w:rPr>
+        <w:rFonts w:ascii="Courier New" w:hAnsi="Courier New" w:hint="default"/>
+        <w:sz w:val="20"/>
+      </w:rPr>
+    </w:lvl>
+    <w:lvl w:ilvl="2" w:tentative="1">
+      <w:start w:val="1"/>
+      <w:numFmt w:val="bullet"/>
+      <w:lvlText w:val=""/>
+      <w:lvlJc w:val="left"/>
+      <w:pPr>
+        <w:tabs>
+          <w:tab w:val="num" w:pos="2160"/>
+        </w:tabs>
+        <w:ind w:left="2160" w:hanging="360"/>
+      </w:pPr>
+      <w:rPr>
+        <w:rFonts w:ascii="Wingdings" w:hAnsi="Wingdings" w:hint="default"/>
+        <w:sz w:val="20"/>
+      </w:rPr>
+    </w:lvl>
+    <w:lvl w:ilvl="3" w:tentative="1">
+      <w:start w:val="1"/>
+      <w:numFmt w:val="bullet"/>
+      <w:lvlText w:val=""/>
+      <w:lvlJc w:val="left"/>
+      <w:pPr>
+        <w:tabs>
+          <w:tab w:val="num" w:pos="2880"/>
+        </w:tabs>
+        <w:ind w:left="2880" w:hanging="360"/>
+      </w:pPr>
+      <w:rPr>
+        <w:rFonts w:ascii="Wingdings" w:hAnsi="Wingdings" w:hint="default"/>
+        <w:sz w:val="20"/>
+      </w:rPr>
+    </w:lvl>
+    <w:lvl w:ilvl="4" w:tentative="1">
+      <w:start w:val="1"/>
+      <w:numFmt w:val="bullet"/>
+      <w:lvlText w:val=""/>
+      <w:lvlJc w:val="left"/>
+      <w:pPr>
+        <w:tabs>
+          <w:tab w:val="num" w:pos="3600"/>
+        </w:tabs>
+        <w:ind w:left="3600" w:hanging="360"/>
+      </w:pPr>
+      <w:rPr>
+        <w:rFonts w:ascii="Wingdings" w:hAnsi="Wingdings" w:hint="default"/>
+        <w:sz w:val="20"/>
+      </w:rPr>
+    </w:lvl>
+    <w:lvl w:ilvl="5" w:tentative="1">
+      <w:start w:val="1"/>
+      <w:numFmt w:val="bullet"/>
+      <w:lvlText w:val=""/>
+      <w:lvlJc w:val="left"/>
+      <w:pPr>
+        <w:tabs>
+          <w:tab w:val="num" w:pos="4320"/>
+        </w:tabs>
+        <w:ind w:left="4320" w:hanging="360"/>
+      </w:pPr>
+      <w:rPr>
+        <w:rFonts w:ascii="Wingdings" w:hAnsi="Wingdings" w:hint="default"/>
+        <w:sz w:val="20"/>
+      </w:rPr>
+    </w:lvl>
+    <w:lvl w:ilvl="6" w:tentative="1">
+      <w:start w:val="1"/>
+      <w:numFmt w:val="bullet"/>
+      <w:lvlText w:val=""/>
+      <w:lvlJc w:val="left"/>
+      <w:pPr>
+        <w:tabs>
+          <w:tab w:val="num" w:pos="5040"/>
+        </w:tabs>
+        <w:ind w:left="5040" w:hanging="360"/>
+      </w:pPr>
+      <w:rPr>
+        <w:rFonts w:ascii="Wingdings" w:hAnsi="Wingdings" w:hint="default"/>
+        <w:sz w:val="20"/>
+      </w:rPr>
+    </w:lvl>
+    <w:lvl w:ilvl="7" w:tentative="1">
+      <w:start w:val="1"/>
+      <w:numFmt w:val="bullet"/>
+      <w:lvlText w:val=""/>
+      <w:lvlJc w:val="left"/>
+      <w:pPr>
+        <w:tabs>
+          <w:tab w:val="num" w:pos="5760"/>
+        </w:tabs>
+        <w:ind w:left="5760" w:hanging="360"/>
+      </w:pPr>
+      <w:rPr>
+        <w:rFonts w:ascii="Wingdings" w:hAnsi="Wingdings" w:hint="default"/>
+        <w:sz w:val="20"/>
+      </w:rPr>
+    </w:lvl>
+    <w:lvl w:ilvl="8" w:tentative="1">
+      <w:start w:val="1"/>
+      <w:numFmt w:val="bullet"/>
+      <w:lvlText w:val=""/>
+      <w:lvlJc w:val="left"/>
+      <w:pPr>
+        <w:tabs>
+          <w:tab w:val="num" w:pos="6480"/>
+        </w:tabs>
+        <w:ind w:left="6480" w:hanging="360"/>
+      </w:pPr>
+      <w:rPr>
+        <w:rFonts w:ascii="Wingdings" w:hAnsi="Wingdings" w:hint="default"/>
+        <w:sz w:val="20"/>
+      </w:rPr>
+    </w:lvl>
+  </w:abstractNum>
+  <w:abstractNum w:abstractNumId="1" w15:restartNumberingAfterBreak="0">
     <w:nsid w:val="083E515F"/>
     <w:multiLevelType w:val="multilevel"/>
     <w:tmpl w:val="DB60A258"/>
@@ -3052,7 +6312,273 @@
       </w:rPr>
     </w:lvl>
   </w:abstractNum>
-  <w:abstractNum w:abstractNumId="1" w15:restartNumberingAfterBreak="0">
+  <w:abstractNum w:abstractNumId="2" w15:restartNumberingAfterBreak="0">
+    <w:nsid w:val="09DE3FCB"/>
+    <w:multiLevelType w:val="multilevel"/>
+    <w:tmpl w:val="1C869126"/>
+    <w:lvl w:ilvl="0">
+      <w:start w:val="1"/>
+      <w:numFmt w:val="decimal"/>
+      <w:lvlText w:val="%1."/>
+      <w:lvlJc w:val="left"/>
+      <w:pPr>
+        <w:tabs>
+          <w:tab w:val="num" w:pos="720"/>
+        </w:tabs>
+        <w:ind w:left="720" w:hanging="360"/>
+      </w:pPr>
+    </w:lvl>
+    <w:lvl w:ilvl="1">
+      <w:start w:val="1"/>
+      <w:numFmt w:val="bullet"/>
+      <w:lvlText w:val="o"/>
+      <w:lvlJc w:val="left"/>
+      <w:pPr>
+        <w:tabs>
+          <w:tab w:val="num" w:pos="1440"/>
+        </w:tabs>
+        <w:ind w:left="1440" w:hanging="360"/>
+      </w:pPr>
+      <w:rPr>
+        <w:rFonts w:ascii="Courier New" w:hAnsi="Courier New" w:hint="default"/>
+        <w:sz w:val="20"/>
+      </w:rPr>
+    </w:lvl>
+    <w:lvl w:ilvl="2" w:tentative="1">
+      <w:start w:val="1"/>
+      <w:numFmt w:val="decimal"/>
+      <w:lvlText w:val="%3."/>
+      <w:lvlJc w:val="left"/>
+      <w:pPr>
+        <w:tabs>
+          <w:tab w:val="num" w:pos="2160"/>
+        </w:tabs>
+        <w:ind w:left="2160" w:hanging="360"/>
+      </w:pPr>
+    </w:lvl>
+    <w:lvl w:ilvl="3" w:tentative="1">
+      <w:start w:val="1"/>
+      <w:numFmt w:val="decimal"/>
+      <w:lvlText w:val="%4."/>
+      <w:lvlJc w:val="left"/>
+      <w:pPr>
+        <w:tabs>
+          <w:tab w:val="num" w:pos="2880"/>
+        </w:tabs>
+        <w:ind w:left="2880" w:hanging="360"/>
+      </w:pPr>
+    </w:lvl>
+    <w:lvl w:ilvl="4" w:tentative="1">
+      <w:start w:val="1"/>
+      <w:numFmt w:val="decimal"/>
+      <w:lvlText w:val="%5."/>
+      <w:lvlJc w:val="left"/>
+      <w:pPr>
+        <w:tabs>
+          <w:tab w:val="num" w:pos="3600"/>
+        </w:tabs>
+        <w:ind w:left="3600" w:hanging="360"/>
+      </w:pPr>
+    </w:lvl>
+    <w:lvl w:ilvl="5" w:tentative="1">
+      <w:start w:val="1"/>
+      <w:numFmt w:val="decimal"/>
+      <w:lvlText w:val="%6."/>
+      <w:lvlJc w:val="left"/>
+      <w:pPr>
+        <w:tabs>
+          <w:tab w:val="num" w:pos="4320"/>
+        </w:tabs>
+        <w:ind w:left="4320" w:hanging="360"/>
+      </w:pPr>
+    </w:lvl>
+    <w:lvl w:ilvl="6" w:tentative="1">
+      <w:start w:val="1"/>
+      <w:numFmt w:val="decimal"/>
+      <w:lvlText w:val="%7."/>
+      <w:lvlJc w:val="left"/>
+      <w:pPr>
+        <w:tabs>
+          <w:tab w:val="num" w:pos="5040"/>
+        </w:tabs>
+        <w:ind w:left="5040" w:hanging="360"/>
+      </w:pPr>
+    </w:lvl>
+    <w:lvl w:ilvl="7" w:tentative="1">
+      <w:start w:val="1"/>
+      <w:numFmt w:val="decimal"/>
+      <w:lvlText w:val="%8."/>
+      <w:lvlJc w:val="left"/>
+      <w:pPr>
+        <w:tabs>
+          <w:tab w:val="num" w:pos="5760"/>
+        </w:tabs>
+        <w:ind w:left="5760" w:hanging="360"/>
+      </w:pPr>
+    </w:lvl>
+    <w:lvl w:ilvl="8" w:tentative="1">
+      <w:start w:val="1"/>
+      <w:numFmt w:val="decimal"/>
+      <w:lvlText w:val="%9."/>
+      <w:lvlJc w:val="left"/>
+      <w:pPr>
+        <w:tabs>
+          <w:tab w:val="num" w:pos="6480"/>
+        </w:tabs>
+        <w:ind w:left="6480" w:hanging="360"/>
+      </w:pPr>
+    </w:lvl>
+  </w:abstractNum>
+  <w:abstractNum w:abstractNumId="3" w15:restartNumberingAfterBreak="0">
+    <w:nsid w:val="0F0C7A5D"/>
+    <w:multiLevelType w:val="multilevel"/>
+    <w:tmpl w:val="16087B9A"/>
+    <w:lvl w:ilvl="0">
+      <w:start w:val="1"/>
+      <w:numFmt w:val="bullet"/>
+      <w:lvlText w:val=""/>
+      <w:lvlJc w:val="left"/>
+      <w:pPr>
+        <w:tabs>
+          <w:tab w:val="num" w:pos="720"/>
+        </w:tabs>
+        <w:ind w:left="720" w:hanging="360"/>
+      </w:pPr>
+      <w:rPr>
+        <w:rFonts w:ascii="Symbol" w:hAnsi="Symbol" w:hint="default"/>
+        <w:sz w:val="20"/>
+      </w:rPr>
+    </w:lvl>
+    <w:lvl w:ilvl="1" w:tentative="1">
+      <w:start w:val="1"/>
+      <w:numFmt w:val="bullet"/>
+      <w:lvlText w:val="o"/>
+      <w:lvlJc w:val="left"/>
+      <w:pPr>
+        <w:tabs>
+          <w:tab w:val="num" w:pos="1440"/>
+        </w:tabs>
+        <w:ind w:left="1440" w:hanging="360"/>
+      </w:pPr>
+      <w:rPr>
+        <w:rFonts w:ascii="Courier New" w:hAnsi="Courier New" w:hint="default"/>
+        <w:sz w:val="20"/>
+      </w:rPr>
+    </w:lvl>
+    <w:lvl w:ilvl="2" w:tentative="1">
+      <w:start w:val="1"/>
+      <w:numFmt w:val="bullet"/>
+      <w:lvlText w:val=""/>
+      <w:lvlJc w:val="left"/>
+      <w:pPr>
+        <w:tabs>
+          <w:tab w:val="num" w:pos="2160"/>
+        </w:tabs>
+        <w:ind w:left="2160" w:hanging="360"/>
+      </w:pPr>
+      <w:rPr>
+        <w:rFonts w:ascii="Wingdings" w:hAnsi="Wingdings" w:hint="default"/>
+        <w:sz w:val="20"/>
+      </w:rPr>
+    </w:lvl>
+    <w:lvl w:ilvl="3" w:tentative="1">
+      <w:start w:val="1"/>
+      <w:numFmt w:val="bullet"/>
+      <w:lvlText w:val=""/>
+      <w:lvlJc w:val="left"/>
+      <w:pPr>
+        <w:tabs>
+          <w:tab w:val="num" w:pos="2880"/>
+        </w:tabs>
+        <w:ind w:left="2880" w:hanging="360"/>
+      </w:pPr>
+      <w:rPr>
+        <w:rFonts w:ascii="Wingdings" w:hAnsi="Wingdings" w:hint="default"/>
+        <w:sz w:val="20"/>
+      </w:rPr>
+    </w:lvl>
+    <w:lvl w:ilvl="4" w:tentative="1">
+      <w:start w:val="1"/>
+      <w:numFmt w:val="bullet"/>
+      <w:lvlText w:val=""/>
+      <w:lvlJc w:val="left"/>
+      <w:pPr>
+        <w:tabs>
+          <w:tab w:val="num" w:pos="3600"/>
+        </w:tabs>
+        <w:ind w:left="3600" w:hanging="360"/>
+      </w:pPr>
+      <w:rPr>
+        <w:rFonts w:ascii="Wingdings" w:hAnsi="Wingdings" w:hint="default"/>
+        <w:sz w:val="20"/>
+      </w:rPr>
+    </w:lvl>
+    <w:lvl w:ilvl="5" w:tentative="1">
+      <w:start w:val="1"/>
+      <w:numFmt w:val="bullet"/>
+      <w:lvlText w:val=""/>
+      <w:lvlJc w:val="left"/>
+      <w:pPr>
+        <w:tabs>
+          <w:tab w:val="num" w:pos="4320"/>
+        </w:tabs>
+        <w:ind w:left="4320" w:hanging="360"/>
+      </w:pPr>
+      <w:rPr>
+        <w:rFonts w:ascii="Wingdings" w:hAnsi="Wingdings" w:hint="default"/>
+        <w:sz w:val="20"/>
+      </w:rPr>
+    </w:lvl>
+    <w:lvl w:ilvl="6" w:tentative="1">
+      <w:start w:val="1"/>
+      <w:numFmt w:val="bullet"/>
+      <w:lvlText w:val=""/>
+      <w:lvlJc w:val="left"/>
+      <w:pPr>
+        <w:tabs>
+          <w:tab w:val="num" w:pos="5040"/>
+        </w:tabs>
+        <w:ind w:left="5040" w:hanging="360"/>
+      </w:pPr>
+      <w:rPr>
+        <w:rFonts w:ascii="Wingdings" w:hAnsi="Wingdings" w:hint="default"/>
+        <w:sz w:val="20"/>
+      </w:rPr>
+    </w:lvl>
+    <w:lvl w:ilvl="7" w:tentative="1">
+      <w:start w:val="1"/>
+      <w:numFmt w:val="bullet"/>
+      <w:lvlText w:val=""/>
+      <w:lvlJc w:val="left"/>
+      <w:pPr>
+        <w:tabs>
+          <w:tab w:val="num" w:pos="5760"/>
+        </w:tabs>
+        <w:ind w:left="5760" w:hanging="360"/>
+      </w:pPr>
+      <w:rPr>
+        <w:rFonts w:ascii="Wingdings" w:hAnsi="Wingdings" w:hint="default"/>
+        <w:sz w:val="20"/>
+      </w:rPr>
+    </w:lvl>
+    <w:lvl w:ilvl="8" w:tentative="1">
+      <w:start w:val="1"/>
+      <w:numFmt w:val="bullet"/>
+      <w:lvlText w:val=""/>
+      <w:lvlJc w:val="left"/>
+      <w:pPr>
+        <w:tabs>
+          <w:tab w:val="num" w:pos="6480"/>
+        </w:tabs>
+        <w:ind w:left="6480" w:hanging="360"/>
+      </w:pPr>
+      <w:rPr>
+        <w:rFonts w:ascii="Wingdings" w:hAnsi="Wingdings" w:hint="default"/>
+        <w:sz w:val="20"/>
+      </w:rPr>
+    </w:lvl>
+  </w:abstractNum>
+  <w:abstractNum w:abstractNumId="4" w15:restartNumberingAfterBreak="0">
     <w:nsid w:val="12225991"/>
     <w:multiLevelType w:val="multilevel"/>
     <w:tmpl w:val="97F87026"/>
@@ -3201,7 +6727,156 @@
       </w:rPr>
     </w:lvl>
   </w:abstractNum>
-  <w:abstractNum w:abstractNumId="2" w15:restartNumberingAfterBreak="0">
+  <w:abstractNum w:abstractNumId="5" w15:restartNumberingAfterBreak="0">
+    <w:nsid w:val="170C6E61"/>
+    <w:multiLevelType w:val="multilevel"/>
+    <w:tmpl w:val="9FC276DC"/>
+    <w:lvl w:ilvl="0">
+      <w:start w:val="1"/>
+      <w:numFmt w:val="bullet"/>
+      <w:lvlText w:val=""/>
+      <w:lvlJc w:val="left"/>
+      <w:pPr>
+        <w:tabs>
+          <w:tab w:val="num" w:pos="720"/>
+        </w:tabs>
+        <w:ind w:left="720" w:hanging="360"/>
+      </w:pPr>
+      <w:rPr>
+        <w:rFonts w:ascii="Symbol" w:hAnsi="Symbol" w:hint="default"/>
+        <w:sz w:val="20"/>
+      </w:rPr>
+    </w:lvl>
+    <w:lvl w:ilvl="1" w:tentative="1">
+      <w:start w:val="1"/>
+      <w:numFmt w:val="bullet"/>
+      <w:lvlText w:val="o"/>
+      <w:lvlJc w:val="left"/>
+      <w:pPr>
+        <w:tabs>
+          <w:tab w:val="num" w:pos="1440"/>
+        </w:tabs>
+        <w:ind w:left="1440" w:hanging="360"/>
+      </w:pPr>
+      <w:rPr>
+        <w:rFonts w:ascii="Courier New" w:hAnsi="Courier New" w:hint="default"/>
+        <w:sz w:val="20"/>
+      </w:rPr>
+    </w:lvl>
+    <w:lvl w:ilvl="2" w:tentative="1">
+      <w:start w:val="1"/>
+      <w:numFmt w:val="bullet"/>
+      <w:lvlText w:val=""/>
+      <w:lvlJc w:val="left"/>
+      <w:pPr>
+        <w:tabs>
+          <w:tab w:val="num" w:pos="2160"/>
+        </w:tabs>
+        <w:ind w:left="2160" w:hanging="360"/>
+      </w:pPr>
+      <w:rPr>
+        <w:rFonts w:ascii="Wingdings" w:hAnsi="Wingdings" w:hint="default"/>
+        <w:sz w:val="20"/>
+      </w:rPr>
+    </w:lvl>
+    <w:lvl w:ilvl="3" w:tentative="1">
+      <w:start w:val="1"/>
+      <w:numFmt w:val="bullet"/>
+      <w:lvlText w:val=""/>
+      <w:lvlJc w:val="left"/>
+      <w:pPr>
+        <w:tabs>
+          <w:tab w:val="num" w:pos="2880"/>
+        </w:tabs>
+        <w:ind w:left="2880" w:hanging="360"/>
+      </w:pPr>
+      <w:rPr>
+        <w:rFonts w:ascii="Wingdings" w:hAnsi="Wingdings" w:hint="default"/>
+        <w:sz w:val="20"/>
+      </w:rPr>
+    </w:lvl>
+    <w:lvl w:ilvl="4" w:tentative="1">
+      <w:start w:val="1"/>
+      <w:numFmt w:val="bullet"/>
+      <w:lvlText w:val=""/>
+      <w:lvlJc w:val="left"/>
+      <w:pPr>
+        <w:tabs>
+          <w:tab w:val="num" w:pos="3600"/>
+        </w:tabs>
+        <w:ind w:left="3600" w:hanging="360"/>
+      </w:pPr>
+      <w:rPr>
+        <w:rFonts w:ascii="Wingdings" w:hAnsi="Wingdings" w:hint="default"/>
+        <w:sz w:val="20"/>
+      </w:rPr>
+    </w:lvl>
+    <w:lvl w:ilvl="5" w:tentative="1">
+      <w:start w:val="1"/>
+      <w:numFmt w:val="bullet"/>
+      <w:lvlText w:val=""/>
+      <w:lvlJc w:val="left"/>
+      <w:pPr>
+        <w:tabs>
+          <w:tab w:val="num" w:pos="4320"/>
+        </w:tabs>
+        <w:ind w:left="4320" w:hanging="360"/>
+      </w:pPr>
+      <w:rPr>
+        <w:rFonts w:ascii="Wingdings" w:hAnsi="Wingdings" w:hint="default"/>
+        <w:sz w:val="20"/>
+      </w:rPr>
+    </w:lvl>
+    <w:lvl w:ilvl="6" w:tentative="1">
+      <w:start w:val="1"/>
+      <w:numFmt w:val="bullet"/>
+      <w:lvlText w:val=""/>
+      <w:lvlJc w:val="left"/>
+      <w:pPr>
+        <w:tabs>
+          <w:tab w:val="num" w:pos="5040"/>
+        </w:tabs>
+        <w:ind w:left="5040" w:hanging="360"/>
+      </w:pPr>
+      <w:rPr>
+        <w:rFonts w:ascii="Wingdings" w:hAnsi="Wingdings" w:hint="default"/>
+        <w:sz w:val="20"/>
+      </w:rPr>
+    </w:lvl>
+    <w:lvl w:ilvl="7" w:tentative="1">
+      <w:start w:val="1"/>
+      <w:numFmt w:val="bullet"/>
+      <w:lvlText w:val=""/>
+      <w:lvlJc w:val="left"/>
+      <w:pPr>
+        <w:tabs>
+          <w:tab w:val="num" w:pos="5760"/>
+        </w:tabs>
+        <w:ind w:left="5760" w:hanging="360"/>
+      </w:pPr>
+      <w:rPr>
+        <w:rFonts w:ascii="Wingdings" w:hAnsi="Wingdings" w:hint="default"/>
+        <w:sz w:val="20"/>
+      </w:rPr>
+    </w:lvl>
+    <w:lvl w:ilvl="8" w:tentative="1">
+      <w:start w:val="1"/>
+      <w:numFmt w:val="bullet"/>
+      <w:lvlText w:val=""/>
+      <w:lvlJc w:val="left"/>
+      <w:pPr>
+        <w:tabs>
+          <w:tab w:val="num" w:pos="6480"/>
+        </w:tabs>
+        <w:ind w:left="6480" w:hanging="360"/>
+      </w:pPr>
+      <w:rPr>
+        <w:rFonts w:ascii="Wingdings" w:hAnsi="Wingdings" w:hint="default"/>
+        <w:sz w:val="20"/>
+      </w:rPr>
+    </w:lvl>
+  </w:abstractNum>
+  <w:abstractNum w:abstractNumId="6" w15:restartNumberingAfterBreak="0">
     <w:nsid w:val="186B6DA9"/>
     <w:multiLevelType w:val="multilevel"/>
     <w:tmpl w:val="8F369F30"/>
@@ -3350,7 +7025,305 @@
       </w:rPr>
     </w:lvl>
   </w:abstractNum>
-  <w:abstractNum w:abstractNumId="3" w15:restartNumberingAfterBreak="0">
+  <w:abstractNum w:abstractNumId="7" w15:restartNumberingAfterBreak="0">
+    <w:nsid w:val="1DA85A7F"/>
+    <w:multiLevelType w:val="multilevel"/>
+    <w:tmpl w:val="F4D40206"/>
+    <w:lvl w:ilvl="0">
+      <w:start w:val="1"/>
+      <w:numFmt w:val="bullet"/>
+      <w:lvlText w:val=""/>
+      <w:lvlJc w:val="left"/>
+      <w:pPr>
+        <w:tabs>
+          <w:tab w:val="num" w:pos="720"/>
+        </w:tabs>
+        <w:ind w:left="720" w:hanging="360"/>
+      </w:pPr>
+      <w:rPr>
+        <w:rFonts w:ascii="Symbol" w:hAnsi="Symbol" w:hint="default"/>
+        <w:sz w:val="20"/>
+      </w:rPr>
+    </w:lvl>
+    <w:lvl w:ilvl="1" w:tentative="1">
+      <w:start w:val="1"/>
+      <w:numFmt w:val="bullet"/>
+      <w:lvlText w:val="o"/>
+      <w:lvlJc w:val="left"/>
+      <w:pPr>
+        <w:tabs>
+          <w:tab w:val="num" w:pos="1440"/>
+        </w:tabs>
+        <w:ind w:left="1440" w:hanging="360"/>
+      </w:pPr>
+      <w:rPr>
+        <w:rFonts w:ascii="Courier New" w:hAnsi="Courier New" w:hint="default"/>
+        <w:sz w:val="20"/>
+      </w:rPr>
+    </w:lvl>
+    <w:lvl w:ilvl="2" w:tentative="1">
+      <w:start w:val="1"/>
+      <w:numFmt w:val="bullet"/>
+      <w:lvlText w:val=""/>
+      <w:lvlJc w:val="left"/>
+      <w:pPr>
+        <w:tabs>
+          <w:tab w:val="num" w:pos="2160"/>
+        </w:tabs>
+        <w:ind w:left="2160" w:hanging="360"/>
+      </w:pPr>
+      <w:rPr>
+        <w:rFonts w:ascii="Wingdings" w:hAnsi="Wingdings" w:hint="default"/>
+        <w:sz w:val="20"/>
+      </w:rPr>
+    </w:lvl>
+    <w:lvl w:ilvl="3" w:tentative="1">
+      <w:start w:val="1"/>
+      <w:numFmt w:val="bullet"/>
+      <w:lvlText w:val=""/>
+      <w:lvlJc w:val="left"/>
+      <w:pPr>
+        <w:tabs>
+          <w:tab w:val="num" w:pos="2880"/>
+        </w:tabs>
+        <w:ind w:left="2880" w:hanging="360"/>
+      </w:pPr>
+      <w:rPr>
+        <w:rFonts w:ascii="Wingdings" w:hAnsi="Wingdings" w:hint="default"/>
+        <w:sz w:val="20"/>
+      </w:rPr>
+    </w:lvl>
+    <w:lvl w:ilvl="4" w:tentative="1">
+      <w:start w:val="1"/>
+      <w:numFmt w:val="bullet"/>
+      <w:lvlText w:val=""/>
+      <w:lvlJc w:val="left"/>
+      <w:pPr>
+        <w:tabs>
+          <w:tab w:val="num" w:pos="3600"/>
+        </w:tabs>
+        <w:ind w:left="3600" w:hanging="360"/>
+      </w:pPr>
+      <w:rPr>
+        <w:rFonts w:ascii="Wingdings" w:hAnsi="Wingdings" w:hint="default"/>
+        <w:sz w:val="20"/>
+      </w:rPr>
+    </w:lvl>
+    <w:lvl w:ilvl="5" w:tentative="1">
+      <w:start w:val="1"/>
+      <w:numFmt w:val="bullet"/>
+      <w:lvlText w:val=""/>
+      <w:lvlJc w:val="left"/>
+      <w:pPr>
+        <w:tabs>
+          <w:tab w:val="num" w:pos="4320"/>
+        </w:tabs>
+        <w:ind w:left="4320" w:hanging="360"/>
+      </w:pPr>
+      <w:rPr>
+        <w:rFonts w:ascii="Wingdings" w:hAnsi="Wingdings" w:hint="default"/>
+        <w:sz w:val="20"/>
+      </w:rPr>
+    </w:lvl>
+    <w:lvl w:ilvl="6" w:tentative="1">
+      <w:start w:val="1"/>
+      <w:numFmt w:val="bullet"/>
+      <w:lvlText w:val=""/>
+      <w:lvlJc w:val="left"/>
+      <w:pPr>
+        <w:tabs>
+          <w:tab w:val="num" w:pos="5040"/>
+        </w:tabs>
+        <w:ind w:left="5040" w:hanging="360"/>
+      </w:pPr>
+      <w:rPr>
+        <w:rFonts w:ascii="Wingdings" w:hAnsi="Wingdings" w:hint="default"/>
+        <w:sz w:val="20"/>
+      </w:rPr>
+    </w:lvl>
+    <w:lvl w:ilvl="7" w:tentative="1">
+      <w:start w:val="1"/>
+      <w:numFmt w:val="bullet"/>
+      <w:lvlText w:val=""/>
+      <w:lvlJc w:val="left"/>
+      <w:pPr>
+        <w:tabs>
+          <w:tab w:val="num" w:pos="5760"/>
+        </w:tabs>
+        <w:ind w:left="5760" w:hanging="360"/>
+      </w:pPr>
+      <w:rPr>
+        <w:rFonts w:ascii="Wingdings" w:hAnsi="Wingdings" w:hint="default"/>
+        <w:sz w:val="20"/>
+      </w:rPr>
+    </w:lvl>
+    <w:lvl w:ilvl="8" w:tentative="1">
+      <w:start w:val="1"/>
+      <w:numFmt w:val="bullet"/>
+      <w:lvlText w:val=""/>
+      <w:lvlJc w:val="left"/>
+      <w:pPr>
+        <w:tabs>
+          <w:tab w:val="num" w:pos="6480"/>
+        </w:tabs>
+        <w:ind w:left="6480" w:hanging="360"/>
+      </w:pPr>
+      <w:rPr>
+        <w:rFonts w:ascii="Wingdings" w:hAnsi="Wingdings" w:hint="default"/>
+        <w:sz w:val="20"/>
+      </w:rPr>
+    </w:lvl>
+  </w:abstractNum>
+  <w:abstractNum w:abstractNumId="8" w15:restartNumberingAfterBreak="0">
+    <w:nsid w:val="23DF4BE2"/>
+    <w:multiLevelType w:val="multilevel"/>
+    <w:tmpl w:val="D4FE9AA8"/>
+    <w:lvl w:ilvl="0">
+      <w:start w:val="1"/>
+      <w:numFmt w:val="bullet"/>
+      <w:lvlText w:val=""/>
+      <w:lvlJc w:val="left"/>
+      <w:pPr>
+        <w:tabs>
+          <w:tab w:val="num" w:pos="720"/>
+        </w:tabs>
+        <w:ind w:left="720" w:hanging="360"/>
+      </w:pPr>
+      <w:rPr>
+        <w:rFonts w:ascii="Symbol" w:hAnsi="Symbol" w:hint="default"/>
+        <w:sz w:val="20"/>
+      </w:rPr>
+    </w:lvl>
+    <w:lvl w:ilvl="1" w:tentative="1">
+      <w:start w:val="1"/>
+      <w:numFmt w:val="bullet"/>
+      <w:lvlText w:val="o"/>
+      <w:lvlJc w:val="left"/>
+      <w:pPr>
+        <w:tabs>
+          <w:tab w:val="num" w:pos="1440"/>
+        </w:tabs>
+        <w:ind w:left="1440" w:hanging="360"/>
+      </w:pPr>
+      <w:rPr>
+        <w:rFonts w:ascii="Courier New" w:hAnsi="Courier New" w:hint="default"/>
+        <w:sz w:val="20"/>
+      </w:rPr>
+    </w:lvl>
+    <w:lvl w:ilvl="2" w:tentative="1">
+      <w:start w:val="1"/>
+      <w:numFmt w:val="bullet"/>
+      <w:lvlText w:val=""/>
+      <w:lvlJc w:val="left"/>
+      <w:pPr>
+        <w:tabs>
+          <w:tab w:val="num" w:pos="2160"/>
+        </w:tabs>
+        <w:ind w:left="2160" w:hanging="360"/>
+      </w:pPr>
+      <w:rPr>
+        <w:rFonts w:ascii="Wingdings" w:hAnsi="Wingdings" w:hint="default"/>
+        <w:sz w:val="20"/>
+      </w:rPr>
+    </w:lvl>
+    <w:lvl w:ilvl="3" w:tentative="1">
+      <w:start w:val="1"/>
+      <w:numFmt w:val="bullet"/>
+      <w:lvlText w:val=""/>
+      <w:lvlJc w:val="left"/>
+      <w:pPr>
+        <w:tabs>
+          <w:tab w:val="num" w:pos="2880"/>
+        </w:tabs>
+        <w:ind w:left="2880" w:hanging="360"/>
+      </w:pPr>
+      <w:rPr>
+        <w:rFonts w:ascii="Wingdings" w:hAnsi="Wingdings" w:hint="default"/>
+        <w:sz w:val="20"/>
+      </w:rPr>
+    </w:lvl>
+    <w:lvl w:ilvl="4" w:tentative="1">
+      <w:start w:val="1"/>
+      <w:numFmt w:val="bullet"/>
+      <w:lvlText w:val=""/>
+      <w:lvlJc w:val="left"/>
+      <w:pPr>
+        <w:tabs>
+          <w:tab w:val="num" w:pos="3600"/>
+        </w:tabs>
+        <w:ind w:left="3600" w:hanging="360"/>
+      </w:pPr>
+      <w:rPr>
+        <w:rFonts w:ascii="Wingdings" w:hAnsi="Wingdings" w:hint="default"/>
+        <w:sz w:val="20"/>
+      </w:rPr>
+    </w:lvl>
+    <w:lvl w:ilvl="5" w:tentative="1">
+      <w:start w:val="1"/>
+      <w:numFmt w:val="bullet"/>
+      <w:lvlText w:val=""/>
+      <w:lvlJc w:val="left"/>
+      <w:pPr>
+        <w:tabs>
+          <w:tab w:val="num" w:pos="4320"/>
+        </w:tabs>
+        <w:ind w:left="4320" w:hanging="360"/>
+      </w:pPr>
+      <w:rPr>
+        <w:rFonts w:ascii="Wingdings" w:hAnsi="Wingdings" w:hint="default"/>
+        <w:sz w:val="20"/>
+      </w:rPr>
+    </w:lvl>
+    <w:lvl w:ilvl="6" w:tentative="1">
+      <w:start w:val="1"/>
+      <w:numFmt w:val="bullet"/>
+      <w:lvlText w:val=""/>
+      <w:lvlJc w:val="left"/>
+      <w:pPr>
+        <w:tabs>
+          <w:tab w:val="num" w:pos="5040"/>
+        </w:tabs>
+        <w:ind w:left="5040" w:hanging="360"/>
+      </w:pPr>
+      <w:rPr>
+        <w:rFonts w:ascii="Wingdings" w:hAnsi="Wingdings" w:hint="default"/>
+        <w:sz w:val="20"/>
+      </w:rPr>
+    </w:lvl>
+    <w:lvl w:ilvl="7" w:tentative="1">
+      <w:start w:val="1"/>
+      <w:numFmt w:val="bullet"/>
+      <w:lvlText w:val=""/>
+      <w:lvlJc w:val="left"/>
+      <w:pPr>
+        <w:tabs>
+          <w:tab w:val="num" w:pos="5760"/>
+        </w:tabs>
+        <w:ind w:left="5760" w:hanging="360"/>
+      </w:pPr>
+      <w:rPr>
+        <w:rFonts w:ascii="Wingdings" w:hAnsi="Wingdings" w:hint="default"/>
+        <w:sz w:val="20"/>
+      </w:rPr>
+    </w:lvl>
+    <w:lvl w:ilvl="8" w:tentative="1">
+      <w:start w:val="1"/>
+      <w:numFmt w:val="bullet"/>
+      <w:lvlText w:val=""/>
+      <w:lvlJc w:val="left"/>
+      <w:pPr>
+        <w:tabs>
+          <w:tab w:val="num" w:pos="6480"/>
+        </w:tabs>
+        <w:ind w:left="6480" w:hanging="360"/>
+      </w:pPr>
+      <w:rPr>
+        <w:rFonts w:ascii="Wingdings" w:hAnsi="Wingdings" w:hint="default"/>
+        <w:sz w:val="20"/>
+      </w:rPr>
+    </w:lvl>
+  </w:abstractNum>
+  <w:abstractNum w:abstractNumId="9" w15:restartNumberingAfterBreak="0">
     <w:nsid w:val="24616955"/>
     <w:multiLevelType w:val="multilevel"/>
     <w:tmpl w:val="44AAA1E8"/>
@@ -3463,7 +7436,120 @@
       </w:pPr>
     </w:lvl>
   </w:abstractNum>
-  <w:abstractNum w:abstractNumId="4" w15:restartNumberingAfterBreak="0">
+  <w:abstractNum w:abstractNumId="10" w15:restartNumberingAfterBreak="0">
+    <w:nsid w:val="2A430814"/>
+    <w:multiLevelType w:val="multilevel"/>
+    <w:tmpl w:val="44B2D396"/>
+    <w:lvl w:ilvl="0">
+      <w:start w:val="1"/>
+      <w:numFmt w:val="decimal"/>
+      <w:lvlText w:val="%1."/>
+      <w:lvlJc w:val="left"/>
+      <w:pPr>
+        <w:tabs>
+          <w:tab w:val="num" w:pos="720"/>
+        </w:tabs>
+        <w:ind w:left="720" w:hanging="360"/>
+      </w:pPr>
+    </w:lvl>
+    <w:lvl w:ilvl="1" w:tentative="1">
+      <w:start w:val="1"/>
+      <w:numFmt w:val="decimal"/>
+      <w:lvlText w:val="%2."/>
+      <w:lvlJc w:val="left"/>
+      <w:pPr>
+        <w:tabs>
+          <w:tab w:val="num" w:pos="1440"/>
+        </w:tabs>
+        <w:ind w:left="1440" w:hanging="360"/>
+      </w:pPr>
+    </w:lvl>
+    <w:lvl w:ilvl="2" w:tentative="1">
+      <w:start w:val="1"/>
+      <w:numFmt w:val="decimal"/>
+      <w:lvlText w:val="%3."/>
+      <w:lvlJc w:val="left"/>
+      <w:pPr>
+        <w:tabs>
+          <w:tab w:val="num" w:pos="2160"/>
+        </w:tabs>
+        <w:ind w:left="2160" w:hanging="360"/>
+      </w:pPr>
+    </w:lvl>
+    <w:lvl w:ilvl="3" w:tentative="1">
+      <w:start w:val="1"/>
+      <w:numFmt w:val="decimal"/>
+      <w:lvlText w:val="%4."/>
+      <w:lvlJc w:val="left"/>
+      <w:pPr>
+        <w:tabs>
+          <w:tab w:val="num" w:pos="2880"/>
+        </w:tabs>
+        <w:ind w:left="2880" w:hanging="360"/>
+      </w:pPr>
+    </w:lvl>
+    <w:lvl w:ilvl="4" w:tentative="1">
+      <w:start w:val="1"/>
+      <w:numFmt w:val="decimal"/>
+      <w:lvlText w:val="%5."/>
+      <w:lvlJc w:val="left"/>
+      <w:pPr>
+        <w:tabs>
+          <w:tab w:val="num" w:pos="3600"/>
+        </w:tabs>
+        <w:ind w:left="3600" w:hanging="360"/>
+      </w:pPr>
+    </w:lvl>
+    <w:lvl w:ilvl="5" w:tentative="1">
+      <w:start w:val="1"/>
+      <w:numFmt w:val="decimal"/>
+      <w:lvlText w:val="%6."/>
+      <w:lvlJc w:val="left"/>
+      <w:pPr>
+        <w:tabs>
+          <w:tab w:val="num" w:pos="4320"/>
+        </w:tabs>
+        <w:ind w:left="4320" w:hanging="360"/>
+      </w:pPr>
+    </w:lvl>
+    <w:lvl w:ilvl="6" w:tentative="1">
+      <w:start w:val="1"/>
+      <w:numFmt w:val="decimal"/>
+      <w:lvlText w:val="%7."/>
+      <w:lvlJc w:val="left"/>
+      <w:pPr>
+        <w:tabs>
+          <w:tab w:val="num" w:pos="5040"/>
+        </w:tabs>
+        <w:ind w:left="5040" w:hanging="360"/>
+      </w:pPr>
+    </w:lvl>
+    <w:lvl w:ilvl="7" w:tentative="1">
+      <w:start w:val="1"/>
+      <w:numFmt w:val="decimal"/>
+      <w:lvlText w:val="%8."/>
+      <w:lvlJc w:val="left"/>
+      <w:pPr>
+        <w:tabs>
+          <w:tab w:val="num" w:pos="5760"/>
+        </w:tabs>
+        <w:ind w:left="5760" w:hanging="360"/>
+      </w:pPr>
+    </w:lvl>
+    <w:lvl w:ilvl="8" w:tentative="1">
+      <w:start w:val="1"/>
+      <w:numFmt w:val="decimal"/>
+      <w:lvlText w:val="%9."/>
+      <w:lvlJc w:val="left"/>
+      <w:pPr>
+        <w:tabs>
+          <w:tab w:val="num" w:pos="6480"/>
+        </w:tabs>
+        <w:ind w:left="6480" w:hanging="360"/>
+      </w:pPr>
+    </w:lvl>
+  </w:abstractNum>
+  <w:abstractNum w:abstractNumId="11" w15:restartNumberingAfterBreak="0">
     <w:nsid w:val="2AA0788F"/>
     <w:multiLevelType w:val="multilevel"/>
     <w:tmpl w:val="C56AE706"/>
@@ -3576,7 +7662,120 @@
       </w:pPr>
     </w:lvl>
   </w:abstractNum>
-  <w:abstractNum w:abstractNumId="5" w15:restartNumberingAfterBreak="0">
+  <w:abstractNum w:abstractNumId="12" w15:restartNumberingAfterBreak="0">
+    <w:nsid w:val="2DFB3FC8"/>
+    <w:multiLevelType w:val="multilevel"/>
+    <w:tmpl w:val="2786C71E"/>
+    <w:lvl w:ilvl="0">
+      <w:start w:val="1"/>
+      <w:numFmt w:val="decimal"/>
+      <w:lvlText w:val="%1."/>
+      <w:lvlJc w:val="left"/>
+      <w:pPr>
+        <w:tabs>
+          <w:tab w:val="num" w:pos="720"/>
+        </w:tabs>
+        <w:ind w:left="720" w:hanging="360"/>
+      </w:pPr>
+    </w:lvl>
+    <w:lvl w:ilvl="1" w:tentative="1">
+      <w:start w:val="1"/>
+      <w:numFmt w:val="decimal"/>
+      <w:lvlText w:val="%2."/>
+      <w:lvlJc w:val="left"/>
+      <w:pPr>
+        <w:tabs>
+          <w:tab w:val="num" w:pos="1440"/>
+        </w:tabs>
+        <w:ind w:left="1440" w:hanging="360"/>
+      </w:pPr>
+    </w:lvl>
+    <w:lvl w:ilvl="2" w:tentative="1">
+      <w:start w:val="1"/>
+      <w:numFmt w:val="decimal"/>
+      <w:lvlText w:val="%3."/>
+      <w:lvlJc w:val="left"/>
+      <w:pPr>
+        <w:tabs>
+          <w:tab w:val="num" w:pos="2160"/>
+        </w:tabs>
+        <w:ind w:left="2160" w:hanging="360"/>
+      </w:pPr>
+    </w:lvl>
+    <w:lvl w:ilvl="3" w:tentative="1">
+      <w:start w:val="1"/>
+      <w:numFmt w:val="decimal"/>
+      <w:lvlText w:val="%4."/>
+      <w:lvlJc w:val="left"/>
+      <w:pPr>
+        <w:tabs>
+          <w:tab w:val="num" w:pos="2880"/>
+        </w:tabs>
+        <w:ind w:left="2880" w:hanging="360"/>
+      </w:pPr>
+    </w:lvl>
+    <w:lvl w:ilvl="4" w:tentative="1">
+      <w:start w:val="1"/>
+      <w:numFmt w:val="decimal"/>
+      <w:lvlText w:val="%5."/>
+      <w:lvlJc w:val="left"/>
+      <w:pPr>
+        <w:tabs>
+          <w:tab w:val="num" w:pos="3600"/>
+        </w:tabs>
+        <w:ind w:left="3600" w:hanging="360"/>
+      </w:pPr>
+    </w:lvl>
+    <w:lvl w:ilvl="5" w:tentative="1">
+      <w:start w:val="1"/>
+      <w:numFmt w:val="decimal"/>
+      <w:lvlText w:val="%6."/>
+      <w:lvlJc w:val="left"/>
+      <w:pPr>
+        <w:tabs>
+          <w:tab w:val="num" w:pos="4320"/>
+        </w:tabs>
+        <w:ind w:left="4320" w:hanging="360"/>
+      </w:pPr>
+    </w:lvl>
+    <w:lvl w:ilvl="6" w:tentative="1">
+      <w:start w:val="1"/>
+      <w:numFmt w:val="decimal"/>
+      <w:lvlText w:val="%7."/>
+      <w:lvlJc w:val="left"/>
+      <w:pPr>
+        <w:tabs>
+          <w:tab w:val="num" w:pos="5040"/>
+        </w:tabs>
+        <w:ind w:left="5040" w:hanging="360"/>
+      </w:pPr>
+    </w:lvl>
+    <w:lvl w:ilvl="7" w:tentative="1">
+      <w:start w:val="1"/>
+      <w:numFmt w:val="decimal"/>
+      <w:lvlText w:val="%8."/>
+      <w:lvlJc w:val="left"/>
+      <w:pPr>
+        <w:tabs>
+          <w:tab w:val="num" w:pos="5760"/>
+        </w:tabs>
+        <w:ind w:left="5760" w:hanging="360"/>
+      </w:pPr>
+    </w:lvl>
+    <w:lvl w:ilvl="8" w:tentative="1">
+      <w:start w:val="1"/>
+      <w:numFmt w:val="decimal"/>
+      <w:lvlText w:val="%9."/>
+      <w:lvlJc w:val="left"/>
+      <w:pPr>
+        <w:tabs>
+          <w:tab w:val="num" w:pos="6480"/>
+        </w:tabs>
+        <w:ind w:left="6480" w:hanging="360"/>
+      </w:pPr>
+    </w:lvl>
+  </w:abstractNum>
+  <w:abstractNum w:abstractNumId="13" w15:restartNumberingAfterBreak="0">
     <w:nsid w:val="34E85B72"/>
     <w:multiLevelType w:val="multilevel"/>
     <w:tmpl w:val="BA168452"/>
@@ -3693,7 +7892,418 @@
       </w:pPr>
     </w:lvl>
   </w:abstractNum>
-  <w:abstractNum w:abstractNumId="6" w15:restartNumberingAfterBreak="0">
+  <w:abstractNum w:abstractNumId="14" w15:restartNumberingAfterBreak="0">
+    <w:nsid w:val="365F1A49"/>
+    <w:multiLevelType w:val="multilevel"/>
+    <w:tmpl w:val="0D8C0FB0"/>
+    <w:lvl w:ilvl="0">
+      <w:start w:val="1"/>
+      <w:numFmt w:val="decimal"/>
+      <w:lvlText w:val="%1."/>
+      <w:lvlJc w:val="left"/>
+      <w:pPr>
+        <w:tabs>
+          <w:tab w:val="num" w:pos="720"/>
+        </w:tabs>
+        <w:ind w:left="720" w:hanging="360"/>
+      </w:pPr>
+    </w:lvl>
+    <w:lvl w:ilvl="1" w:tentative="1">
+      <w:start w:val="1"/>
+      <w:numFmt w:val="decimal"/>
+      <w:lvlText w:val="%2."/>
+      <w:lvlJc w:val="left"/>
+      <w:pPr>
+        <w:tabs>
+          <w:tab w:val="num" w:pos="1440"/>
+        </w:tabs>
+        <w:ind w:left="1440" w:hanging="360"/>
+      </w:pPr>
+    </w:lvl>
+    <w:lvl w:ilvl="2" w:tentative="1">
+      <w:start w:val="1"/>
+      <w:numFmt w:val="decimal"/>
+      <w:lvlText w:val="%3."/>
+      <w:lvlJc w:val="left"/>
+      <w:pPr>
+        <w:tabs>
+          <w:tab w:val="num" w:pos="2160"/>
+        </w:tabs>
+        <w:ind w:left="2160" w:hanging="360"/>
+      </w:pPr>
+    </w:lvl>
+    <w:lvl w:ilvl="3" w:tentative="1">
+      <w:start w:val="1"/>
+      <w:numFmt w:val="decimal"/>
+      <w:lvlText w:val="%4."/>
+      <w:lvlJc w:val="left"/>
+      <w:pPr>
+        <w:tabs>
+          <w:tab w:val="num" w:pos="2880"/>
+        </w:tabs>
+        <w:ind w:left="2880" w:hanging="360"/>
+      </w:pPr>
+    </w:lvl>
+    <w:lvl w:ilvl="4" w:tentative="1">
+      <w:start w:val="1"/>
+      <w:numFmt w:val="decimal"/>
+      <w:lvlText w:val="%5."/>
+      <w:lvlJc w:val="left"/>
+      <w:pPr>
+        <w:tabs>
+          <w:tab w:val="num" w:pos="3600"/>
+        </w:tabs>
+        <w:ind w:left="3600" w:hanging="360"/>
+      </w:pPr>
+    </w:lvl>
+    <w:lvl w:ilvl="5" w:tentative="1">
+      <w:start w:val="1"/>
+      <w:numFmt w:val="decimal"/>
+      <w:lvlText w:val="%6."/>
+      <w:lvlJc w:val="left"/>
+      <w:pPr>
+        <w:tabs>
+          <w:tab w:val="num" w:pos="4320"/>
+        </w:tabs>
+        <w:ind w:left="4320" w:hanging="360"/>
+      </w:pPr>
+    </w:lvl>
+    <w:lvl w:ilvl="6" w:tentative="1">
+      <w:start w:val="1"/>
+      <w:numFmt w:val="decimal"/>
+      <w:lvlText w:val="%7."/>
+      <w:lvlJc w:val="left"/>
+      <w:pPr>
+        <w:tabs>
+          <w:tab w:val="num" w:pos="5040"/>
+        </w:tabs>
+        <w:ind w:left="5040" w:hanging="360"/>
+      </w:pPr>
+    </w:lvl>
+    <w:lvl w:ilvl="7" w:tentative="1">
+      <w:start w:val="1"/>
+      <w:numFmt w:val="decimal"/>
+      <w:lvlText w:val="%8."/>
+      <w:lvlJc w:val="left"/>
+      <w:pPr>
+        <w:tabs>
+          <w:tab w:val="num" w:pos="5760"/>
+        </w:tabs>
+        <w:ind w:left="5760" w:hanging="360"/>
+      </w:pPr>
+    </w:lvl>
+    <w:lvl w:ilvl="8" w:tentative="1">
+      <w:start w:val="1"/>
+      <w:numFmt w:val="decimal"/>
+      <w:lvlText w:val="%9."/>
+      <w:lvlJc w:val="left"/>
+      <w:pPr>
+        <w:tabs>
+          <w:tab w:val="num" w:pos="6480"/>
+        </w:tabs>
+        <w:ind w:left="6480" w:hanging="360"/>
+      </w:pPr>
+    </w:lvl>
+  </w:abstractNum>
+  <w:abstractNum w:abstractNumId="15" w15:restartNumberingAfterBreak="0">
+    <w:nsid w:val="407C2310"/>
+    <w:multiLevelType w:val="multilevel"/>
+    <w:tmpl w:val="B2C0FF8A"/>
+    <w:lvl w:ilvl="0">
+      <w:start w:val="1"/>
+      <w:numFmt w:val="bullet"/>
+      <w:lvlText w:val=""/>
+      <w:lvlJc w:val="left"/>
+      <w:pPr>
+        <w:tabs>
+          <w:tab w:val="num" w:pos="720"/>
+        </w:tabs>
+        <w:ind w:left="720" w:hanging="360"/>
+      </w:pPr>
+      <w:rPr>
+        <w:rFonts w:ascii="Symbol" w:hAnsi="Symbol" w:hint="default"/>
+        <w:sz w:val="20"/>
+      </w:rPr>
+    </w:lvl>
+    <w:lvl w:ilvl="1" w:tentative="1">
+      <w:start w:val="1"/>
+      <w:numFmt w:val="bullet"/>
+      <w:lvlText w:val="o"/>
+      <w:lvlJc w:val="left"/>
+      <w:pPr>
+        <w:tabs>
+          <w:tab w:val="num" w:pos="1440"/>
+        </w:tabs>
+        <w:ind w:left="1440" w:hanging="360"/>
+      </w:pPr>
+      <w:rPr>
+        <w:rFonts w:ascii="Courier New" w:hAnsi="Courier New" w:hint="default"/>
+        <w:sz w:val="20"/>
+      </w:rPr>
+    </w:lvl>
+    <w:lvl w:ilvl="2" w:tentative="1">
+      <w:start w:val="1"/>
+      <w:numFmt w:val="bullet"/>
+      <w:lvlText w:val=""/>
+      <w:lvlJc w:val="left"/>
+      <w:pPr>
+        <w:tabs>
+          <w:tab w:val="num" w:pos="2160"/>
+        </w:tabs>
+        <w:ind w:left="2160" w:hanging="360"/>
+      </w:pPr>
+      <w:rPr>
+        <w:rFonts w:ascii="Wingdings" w:hAnsi="Wingdings" w:hint="default"/>
+        <w:sz w:val="20"/>
+      </w:rPr>
+    </w:lvl>
+    <w:lvl w:ilvl="3" w:tentative="1">
+      <w:start w:val="1"/>
+      <w:numFmt w:val="bullet"/>
+      <w:lvlText w:val=""/>
+      <w:lvlJc w:val="left"/>
+      <w:pPr>
+        <w:tabs>
+          <w:tab w:val="num" w:pos="2880"/>
+        </w:tabs>
+        <w:ind w:left="2880" w:hanging="360"/>
+      </w:pPr>
+      <w:rPr>
+        <w:rFonts w:ascii="Wingdings" w:hAnsi="Wingdings" w:hint="default"/>
+        <w:sz w:val="20"/>
+      </w:rPr>
+    </w:lvl>
+    <w:lvl w:ilvl="4" w:tentative="1">
+      <w:start w:val="1"/>
+      <w:numFmt w:val="bullet"/>
+      <w:lvlText w:val=""/>
+      <w:lvlJc w:val="left"/>
+      <w:pPr>
+        <w:tabs>
+          <w:tab w:val="num" w:pos="3600"/>
+        </w:tabs>
+        <w:ind w:left="3600" w:hanging="360"/>
+      </w:pPr>
+      <w:rPr>
+        <w:rFonts w:ascii="Wingdings" w:hAnsi="Wingdings" w:hint="default"/>
+        <w:sz w:val="20"/>
+      </w:rPr>
+    </w:lvl>
+    <w:lvl w:ilvl="5" w:tentative="1">
+      <w:start w:val="1"/>
+      <w:numFmt w:val="bullet"/>
+      <w:lvlText w:val=""/>
+      <w:lvlJc w:val="left"/>
+      <w:pPr>
+        <w:tabs>
+          <w:tab w:val="num" w:pos="4320"/>
+        </w:tabs>
+        <w:ind w:left="4320" w:hanging="360"/>
+      </w:pPr>
+      <w:rPr>
+        <w:rFonts w:ascii="Wingdings" w:hAnsi="Wingdings" w:hint="default"/>
+        <w:sz w:val="20"/>
+      </w:rPr>
+    </w:lvl>
+    <w:lvl w:ilvl="6" w:tentative="1">
+      <w:start w:val="1"/>
+      <w:numFmt w:val="bullet"/>
+      <w:lvlText w:val=""/>
+      <w:lvlJc w:val="left"/>
+      <w:pPr>
+        <w:tabs>
+          <w:tab w:val="num" w:pos="5040"/>
+        </w:tabs>
+        <w:ind w:left="5040" w:hanging="360"/>
+      </w:pPr>
+      <w:rPr>
+        <w:rFonts w:ascii="Wingdings" w:hAnsi="Wingdings" w:hint="default"/>
+        <w:sz w:val="20"/>
+      </w:rPr>
+    </w:lvl>
+    <w:lvl w:ilvl="7" w:tentative="1">
+      <w:start w:val="1"/>
+      <w:numFmt w:val="bullet"/>
+      <w:lvlText w:val=""/>
+      <w:lvlJc w:val="left"/>
+      <w:pPr>
+        <w:tabs>
+          <w:tab w:val="num" w:pos="5760"/>
+        </w:tabs>
+        <w:ind w:left="5760" w:hanging="360"/>
+      </w:pPr>
+      <w:rPr>
+        <w:rFonts w:ascii="Wingdings" w:hAnsi="Wingdings" w:hint="default"/>
+        <w:sz w:val="20"/>
+      </w:rPr>
+    </w:lvl>
+    <w:lvl w:ilvl="8" w:tentative="1">
+      <w:start w:val="1"/>
+      <w:numFmt w:val="bullet"/>
+      <w:lvlText w:val=""/>
+      <w:lvlJc w:val="left"/>
+      <w:pPr>
+        <w:tabs>
+          <w:tab w:val="num" w:pos="6480"/>
+        </w:tabs>
+        <w:ind w:left="6480" w:hanging="360"/>
+      </w:pPr>
+      <w:rPr>
+        <w:rFonts w:ascii="Wingdings" w:hAnsi="Wingdings" w:hint="default"/>
+        <w:sz w:val="20"/>
+      </w:rPr>
+    </w:lvl>
+  </w:abstractNum>
+  <w:abstractNum w:abstractNumId="16" w15:restartNumberingAfterBreak="0">
+    <w:nsid w:val="42533BE4"/>
+    <w:multiLevelType w:val="multilevel"/>
+    <w:tmpl w:val="CA4AF2A2"/>
+    <w:lvl w:ilvl="0">
+      <w:start w:val="1"/>
+      <w:numFmt w:val="bullet"/>
+      <w:lvlText w:val=""/>
+      <w:lvlJc w:val="left"/>
+      <w:pPr>
+        <w:tabs>
+          <w:tab w:val="num" w:pos="720"/>
+        </w:tabs>
+        <w:ind w:left="720" w:hanging="360"/>
+      </w:pPr>
+      <w:rPr>
+        <w:rFonts w:ascii="Symbol" w:hAnsi="Symbol" w:hint="default"/>
+        <w:sz w:val="20"/>
+      </w:rPr>
+    </w:lvl>
+    <w:lvl w:ilvl="1" w:tentative="1">
+      <w:start w:val="1"/>
+      <w:numFmt w:val="bullet"/>
+      <w:lvlText w:val="o"/>
+      <w:lvlJc w:val="left"/>
+      <w:pPr>
+        <w:tabs>
+          <w:tab w:val="num" w:pos="1440"/>
+        </w:tabs>
+        <w:ind w:left="1440" w:hanging="360"/>
+      </w:pPr>
+      <w:rPr>
+        <w:rFonts w:ascii="Courier New" w:hAnsi="Courier New" w:hint="default"/>
+        <w:sz w:val="20"/>
+      </w:rPr>
+    </w:lvl>
+    <w:lvl w:ilvl="2" w:tentative="1">
+      <w:start w:val="1"/>
+      <w:numFmt w:val="bullet"/>
+      <w:lvlText w:val=""/>
+      <w:lvlJc w:val="left"/>
+      <w:pPr>
+        <w:tabs>
+          <w:tab w:val="num" w:pos="2160"/>
+        </w:tabs>
+        <w:ind w:left="2160" w:hanging="360"/>
+      </w:pPr>
+      <w:rPr>
+        <w:rFonts w:ascii="Wingdings" w:hAnsi="Wingdings" w:hint="default"/>
+        <w:sz w:val="20"/>
+      </w:rPr>
+    </w:lvl>
+    <w:lvl w:ilvl="3" w:tentative="1">
+      <w:start w:val="1"/>
+      <w:numFmt w:val="bullet"/>
+      <w:lvlText w:val=""/>
+      <w:lvlJc w:val="left"/>
+      <w:pPr>
+        <w:tabs>
+          <w:tab w:val="num" w:pos="2880"/>
+        </w:tabs>
+        <w:ind w:left="2880" w:hanging="360"/>
+      </w:pPr>
+      <w:rPr>
+        <w:rFonts w:ascii="Wingdings" w:hAnsi="Wingdings" w:hint="default"/>
+        <w:sz w:val="20"/>
+      </w:rPr>
+    </w:lvl>
+    <w:lvl w:ilvl="4" w:tentative="1">
+      <w:start w:val="1"/>
+      <w:numFmt w:val="bullet"/>
+      <w:lvlText w:val=""/>
+      <w:lvlJc w:val="left"/>
+      <w:pPr>
+        <w:tabs>
+          <w:tab w:val="num" w:pos="3600"/>
+        </w:tabs>
+        <w:ind w:left="3600" w:hanging="360"/>
+      </w:pPr>
+      <w:rPr>
+        <w:rFonts w:ascii="Wingdings" w:hAnsi="Wingdings" w:hint="default"/>
+        <w:sz w:val="20"/>
+      </w:rPr>
+    </w:lvl>
+    <w:lvl w:ilvl="5" w:tentative="1">
+      <w:start w:val="1"/>
+      <w:numFmt w:val="bullet"/>
+      <w:lvlText w:val=""/>
+      <w:lvlJc w:val="left"/>
+      <w:pPr>
+        <w:tabs>
+          <w:tab w:val="num" w:pos="4320"/>
+        </w:tabs>
+        <w:ind w:left="4320" w:hanging="360"/>
+      </w:pPr>
+      <w:rPr>
+        <w:rFonts w:ascii="Wingdings" w:hAnsi="Wingdings" w:hint="default"/>
+        <w:sz w:val="20"/>
+      </w:rPr>
+    </w:lvl>
+    <w:lvl w:ilvl="6" w:tentative="1">
+      <w:start w:val="1"/>
+      <w:numFmt w:val="bullet"/>
+      <w:lvlText w:val=""/>
+      <w:lvlJc w:val="left"/>
+      <w:pPr>
+        <w:tabs>
+          <w:tab w:val="num" w:pos="5040"/>
+        </w:tabs>
+        <w:ind w:left="5040" w:hanging="360"/>
+      </w:pPr>
+      <w:rPr>
+        <w:rFonts w:ascii="Wingdings" w:hAnsi="Wingdings" w:hint="default"/>
+        <w:sz w:val="20"/>
+      </w:rPr>
+    </w:lvl>
+    <w:lvl w:ilvl="7" w:tentative="1">
+      <w:start w:val="1"/>
+      <w:numFmt w:val="bullet"/>
+      <w:lvlText w:val=""/>
+      <w:lvlJc w:val="left"/>
+      <w:pPr>
+        <w:tabs>
+          <w:tab w:val="num" w:pos="5760"/>
+        </w:tabs>
+        <w:ind w:left="5760" w:hanging="360"/>
+      </w:pPr>
+      <w:rPr>
+        <w:rFonts w:ascii="Wingdings" w:hAnsi="Wingdings" w:hint="default"/>
+        <w:sz w:val="20"/>
+      </w:rPr>
+    </w:lvl>
+    <w:lvl w:ilvl="8" w:tentative="1">
+      <w:start w:val="1"/>
+      <w:numFmt w:val="bullet"/>
+      <w:lvlText w:val=""/>
+      <w:lvlJc w:val="left"/>
+      <w:pPr>
+        <w:tabs>
+          <w:tab w:val="num" w:pos="6480"/>
+        </w:tabs>
+        <w:ind w:left="6480" w:hanging="360"/>
+      </w:pPr>
+      <w:rPr>
+        <w:rFonts w:ascii="Wingdings" w:hAnsi="Wingdings" w:hint="default"/>
+        <w:sz w:val="20"/>
+      </w:rPr>
+    </w:lvl>
+  </w:abstractNum>
+  <w:abstractNum w:abstractNumId="17" w15:restartNumberingAfterBreak="0">
     <w:nsid w:val="458B17A1"/>
     <w:multiLevelType w:val="multilevel"/>
     <w:tmpl w:val="6E507508"/>
@@ -3842,7 +8452,418 @@
       </w:rPr>
     </w:lvl>
   </w:abstractNum>
-  <w:abstractNum w:abstractNumId="7" w15:restartNumberingAfterBreak="0">
+  <w:abstractNum w:abstractNumId="18" w15:restartNumberingAfterBreak="0">
+    <w:nsid w:val="484009F7"/>
+    <w:multiLevelType w:val="multilevel"/>
+    <w:tmpl w:val="DA72D160"/>
+    <w:lvl w:ilvl="0">
+      <w:start w:val="1"/>
+      <w:numFmt w:val="bullet"/>
+      <w:lvlText w:val=""/>
+      <w:lvlJc w:val="left"/>
+      <w:pPr>
+        <w:tabs>
+          <w:tab w:val="num" w:pos="720"/>
+        </w:tabs>
+        <w:ind w:left="720" w:hanging="360"/>
+      </w:pPr>
+      <w:rPr>
+        <w:rFonts w:ascii="Symbol" w:hAnsi="Symbol" w:hint="default"/>
+        <w:sz w:val="20"/>
+      </w:rPr>
+    </w:lvl>
+    <w:lvl w:ilvl="1" w:tentative="1">
+      <w:start w:val="1"/>
+      <w:numFmt w:val="bullet"/>
+      <w:lvlText w:val="o"/>
+      <w:lvlJc w:val="left"/>
+      <w:pPr>
+        <w:tabs>
+          <w:tab w:val="num" w:pos="1440"/>
+        </w:tabs>
+        <w:ind w:left="1440" w:hanging="360"/>
+      </w:pPr>
+      <w:rPr>
+        <w:rFonts w:ascii="Courier New" w:hAnsi="Courier New" w:hint="default"/>
+        <w:sz w:val="20"/>
+      </w:rPr>
+    </w:lvl>
+    <w:lvl w:ilvl="2" w:tentative="1">
+      <w:start w:val="1"/>
+      <w:numFmt w:val="bullet"/>
+      <w:lvlText w:val=""/>
+      <w:lvlJc w:val="left"/>
+      <w:pPr>
+        <w:tabs>
+          <w:tab w:val="num" w:pos="2160"/>
+        </w:tabs>
+        <w:ind w:left="2160" w:hanging="360"/>
+      </w:pPr>
+      <w:rPr>
+        <w:rFonts w:ascii="Wingdings" w:hAnsi="Wingdings" w:hint="default"/>
+        <w:sz w:val="20"/>
+      </w:rPr>
+    </w:lvl>
+    <w:lvl w:ilvl="3" w:tentative="1">
+      <w:start w:val="1"/>
+      <w:numFmt w:val="bullet"/>
+      <w:lvlText w:val=""/>
+      <w:lvlJc w:val="left"/>
+      <w:pPr>
+        <w:tabs>
+          <w:tab w:val="num" w:pos="2880"/>
+        </w:tabs>
+        <w:ind w:left="2880" w:hanging="360"/>
+      </w:pPr>
+      <w:rPr>
+        <w:rFonts w:ascii="Wingdings" w:hAnsi="Wingdings" w:hint="default"/>
+        <w:sz w:val="20"/>
+      </w:rPr>
+    </w:lvl>
+    <w:lvl w:ilvl="4" w:tentative="1">
+      <w:start w:val="1"/>
+      <w:numFmt w:val="bullet"/>
+      <w:lvlText w:val=""/>
+      <w:lvlJc w:val="left"/>
+      <w:pPr>
+        <w:tabs>
+          <w:tab w:val="num" w:pos="3600"/>
+        </w:tabs>
+        <w:ind w:left="3600" w:hanging="360"/>
+      </w:pPr>
+      <w:rPr>
+        <w:rFonts w:ascii="Wingdings" w:hAnsi="Wingdings" w:hint="default"/>
+        <w:sz w:val="20"/>
+      </w:rPr>
+    </w:lvl>
+    <w:lvl w:ilvl="5" w:tentative="1">
+      <w:start w:val="1"/>
+      <w:numFmt w:val="bullet"/>
+      <w:lvlText w:val=""/>
+      <w:lvlJc w:val="left"/>
+      <w:pPr>
+        <w:tabs>
+          <w:tab w:val="num" w:pos="4320"/>
+        </w:tabs>
+        <w:ind w:left="4320" w:hanging="360"/>
+      </w:pPr>
+      <w:rPr>
+        <w:rFonts w:ascii="Wingdings" w:hAnsi="Wingdings" w:hint="default"/>
+        <w:sz w:val="20"/>
+      </w:rPr>
+    </w:lvl>
+    <w:lvl w:ilvl="6" w:tentative="1">
+      <w:start w:val="1"/>
+      <w:numFmt w:val="bullet"/>
+      <w:lvlText w:val=""/>
+      <w:lvlJc w:val="left"/>
+      <w:pPr>
+        <w:tabs>
+          <w:tab w:val="num" w:pos="5040"/>
+        </w:tabs>
+        <w:ind w:left="5040" w:hanging="360"/>
+      </w:pPr>
+      <w:rPr>
+        <w:rFonts w:ascii="Wingdings" w:hAnsi="Wingdings" w:hint="default"/>
+        <w:sz w:val="20"/>
+      </w:rPr>
+    </w:lvl>
+    <w:lvl w:ilvl="7" w:tentative="1">
+      <w:start w:val="1"/>
+      <w:numFmt w:val="bullet"/>
+      <w:lvlText w:val=""/>
+      <w:lvlJc w:val="left"/>
+      <w:pPr>
+        <w:tabs>
+          <w:tab w:val="num" w:pos="5760"/>
+        </w:tabs>
+        <w:ind w:left="5760" w:hanging="360"/>
+      </w:pPr>
+      <w:rPr>
+        <w:rFonts w:ascii="Wingdings" w:hAnsi="Wingdings" w:hint="default"/>
+        <w:sz w:val="20"/>
+      </w:rPr>
+    </w:lvl>
+    <w:lvl w:ilvl="8" w:tentative="1">
+      <w:start w:val="1"/>
+      <w:numFmt w:val="bullet"/>
+      <w:lvlText w:val=""/>
+      <w:lvlJc w:val="left"/>
+      <w:pPr>
+        <w:tabs>
+          <w:tab w:val="num" w:pos="6480"/>
+        </w:tabs>
+        <w:ind w:left="6480" w:hanging="360"/>
+      </w:pPr>
+      <w:rPr>
+        <w:rFonts w:ascii="Wingdings" w:hAnsi="Wingdings" w:hint="default"/>
+        <w:sz w:val="20"/>
+      </w:rPr>
+    </w:lvl>
+  </w:abstractNum>
+  <w:abstractNum w:abstractNumId="19" w15:restartNumberingAfterBreak="0">
+    <w:nsid w:val="4A3A56BF"/>
+    <w:multiLevelType w:val="multilevel"/>
+    <w:tmpl w:val="69B6E4F6"/>
+    <w:lvl w:ilvl="0">
+      <w:start w:val="1"/>
+      <w:numFmt w:val="bullet"/>
+      <w:lvlText w:val=""/>
+      <w:lvlJc w:val="left"/>
+      <w:pPr>
+        <w:tabs>
+          <w:tab w:val="num" w:pos="720"/>
+        </w:tabs>
+        <w:ind w:left="720" w:hanging="360"/>
+      </w:pPr>
+      <w:rPr>
+        <w:rFonts w:ascii="Symbol" w:hAnsi="Symbol" w:hint="default"/>
+        <w:sz w:val="20"/>
+      </w:rPr>
+    </w:lvl>
+    <w:lvl w:ilvl="1" w:tentative="1">
+      <w:start w:val="1"/>
+      <w:numFmt w:val="bullet"/>
+      <w:lvlText w:val="o"/>
+      <w:lvlJc w:val="left"/>
+      <w:pPr>
+        <w:tabs>
+          <w:tab w:val="num" w:pos="1440"/>
+        </w:tabs>
+        <w:ind w:left="1440" w:hanging="360"/>
+      </w:pPr>
+      <w:rPr>
+        <w:rFonts w:ascii="Courier New" w:hAnsi="Courier New" w:hint="default"/>
+        <w:sz w:val="20"/>
+      </w:rPr>
+    </w:lvl>
+    <w:lvl w:ilvl="2" w:tentative="1">
+      <w:start w:val="1"/>
+      <w:numFmt w:val="bullet"/>
+      <w:lvlText w:val=""/>
+      <w:lvlJc w:val="left"/>
+      <w:pPr>
+        <w:tabs>
+          <w:tab w:val="num" w:pos="2160"/>
+        </w:tabs>
+        <w:ind w:left="2160" w:hanging="360"/>
+      </w:pPr>
+      <w:rPr>
+        <w:rFonts w:ascii="Wingdings" w:hAnsi="Wingdings" w:hint="default"/>
+        <w:sz w:val="20"/>
+      </w:rPr>
+    </w:lvl>
+    <w:lvl w:ilvl="3" w:tentative="1">
+      <w:start w:val="1"/>
+      <w:numFmt w:val="bullet"/>
+      <w:lvlText w:val=""/>
+      <w:lvlJc w:val="left"/>
+      <w:pPr>
+        <w:tabs>
+          <w:tab w:val="num" w:pos="2880"/>
+        </w:tabs>
+        <w:ind w:left="2880" w:hanging="360"/>
+      </w:pPr>
+      <w:rPr>
+        <w:rFonts w:ascii="Wingdings" w:hAnsi="Wingdings" w:hint="default"/>
+        <w:sz w:val="20"/>
+      </w:rPr>
+    </w:lvl>
+    <w:lvl w:ilvl="4" w:tentative="1">
+      <w:start w:val="1"/>
+      <w:numFmt w:val="bullet"/>
+      <w:lvlText w:val=""/>
+      <w:lvlJc w:val="left"/>
+      <w:pPr>
+        <w:tabs>
+          <w:tab w:val="num" w:pos="3600"/>
+        </w:tabs>
+        <w:ind w:left="3600" w:hanging="360"/>
+      </w:pPr>
+      <w:rPr>
+        <w:rFonts w:ascii="Wingdings" w:hAnsi="Wingdings" w:hint="default"/>
+        <w:sz w:val="20"/>
+      </w:rPr>
+    </w:lvl>
+    <w:lvl w:ilvl="5" w:tentative="1">
+      <w:start w:val="1"/>
+      <w:numFmt w:val="bullet"/>
+      <w:lvlText w:val=""/>
+      <w:lvlJc w:val="left"/>
+      <w:pPr>
+        <w:tabs>
+          <w:tab w:val="num" w:pos="4320"/>
+        </w:tabs>
+        <w:ind w:left="4320" w:hanging="360"/>
+      </w:pPr>
+      <w:rPr>
+        <w:rFonts w:ascii="Wingdings" w:hAnsi="Wingdings" w:hint="default"/>
+        <w:sz w:val="20"/>
+      </w:rPr>
+    </w:lvl>
+    <w:lvl w:ilvl="6" w:tentative="1">
+      <w:start w:val="1"/>
+      <w:numFmt w:val="bullet"/>
+      <w:lvlText w:val=""/>
+      <w:lvlJc w:val="left"/>
+      <w:pPr>
+        <w:tabs>
+          <w:tab w:val="num" w:pos="5040"/>
+        </w:tabs>
+        <w:ind w:left="5040" w:hanging="360"/>
+      </w:pPr>
+      <w:rPr>
+        <w:rFonts w:ascii="Wingdings" w:hAnsi="Wingdings" w:hint="default"/>
+        <w:sz w:val="20"/>
+      </w:rPr>
+    </w:lvl>
+    <w:lvl w:ilvl="7" w:tentative="1">
+      <w:start w:val="1"/>
+      <w:numFmt w:val="bullet"/>
+      <w:lvlText w:val=""/>
+      <w:lvlJc w:val="left"/>
+      <w:pPr>
+        <w:tabs>
+          <w:tab w:val="num" w:pos="5760"/>
+        </w:tabs>
+        <w:ind w:left="5760" w:hanging="360"/>
+      </w:pPr>
+      <w:rPr>
+        <w:rFonts w:ascii="Wingdings" w:hAnsi="Wingdings" w:hint="default"/>
+        <w:sz w:val="20"/>
+      </w:rPr>
+    </w:lvl>
+    <w:lvl w:ilvl="8" w:tentative="1">
+      <w:start w:val="1"/>
+      <w:numFmt w:val="bullet"/>
+      <w:lvlText w:val=""/>
+      <w:lvlJc w:val="left"/>
+      <w:pPr>
+        <w:tabs>
+          <w:tab w:val="num" w:pos="6480"/>
+        </w:tabs>
+        <w:ind w:left="6480" w:hanging="360"/>
+      </w:pPr>
+      <w:rPr>
+        <w:rFonts w:ascii="Wingdings" w:hAnsi="Wingdings" w:hint="default"/>
+        <w:sz w:val="20"/>
+      </w:rPr>
+    </w:lvl>
+  </w:abstractNum>
+  <w:abstractNum w:abstractNumId="20" w15:restartNumberingAfterBreak="0">
+    <w:nsid w:val="50E36C65"/>
+    <w:multiLevelType w:val="multilevel"/>
+    <w:tmpl w:val="350A1398"/>
+    <w:lvl w:ilvl="0">
+      <w:start w:val="1"/>
+      <w:numFmt w:val="decimal"/>
+      <w:lvlText w:val="%1."/>
+      <w:lvlJc w:val="left"/>
+      <w:pPr>
+        <w:tabs>
+          <w:tab w:val="num" w:pos="720"/>
+        </w:tabs>
+        <w:ind w:left="720" w:hanging="360"/>
+      </w:pPr>
+    </w:lvl>
+    <w:lvl w:ilvl="1" w:tentative="1">
+      <w:start w:val="1"/>
+      <w:numFmt w:val="decimal"/>
+      <w:lvlText w:val="%2."/>
+      <w:lvlJc w:val="left"/>
+      <w:pPr>
+        <w:tabs>
+          <w:tab w:val="num" w:pos="1440"/>
+        </w:tabs>
+        <w:ind w:left="1440" w:hanging="360"/>
+      </w:pPr>
+    </w:lvl>
+    <w:lvl w:ilvl="2" w:tentative="1">
+      <w:start w:val="1"/>
+      <w:numFmt w:val="decimal"/>
+      <w:lvlText w:val="%3."/>
+      <w:lvlJc w:val="left"/>
+      <w:pPr>
+        <w:tabs>
+          <w:tab w:val="num" w:pos="2160"/>
+        </w:tabs>
+        <w:ind w:left="2160" w:hanging="360"/>
+      </w:pPr>
+    </w:lvl>
+    <w:lvl w:ilvl="3" w:tentative="1">
+      <w:start w:val="1"/>
+      <w:numFmt w:val="decimal"/>
+      <w:lvlText w:val="%4."/>
+      <w:lvlJc w:val="left"/>
+      <w:pPr>
+        <w:tabs>
+          <w:tab w:val="num" w:pos="2880"/>
+        </w:tabs>
+        <w:ind w:left="2880" w:hanging="360"/>
+      </w:pPr>
+    </w:lvl>
+    <w:lvl w:ilvl="4" w:tentative="1">
+      <w:start w:val="1"/>
+      <w:numFmt w:val="decimal"/>
+      <w:lvlText w:val="%5."/>
+      <w:lvlJc w:val="left"/>
+      <w:pPr>
+        <w:tabs>
+          <w:tab w:val="num" w:pos="3600"/>
+        </w:tabs>
+        <w:ind w:left="3600" w:hanging="360"/>
+      </w:pPr>
+    </w:lvl>
+    <w:lvl w:ilvl="5" w:tentative="1">
+      <w:start w:val="1"/>
+      <w:numFmt w:val="decimal"/>
+      <w:lvlText w:val="%6."/>
+      <w:lvlJc w:val="left"/>
+      <w:pPr>
+        <w:tabs>
+          <w:tab w:val="num" w:pos="4320"/>
+        </w:tabs>
+        <w:ind w:left="4320" w:hanging="360"/>
+      </w:pPr>
+    </w:lvl>
+    <w:lvl w:ilvl="6" w:tentative="1">
+      <w:start w:val="1"/>
+      <w:numFmt w:val="decimal"/>
+      <w:lvlText w:val="%7."/>
+      <w:lvlJc w:val="left"/>
+      <w:pPr>
+        <w:tabs>
+          <w:tab w:val="num" w:pos="5040"/>
+        </w:tabs>
+        <w:ind w:left="5040" w:hanging="360"/>
+      </w:pPr>
+    </w:lvl>
+    <w:lvl w:ilvl="7" w:tentative="1">
+      <w:start w:val="1"/>
+      <w:numFmt w:val="decimal"/>
+      <w:lvlText w:val="%8."/>
+      <w:lvlJc w:val="left"/>
+      <w:pPr>
+        <w:tabs>
+          <w:tab w:val="num" w:pos="5760"/>
+        </w:tabs>
+        <w:ind w:left="5760" w:hanging="360"/>
+      </w:pPr>
+    </w:lvl>
+    <w:lvl w:ilvl="8" w:tentative="1">
+      <w:start w:val="1"/>
+      <w:numFmt w:val="decimal"/>
+      <w:lvlText w:val="%9."/>
+      <w:lvlJc w:val="left"/>
+      <w:pPr>
+        <w:tabs>
+          <w:tab w:val="num" w:pos="6480"/>
+        </w:tabs>
+        <w:ind w:left="6480" w:hanging="360"/>
+      </w:pPr>
+    </w:lvl>
+  </w:abstractNum>
+  <w:abstractNum w:abstractNumId="21" w15:restartNumberingAfterBreak="0">
     <w:nsid w:val="58D8309A"/>
     <w:multiLevelType w:val="multilevel"/>
     <w:tmpl w:val="775A554A"/>
@@ -3991,7 +9012,7 @@
       </w:rPr>
     </w:lvl>
   </w:abstractNum>
-  <w:abstractNum w:abstractNumId="8" w15:restartNumberingAfterBreak="0">
+  <w:abstractNum w:abstractNumId="22" w15:restartNumberingAfterBreak="0">
     <w:nsid w:val="64C64E73"/>
     <w:multiLevelType w:val="multilevel"/>
     <w:tmpl w:val="8CF4DBDC"/>
@@ -4140,7 +9161,7 @@
       </w:rPr>
     </w:lvl>
   </w:abstractNum>
-  <w:abstractNum w:abstractNumId="9" w15:restartNumberingAfterBreak="0">
+  <w:abstractNum w:abstractNumId="23" w15:restartNumberingAfterBreak="0">
     <w:nsid w:val="65CD3189"/>
     <w:multiLevelType w:val="multilevel"/>
     <w:tmpl w:val="2060737A"/>
@@ -4253,7 +9274,7 @@
       </w:pPr>
     </w:lvl>
   </w:abstractNum>
-  <w:abstractNum w:abstractNumId="10" w15:restartNumberingAfterBreak="0">
+  <w:abstractNum w:abstractNumId="24" w15:restartNumberingAfterBreak="0">
     <w:nsid w:val="67DD5921"/>
     <w:multiLevelType w:val="multilevel"/>
     <w:tmpl w:val="265869D0"/>
@@ -4402,7 +9423,7 @@
       </w:rPr>
     </w:lvl>
   </w:abstractNum>
-  <w:abstractNum w:abstractNumId="11" w15:restartNumberingAfterBreak="0">
+  <w:abstractNum w:abstractNumId="25" w15:restartNumberingAfterBreak="0">
     <w:nsid w:val="6DB44F68"/>
     <w:multiLevelType w:val="multilevel"/>
     <w:tmpl w:val="F81CD622"/>
@@ -4515,7 +9536,120 @@
       </w:pPr>
     </w:lvl>
   </w:abstractNum>
-  <w:abstractNum w:abstractNumId="12" w15:restartNumberingAfterBreak="0">
+  <w:abstractNum w:abstractNumId="26" w15:restartNumberingAfterBreak="0">
+    <w:nsid w:val="6F9922C2"/>
+    <w:multiLevelType w:val="multilevel"/>
+    <w:tmpl w:val="26C222A4"/>
+    <w:lvl w:ilvl="0">
+      <w:start w:val="1"/>
+      <w:numFmt w:val="decimal"/>
+      <w:lvlText w:val="%1."/>
+      <w:lvlJc w:val="left"/>
+      <w:pPr>
+        <w:tabs>
+          <w:tab w:val="num" w:pos="720"/>
+        </w:tabs>
+        <w:ind w:left="720" w:hanging="360"/>
+      </w:pPr>
+    </w:lvl>
+    <w:lvl w:ilvl="1" w:tentative="1">
+      <w:start w:val="1"/>
+      <w:numFmt w:val="decimal"/>
+      <w:lvlText w:val="%2."/>
+      <w:lvlJc w:val="left"/>
+      <w:pPr>
+        <w:tabs>
+          <w:tab w:val="num" w:pos="1440"/>
+        </w:tabs>
+        <w:ind w:left="1440" w:hanging="360"/>
+      </w:pPr>
+    </w:lvl>
+    <w:lvl w:ilvl="2" w:tentative="1">
+      <w:start w:val="1"/>
+      <w:numFmt w:val="decimal"/>
+      <w:lvlText w:val="%3."/>
+      <w:lvlJc w:val="left"/>
+      <w:pPr>
+        <w:tabs>
+          <w:tab w:val="num" w:pos="2160"/>
+        </w:tabs>
+        <w:ind w:left="2160" w:hanging="360"/>
+      </w:pPr>
+    </w:lvl>
+    <w:lvl w:ilvl="3" w:tentative="1">
+      <w:start w:val="1"/>
+      <w:numFmt w:val="decimal"/>
+      <w:lvlText w:val="%4."/>
+      <w:lvlJc w:val="left"/>
+      <w:pPr>
+        <w:tabs>
+          <w:tab w:val="num" w:pos="2880"/>
+        </w:tabs>
+        <w:ind w:left="2880" w:hanging="360"/>
+      </w:pPr>
+    </w:lvl>
+    <w:lvl w:ilvl="4" w:tentative="1">
+      <w:start w:val="1"/>
+      <w:numFmt w:val="decimal"/>
+      <w:lvlText w:val="%5."/>
+      <w:lvlJc w:val="left"/>
+      <w:pPr>
+        <w:tabs>
+          <w:tab w:val="num" w:pos="3600"/>
+        </w:tabs>
+        <w:ind w:left="3600" w:hanging="360"/>
+      </w:pPr>
+    </w:lvl>
+    <w:lvl w:ilvl="5" w:tentative="1">
+      <w:start w:val="1"/>
+      <w:numFmt w:val="decimal"/>
+      <w:lvlText w:val="%6."/>
+      <w:lvlJc w:val="left"/>
+      <w:pPr>
+        <w:tabs>
+          <w:tab w:val="num" w:pos="4320"/>
+        </w:tabs>
+        <w:ind w:left="4320" w:hanging="360"/>
+      </w:pPr>
+    </w:lvl>
+    <w:lvl w:ilvl="6" w:tentative="1">
+      <w:start w:val="1"/>
+      <w:numFmt w:val="decimal"/>
+      <w:lvlText w:val="%7."/>
+      <w:lvlJc w:val="left"/>
+      <w:pPr>
+        <w:tabs>
+          <w:tab w:val="num" w:pos="5040"/>
+        </w:tabs>
+        <w:ind w:left="5040" w:hanging="360"/>
+      </w:pPr>
+    </w:lvl>
+    <w:lvl w:ilvl="7" w:tentative="1">
+      <w:start w:val="1"/>
+      <w:numFmt w:val="decimal"/>
+      <w:lvlText w:val="%8."/>
+      <w:lvlJc w:val="left"/>
+      <w:pPr>
+        <w:tabs>
+          <w:tab w:val="num" w:pos="5760"/>
+        </w:tabs>
+        <w:ind w:left="5760" w:hanging="360"/>
+      </w:pPr>
+    </w:lvl>
+    <w:lvl w:ilvl="8" w:tentative="1">
+      <w:start w:val="1"/>
+      <w:numFmt w:val="decimal"/>
+      <w:lvlText w:val="%9."/>
+      <w:lvlJc w:val="left"/>
+      <w:pPr>
+        <w:tabs>
+          <w:tab w:val="num" w:pos="6480"/>
+        </w:tabs>
+        <w:ind w:left="6480" w:hanging="360"/>
+      </w:pPr>
+    </w:lvl>
+  </w:abstractNum>
+  <w:abstractNum w:abstractNumId="27" w15:restartNumberingAfterBreak="0">
     <w:nsid w:val="710B7957"/>
     <w:multiLevelType w:val="multilevel"/>
     <w:tmpl w:val="9F365BE2"/>
@@ -4664,7 +9798,7 @@
       </w:rPr>
     </w:lvl>
   </w:abstractNum>
-  <w:abstractNum w:abstractNumId="13" w15:restartNumberingAfterBreak="0">
+  <w:abstractNum w:abstractNumId="28" w15:restartNumberingAfterBreak="0">
     <w:nsid w:val="725D36F4"/>
     <w:multiLevelType w:val="multilevel"/>
     <w:tmpl w:val="C796813C"/>
@@ -4781,7 +9915,7 @@
       </w:pPr>
     </w:lvl>
   </w:abstractNum>
-  <w:abstractNum w:abstractNumId="14" w15:restartNumberingAfterBreak="0">
+  <w:abstractNum w:abstractNumId="29" w15:restartNumberingAfterBreak="0">
     <w:nsid w:val="7C0403E4"/>
     <w:multiLevelType w:val="multilevel"/>
     <w:tmpl w:val="F9FA8398"/>
@@ -4894,7 +10028,7 @@
       </w:pPr>
     </w:lvl>
   </w:abstractNum>
-  <w:abstractNum w:abstractNumId="15" w15:restartNumberingAfterBreak="0">
+  <w:abstractNum w:abstractNumId="30" w15:restartNumberingAfterBreak="0">
     <w:nsid w:val="7FBE6E44"/>
     <w:multiLevelType w:val="multilevel"/>
     <w:tmpl w:val="DAA44D64"/>
@@ -5008,58 +10142,103 @@
     </w:lvl>
   </w:abstractNum>
   <w:num w:numId="1" w16cid:durableId="955333967">
+    <w:abstractNumId w:val="11"/>
+  </w:num>
+  <w:num w:numId="2" w16cid:durableId="952134984">
+    <w:abstractNumId w:val="23"/>
+  </w:num>
+  <w:num w:numId="3" w16cid:durableId="1867937453">
     <w:abstractNumId w:val="4"/>
   </w:num>
-  <w:num w:numId="2" w16cid:durableId="952134984">
+  <w:num w:numId="4" w16cid:durableId="1252742548">
+    <w:abstractNumId w:val="25"/>
+  </w:num>
+  <w:num w:numId="5" w16cid:durableId="1827669901">
+    <w:abstractNumId w:val="24"/>
+  </w:num>
+  <w:num w:numId="6" w16cid:durableId="1207567398">
+    <w:abstractNumId w:val="21"/>
+  </w:num>
+  <w:num w:numId="7" w16cid:durableId="1168211287">
+    <w:abstractNumId w:val="30"/>
+  </w:num>
+  <w:num w:numId="8" w16cid:durableId="51848621">
+    <w:abstractNumId w:val="29"/>
+  </w:num>
+  <w:num w:numId="9" w16cid:durableId="992030964">
+    <w:abstractNumId w:val="1"/>
+  </w:num>
+  <w:num w:numId="10" w16cid:durableId="1765223536">
     <w:abstractNumId w:val="9"/>
   </w:num>
-  <w:num w:numId="3" w16cid:durableId="1867937453">
-    <w:abstractNumId w:val="1"/>
+  <w:num w:numId="11" w16cid:durableId="600799356">
+    <w:abstractNumId w:val="17"/>
   </w:num>
-  <w:num w:numId="4" w16cid:durableId="1252742548">
-    <w:abstractNumId w:val="11"/>
+  <w:num w:numId="12" w16cid:durableId="467281921">
+    <w:abstractNumId w:val="28"/>
   </w:num>
-  <w:num w:numId="5" w16cid:durableId="1827669901">
+  <w:num w:numId="13" w16cid:durableId="125245635">
+    <w:abstractNumId w:val="22"/>
+  </w:num>
+  <w:num w:numId="14" w16cid:durableId="929318365">
+    <w:abstractNumId w:val="6"/>
+  </w:num>
+  <w:num w:numId="15" w16cid:durableId="1761559258">
+    <w:abstractNumId w:val="13"/>
+  </w:num>
+  <w:num w:numId="16" w16cid:durableId="746416527">
+    <w:abstractNumId w:val="27"/>
+  </w:num>
+  <w:num w:numId="17" w16cid:durableId="1798258650">
+    <w:abstractNumId w:val="2"/>
+  </w:num>
+  <w:num w:numId="18" w16cid:durableId="2119907976">
+    <w:abstractNumId w:val="15"/>
+  </w:num>
+  <w:num w:numId="19" w16cid:durableId="1673029374">
     <w:abstractNumId w:val="10"/>
   </w:num>
-  <w:num w:numId="6" w16cid:durableId="1207567398">
+  <w:num w:numId="20" w16cid:durableId="409811970">
+    <w:abstractNumId w:val="26"/>
+  </w:num>
+  <w:num w:numId="21" w16cid:durableId="602997377">
+    <w:abstractNumId w:val="14"/>
+  </w:num>
+  <w:num w:numId="22" w16cid:durableId="775442456">
+    <w:abstractNumId w:val="12"/>
+  </w:num>
+  <w:num w:numId="23" w16cid:durableId="2003578249">
+    <w:abstractNumId w:val="20"/>
+  </w:num>
+  <w:num w:numId="24" w16cid:durableId="677006791">
+    <w:abstractNumId w:val="5"/>
+  </w:num>
+  <w:num w:numId="25" w16cid:durableId="1976064287">
     <w:abstractNumId w:val="7"/>
   </w:num>
-  <w:num w:numId="7" w16cid:durableId="1168211287">
-    <w:abstractNumId w:val="15"/>
+  <w:num w:numId="26" w16cid:durableId="1631281358">
+    <w:abstractNumId w:val="16"/>
   </w:num>
-  <w:num w:numId="8" w16cid:durableId="51848621">
-    <w:abstractNumId w:val="14"/>
-  </w:num>
-  <w:num w:numId="9" w16cid:durableId="992030964">
+  <w:num w:numId="27" w16cid:durableId="1346831001">
     <w:abstractNumId w:val="0"/>
   </w:num>
-  <w:num w:numId="10" w16cid:durableId="1765223536">
-    <w:abstractNumId w:val="3"/>
+  <w:num w:numId="28" w16cid:durableId="836308230">
+    <w:abstractNumId w:val="19"/>
   </w:num>
-  <w:num w:numId="11" w16cid:durableId="600799356">
-    <w:abstractNumId w:val="6"/>
+  <w:num w:numId="29" w16cid:durableId="1845046919">
+    <w:abstractNumId w:val="18"/>
   </w:num>
-  <w:num w:numId="12" w16cid:durableId="467281921">
-    <w:abstractNumId w:val="13"/>
-  </w:num>
-  <w:num w:numId="13" w16cid:durableId="125245635">
+  <w:num w:numId="30" w16cid:durableId="1633831070">
     <w:abstractNumId w:val="8"/>
   </w:num>
-  <w:num w:numId="14" w16cid:durableId="929318365">
-    <w:abstractNumId w:val="2"/>
-  </w:num>
-  <w:num w:numId="15" w16cid:durableId="1761559258">
-    <w:abstractNumId w:val="5"/>
-  </w:num>
-  <w:num w:numId="16" w16cid:durableId="746416527">
-    <w:abstractNumId w:val="12"/>
+  <w:num w:numId="31" w16cid:durableId="542248839">
+    <w:abstractNumId w:val="3"/>
   </w:num>
 </w:numbering>
 </file>
 
 <file path=word/styles.xml><?xml version="1.0" encoding="utf-8"?>
-<w:styles xmlns:mc="http://schemas.openxmlformats.org/markup-compatibility/2006" xmlns:r="http://schemas.openxmlformats.org/officeDocument/2006/relationships" xmlns:w="http://schemas.openxmlformats.org/wordprocessingml/2006/main" xmlns:w14="http://schemas.microsoft.com/office/word/2010/wordml" xmlns:w15="http://schemas.microsoft.com/office/word/2012/wordml" xmlns:w16cex="http://schemas.microsoft.com/office/word/2018/wordml/cex" xmlns:w16cid="http://schemas.microsoft.com/office/word/2016/wordml/cid" xmlns:w16="http://schemas.microsoft.com/office/word/2018/wordml" xmlns:w16sdtdh="http://schemas.microsoft.com/office/word/2020/wordml/sdtdatahash" xmlns:w16se="http://schemas.microsoft.com/office/word/2015/wordml/symex" mc:Ignorable="w14 w15 w16se w16cid w16 w16cex w16sdtdh">
+<w:styles xmlns:mc="http://schemas.openxmlformats.org/markup-compatibility/2006" xmlns:r="http://schemas.openxmlformats.org/officeDocument/2006/relationships" xmlns:w="http://schemas.openxmlformats.org/wordprocessingml/2006/main" xmlns:w14="http://schemas.microsoft.com/office/word/2010/wordml" xmlns:w15="http://schemas.microsoft.com/office/word/2012/wordml" xmlns:w16cex="http://schemas.microsoft.com/office/word/2018/wordml/cex" xmlns:w16cid="http://schemas.microsoft.com/office/word/2016/wordml/cid" xmlns:w16="http://schemas.microsoft.com/office/word/2018/wordml" xmlns:w16du="http://schemas.microsoft.com/office/word/2023/wordml/word16du" xmlns:w16sdtdh="http://schemas.microsoft.com/office/word/2020/wordml/sdtdatahash" xmlns:w16se="http://schemas.microsoft.com/office/word/2015/wordml/symex" mc:Ignorable="w14 w15 w16se w16cid w16 w16cex w16sdtdh w16du">
   <w:docDefaults>
     <w:rPrDefault>
       <w:rPr>
@@ -5459,6 +10638,50 @@
     <w:name w:val="Normal"/>
     <w:qFormat/>
   </w:style>
+  <w:style w:type="paragraph" w:styleId="Heading3">
+    <w:name w:val="heading 3"/>
+    <w:basedOn w:val="Normal"/>
+    <w:link w:val="Heading3Char"/>
+    <w:uiPriority w:val="9"/>
+    <w:qFormat/>
+    <w:rsid w:val="003176D0"/>
+    <w:pPr>
+      <w:spacing w:before="100" w:beforeAutospacing="1" w:after="100" w:afterAutospacing="1" w:line="240" w:lineRule="auto"/>
+      <w:outlineLvl w:val="2"/>
+    </w:pPr>
+    <w:rPr>
+      <w:rFonts w:ascii="Times New Roman" w:eastAsia="Times New Roman" w:hAnsi="Times New Roman" w:cs="Times New Roman"/>
+      <w:b/>
+      <w:bCs/>
+      <w:kern w:val="0"/>
+      <w:sz w:val="27"/>
+      <w:szCs w:val="27"/>
+      <w:lang w:eastAsia="en-IN"/>
+      <w14:ligatures w14:val="none"/>
+    </w:rPr>
+  </w:style>
+  <w:style w:type="paragraph" w:styleId="Heading4">
+    <w:name w:val="heading 4"/>
+    <w:basedOn w:val="Normal"/>
+    <w:link w:val="Heading4Char"/>
+    <w:uiPriority w:val="9"/>
+    <w:qFormat/>
+    <w:rsid w:val="003176D0"/>
+    <w:pPr>
+      <w:spacing w:before="100" w:beforeAutospacing="1" w:after="100" w:afterAutospacing="1" w:line="240" w:lineRule="auto"/>
+      <w:outlineLvl w:val="3"/>
+    </w:pPr>
+    <w:rPr>
+      <w:rFonts w:ascii="Times New Roman" w:eastAsia="Times New Roman" w:hAnsi="Times New Roman" w:cs="Times New Roman"/>
+      <w:b/>
+      <w:bCs/>
+      <w:kern w:val="0"/>
+      <w:sz w:val="24"/>
+      <w:szCs w:val="24"/>
+      <w:lang w:eastAsia="en-IN"/>
+      <w14:ligatures w14:val="none"/>
+    </w:rPr>
+  </w:style>
   <w:style w:type="character" w:default="1" w:styleId="DefaultParagraphFont">
     <w:name w:val="Default Paragraph Font"/>
     <w:uiPriority w:val="1"/>
@@ -5536,6 +10759,40 @@
     <w:rPr>
       <w:i/>
       <w:iCs/>
+    </w:rPr>
+  </w:style>
+  <w:style w:type="character" w:customStyle="1" w:styleId="Heading3Char">
+    <w:name w:val="Heading 3 Char"/>
+    <w:basedOn w:val="DefaultParagraphFont"/>
+    <w:link w:val="Heading3"/>
+    <w:uiPriority w:val="9"/>
+    <w:rsid w:val="003176D0"/>
+    <w:rPr>
+      <w:rFonts w:ascii="Times New Roman" w:eastAsia="Times New Roman" w:hAnsi="Times New Roman" w:cs="Times New Roman"/>
+      <w:b/>
+      <w:bCs/>
+      <w:kern w:val="0"/>
+      <w:sz w:val="27"/>
+      <w:szCs w:val="27"/>
+      <w:lang w:eastAsia="en-IN"/>
+      <w14:ligatures w14:val="none"/>
+    </w:rPr>
+  </w:style>
+  <w:style w:type="character" w:customStyle="1" w:styleId="Heading4Char">
+    <w:name w:val="Heading 4 Char"/>
+    <w:basedOn w:val="DefaultParagraphFont"/>
+    <w:link w:val="Heading4"/>
+    <w:uiPriority w:val="9"/>
+    <w:rsid w:val="003176D0"/>
+    <w:rPr>
+      <w:rFonts w:ascii="Times New Roman" w:eastAsia="Times New Roman" w:hAnsi="Times New Roman" w:cs="Times New Roman"/>
+      <w:b/>
+      <w:bCs/>
+      <w:kern w:val="0"/>
+      <w:sz w:val="24"/>
+      <w:szCs w:val="24"/>
+      <w:lang w:eastAsia="en-IN"/>
+      <w14:ligatures w14:val="none"/>
     </w:rPr>
   </w:style>
 </w:styles>
